--- a/Visa2026.Module/Resources/Templates/Forma_16.docx
+++ b/Visa2026.Module/Resources/Templates/Forma_16.docx
@@ -2,11 +2,48 @@
 <file path=word/document.xml><?xml version="1.0" encoding="utf-8"?>
 <w:document xmlns:wpc="http://schemas.microsoft.com/office/word/2010/wordprocessingCanvas" xmlns:cx="http://schemas.microsoft.com/office/drawing/2014/chartex" xmlns:cx1="http://schemas.microsoft.com/office/drawing/2015/9/8/chartex" xmlns:cx2="http://schemas.microsoft.com/office/drawing/2015/10/21/chartex" xmlns:cx3="http://schemas.microsoft.com/office/drawing/2016/5/9/chartex" xmlns:cx4="http://schemas.microsoft.com/office/drawing/2016/5/10/chartex" xmlns:cx5="http://schemas.microsoft.com/office/drawing/2016/5/11/chartex" xmlns:cx6="http://schemas.microsoft.com/office/drawing/2016/5/12/chartex" xmlns:cx7="http://schemas.microsoft.com/office/drawing/2016/5/13/chartex" xmlns:cx8="http://schemas.microsoft.com/office/drawing/2016/5/14/chartex" xmlns:mc="http://schemas.openxmlformats.org/markup-compatibility/2006" xmlns:aink="http://schemas.microsoft.com/office/drawing/2016/ink" xmlns:am3d="http://schemas.microsoft.com/office/drawing/2017/model3d" xmlns:o="urn:schemas-microsoft-com:office:office" xmlns:oel="http://schemas.microsoft.com/office/2019/extlst" xmlns:r="http://schemas.openxmlformats.org/officeDocument/2006/relationships" xmlns:m="http://schemas.openxmlformats.org/officeDocument/2006/math" xmlns:v="urn:schemas-microsoft-com:vml" xmlns:wp14="http://schemas.microsoft.com/office/word/2010/wordprocessingDrawing" xmlns:wp="http://schemas.openxmlformats.org/drawingml/2006/wordprocessingDrawing" xmlns:w10="urn:schemas-microsoft-com:office:word" xmlns:w="http://schemas.openxmlformats.org/wordprocessingml/2006/main" xmlns:w14="http://schemas.microsoft.com/office/word/2010/wordml" xmlns:w15="http://schemas.microsoft.com/office/word/2012/wordml" xmlns:w16cex="http://schemas.microsoft.com/office/word/2018/wordml/cex" xmlns:w16cid="http://schemas.microsoft.com/office/word/2016/wordml/cid" xmlns:w16="http://schemas.microsoft.com/office/word/2018/wordml" xmlns:w16du="http://schemas.microsoft.com/office/word/2023/wordml/word16du" xmlns:w16sdtdh="http://schemas.microsoft.com/office/word/2020/wordml/sdtdatahash" xmlns:w16sdtfl="http://schemas.microsoft.com/office/word/2024/wordml/sdtformatlock" xmlns:w16se="http://schemas.microsoft.com/office/word/2015/wordml/symex" xmlns:wpg="http://schemas.microsoft.com/office/word/2010/wordprocessingGroup" xmlns:wpi="http://schemas.microsoft.com/office/word/2010/wordprocessingInk" xmlns:wne="http://schemas.microsoft.com/office/word/2006/wordml" xmlns:wps="http://schemas.microsoft.com/office/word/2010/wordprocessingShape" mc:Ignorable="w14 w15 w16se w16cid w16 w16cex w16sdtdh w16sdtfl w16du wp14">
   <w:body>
+    <w:p>
+      <w:pPr>
+        <w:ind w:hanging="900"/>
+        <w:rPr>
+          <w:rFonts w:ascii="Times New Roman" w:hAnsi="Times New Roman" w:cs="Times New Roman"/>
+        </w:rPr>
+      </w:pPr>
+      <w:r>
+        <w:rPr>
+          <w:rFonts w:ascii="Times New Roman" w:hAnsi="Times New Roman" w:cs="Times New Roman"/>
+        </w:rPr>
+        <w:t>{{#</w:t>
+      </w:r>
+      <w:proofErr w:type="gramStart"/>
+      <w:r>
+        <w:rPr>
+          <w:rFonts w:ascii="Times New Roman" w:hAnsi="Times New Roman" w:cs="Times New Roman"/>
+        </w:rPr>
+        <w:t>ds.rows</w:t>
+      </w:r>
+      <w:proofErr w:type="gramEnd"/>
+      <w:r>
+        <w:rPr>
+          <w:rFonts w:ascii="Times New Roman" w:hAnsi="Times New Roman" w:cs="Times New Roman"/>
+        </w:rPr>
+        <w:t>}}</w:t>
+      </w:r>
+    </w:p>
+    <w:p>
+      <w:pPr>
+        <w:ind w:hanging="900"/>
+        <w:rPr>
+          <w:rFonts w:ascii="Times New Roman" w:hAnsi="Times New Roman" w:cs="Times New Roman"/>
+        </w:rPr>
+      </w:pPr>
+    </w:p>
     <w:tbl>
       <w:tblPr>
         <w:tblStyle w:val="TableGrid"/>
         <w:tblW w:w="11070" w:type="dxa"/>
         <w:tblInd w:w="-905" w:type="dxa"/>
+        <w:tblLayout w:type="fixed"/>
         <w:tblLook w:val="04A0" w:firstRow="1" w:lastRow="0" w:firstColumn="1" w:lastColumn="0" w:noHBand="0" w:noVBand="1"/>
       </w:tblPr>
       <w:tblGrid>
@@ -32,7 +69,7 @@
       </w:tblGrid>
       <w:tr>
         <w:trPr>
-          <w:trHeight w:val="440"/>
+          <w:trHeight w:hRule="exact" w:val="288"/>
         </w:trPr>
         <w:tc>
           <w:tcPr>
@@ -41,7 +78,6 @@
           </w:tcPr>
           <w:p>
             <w:pPr>
-              <w:spacing w:line="276" w:lineRule="auto"/>
               <w:jc w:val="center"/>
               <w:rPr>
                 <w:rFonts w:ascii="Times New Roman" w:hAnsi="Times New Roman" w:cs="Times New Roman"/>
@@ -84,7 +120,6 @@
           </w:tcPr>
           <w:p>
             <w:pPr>
-              <w:spacing w:line="276" w:lineRule="auto"/>
               <w:rPr>
                 <w:rFonts w:ascii="Times New Roman" w:hAnsi="Times New Roman" w:cs="Times New Roman"/>
                 <w:lang w:val="tk-TM"/>
@@ -94,6 +129,9 @@
         </w:tc>
       </w:tr>
       <w:tr>
+        <w:trPr>
+          <w:trHeight w:hRule="exact" w:val="288"/>
+        </w:trPr>
         <w:tc>
           <w:tcPr>
             <w:tcW w:w="3870" w:type="dxa"/>
@@ -101,7 +139,6 @@
           </w:tcPr>
           <w:p>
             <w:pPr>
-              <w:spacing w:line="276" w:lineRule="auto"/>
               <w:rPr>
                 <w:rFonts w:ascii="Times New Roman" w:hAnsi="Times New Roman" w:cs="Times New Roman"/>
                 <w:b/>
@@ -175,7 +212,6 @@
           </w:tcPr>
           <w:p>
             <w:pPr>
-              <w:spacing w:line="276" w:lineRule="auto"/>
               <w:jc w:val="center"/>
               <w:rPr>
                 <w:rFonts w:ascii="Times New Roman" w:hAnsi="Times New Roman" w:cs="Times New Roman"/>
@@ -185,30 +221,62 @@
                 <w:iCs/>
               </w:rPr>
             </w:pPr>
-            <w:proofErr w:type="spellStart"/>
-            <w:r>
-              <w:rPr>
-                <w:rFonts w:ascii="Times New Roman" w:hAnsi="Times New Roman" w:cs="Times New Roman"/>
-                <w:b/>
-                <w:bCs/>
-                <w:i/>
-                <w:iCs/>
-                <w:highlight w:val="yellow"/>
-              </w:rPr>
-              <w:t>Yetikem</w:t>
-            </w:r>
-            <w:proofErr w:type="spellEnd"/>
-            <w:r>
-              <w:rPr>
-                <w:rFonts w:ascii="Times New Roman" w:hAnsi="Times New Roman" w:cs="Times New Roman"/>
-                <w:b/>
-                <w:bCs/>
-                <w:i/>
-                <w:iCs/>
-                <w:highlight w:val="yellow"/>
-              </w:rPr>
-              <w:t xml:space="preserve"> Didem</w:t>
-            </w:r>
+            <w:r>
+              <w:rPr>
+                <w:rFonts w:ascii="Times New Roman" w:hAnsi="Times New Roman" w:cs="Times New Roman"/>
+                <w:b/>
+                <w:bCs/>
+                <w:i/>
+                <w:iCs/>
+              </w:rPr>
+              <w:t>{{</w:t>
+            </w:r>
+            <w:proofErr w:type="spellStart"/>
+            <w:proofErr w:type="gramStart"/>
+            <w:r>
+              <w:rPr>
+                <w:rFonts w:ascii="Times New Roman" w:hAnsi="Times New Roman" w:cs="Times New Roman"/>
+                <w:b/>
+                <w:bCs/>
+                <w:i/>
+                <w:iCs/>
+              </w:rPr>
+              <w:t>ds.rows</w:t>
+            </w:r>
+            <w:proofErr w:type="gramEnd"/>
+            <w:r>
+              <w:rPr>
+                <w:rFonts w:ascii="Times New Roman" w:hAnsi="Times New Roman" w:cs="Times New Roman"/>
+                <w:b/>
+                <w:bCs/>
+                <w:i/>
+                <w:iCs/>
+              </w:rPr>
+              <w:t>.Person_FullName</w:t>
+            </w:r>
+            <w:proofErr w:type="spellEnd"/>
+            <w:r>
+              <w:rPr>
+                <w:rFonts w:ascii="Times New Roman" w:hAnsi="Times New Roman" w:cs="Times New Roman"/>
+                <w:b/>
+                <w:bCs/>
+                <w:i/>
+                <w:iCs/>
+              </w:rPr>
+              <w:t>}}</w:t>
+            </w:r>
+          </w:p>
+          <w:p>
+            <w:pPr>
+              <w:jc w:val="center"/>
+              <w:rPr>
+                <w:rFonts w:ascii="Times New Roman" w:hAnsi="Times New Roman" w:cs="Times New Roman"/>
+                <w:b/>
+                <w:bCs/>
+                <w:i/>
+                <w:iCs/>
+              </w:rPr>
+            </w:pPr>
           </w:p>
         </w:tc>
         <w:tc>
@@ -218,7 +286,6 @@
           </w:tcPr>
           <w:p>
             <w:pPr>
-              <w:spacing w:line="276" w:lineRule="auto"/>
               <w:rPr>
                 <w:rFonts w:ascii="Times New Roman" w:hAnsi="Times New Roman" w:cs="Times New Roman"/>
               </w:rPr>
@@ -231,65 +298,46 @@
             </w:r>
             <w:r>
               <w:rPr>
-                <w:rFonts w:ascii="Times New Roman" w:hAnsi="Times New Roman"/>
-                <w:noProof/>
-                <w:kern w:val="0"/>
-                <w:sz w:val="2"/>
-                <w:szCs w:val="2"/>
-              </w:rPr>
-              <w:drawing>
-                <wp:inline distT="0" distB="0" distL="0" distR="0" wp14:anchorId="3E8193F3" wp14:editId="0C15B636">
-                  <wp:extent cx="1225550" cy="1441450"/>
-                  <wp:effectExtent l="0" t="0" r="0" b="6350"/>
-                  <wp:docPr id="311161599" name="Picture 5"/>
-                  <wp:cNvGraphicFramePr>
-                    <a:graphicFrameLocks xmlns:a="http://schemas.openxmlformats.org/drawingml/2006/main" noChangeAspect="1"/>
-                  </wp:cNvGraphicFramePr>
-                  <a:graphic xmlns:a="http://schemas.openxmlformats.org/drawingml/2006/main">
-                    <a:graphicData uri="http://schemas.openxmlformats.org/drawingml/2006/picture">
-                      <pic:pic xmlns:pic="http://schemas.openxmlformats.org/drawingml/2006/picture">
-                        <pic:nvPicPr>
-                          <pic:cNvPr id="0" name="Picture 6"/>
-                          <pic:cNvPicPr>
-                            <a:picLocks noChangeAspect="1" noChangeArrowheads="1"/>
-                          </pic:cNvPicPr>
-                        </pic:nvPicPr>
-                        <pic:blipFill>
-                          <a:blip r:embed="rId7">
-                            <a:extLst>
-                              <a:ext uri="{28A0092B-C50C-407E-A947-70E740481C1C}">
-                                <a14:useLocalDpi xmlns:a14="http://schemas.microsoft.com/office/drawing/2010/main" val="0"/>
-                              </a:ext>
-                            </a:extLst>
-                          </a:blip>
-                          <a:srcRect/>
-                          <a:stretch>
-                            <a:fillRect/>
-                          </a:stretch>
-                        </pic:blipFill>
-                        <pic:spPr bwMode="auto">
-                          <a:xfrm>
-                            <a:off x="0" y="0"/>
-                            <a:ext cx="1225550" cy="1441450"/>
-                          </a:xfrm>
-                          <a:prstGeom prst="rect">
-                            <a:avLst/>
-                          </a:prstGeom>
-                          <a:noFill/>
-                          <a:ln>
-                            <a:noFill/>
-                          </a:ln>
-                        </pic:spPr>
-                      </pic:pic>
-                    </a:graphicData>
-                  </a:graphic>
-                </wp:inline>
-              </w:drawing>
-            </w:r>
+                <w:rFonts w:ascii="Times New Roman" w:hAnsi="Times New Roman" w:cs="Times New Roman"/>
+              </w:rPr>
+              <w:t>{{</w:t>
+            </w:r>
+            <w:proofErr w:type="spellStart"/>
+            <w:proofErr w:type="gramStart"/>
+            <w:r>
+              <w:rPr>
+                <w:rFonts w:ascii="Times New Roman" w:hAnsi="Times New Roman" w:cs="Times New Roman"/>
+              </w:rPr>
+              <w:t>IMAGE:Person</w:t>
+            </w:r>
+            <w:proofErr w:type="gramEnd"/>
+            <w:r>
+              <w:rPr>
+                <w:rFonts w:ascii="Times New Roman" w:hAnsi="Times New Roman" w:cs="Times New Roman"/>
+              </w:rPr>
+              <w:t>_Photo</w:t>
+            </w:r>
+            <w:proofErr w:type="spellEnd"/>
+            <w:r>
+              <w:rPr>
+                <w:rFonts w:ascii="Times New Roman" w:hAnsi="Times New Roman" w:cs="Times New Roman"/>
+              </w:rPr>
+              <w:t>}}</w:t>
+            </w:r>
+          </w:p>
+          <w:p>
+            <w:pPr>
+              <w:rPr>
+                <w:rFonts w:ascii="Times New Roman" w:hAnsi="Times New Roman" w:cs="Times New Roman"/>
+              </w:rPr>
+            </w:pPr>
           </w:p>
         </w:tc>
       </w:tr>
       <w:tr>
+        <w:trPr>
+          <w:trHeight w:hRule="exact" w:val="288"/>
+        </w:trPr>
         <w:tc>
           <w:tcPr>
             <w:tcW w:w="2250" w:type="dxa"/>
@@ -297,7 +345,6 @@
           </w:tcPr>
           <w:p>
             <w:pPr>
-              <w:spacing w:line="276" w:lineRule="auto"/>
               <w:rPr>
                 <w:rFonts w:ascii="Times New Roman" w:hAnsi="Times New Roman" w:cs="Times New Roman"/>
               </w:rPr>
@@ -327,7 +374,6 @@
           </w:tcPr>
           <w:p>
             <w:pPr>
-              <w:spacing w:line="276" w:lineRule="auto"/>
               <w:jc w:val="center"/>
               <w:rPr>
                 <w:rFonts w:ascii="Times New Roman" w:hAnsi="Times New Roman" w:cs="Times New Roman"/>
@@ -344,10 +390,55 @@
                 <w:bCs/>
                 <w:i/>
                 <w:iCs/>
-                <w:highlight w:val="yellow"/>
-              </w:rPr>
-              <w:t>TUR</w:t>
-            </w:r>
+              </w:rPr>
+              <w:t>{{</w:t>
+            </w:r>
+            <w:proofErr w:type="spellStart"/>
+            <w:proofErr w:type="gramStart"/>
+            <w:r>
+              <w:rPr>
+                <w:rFonts w:ascii="Times New Roman" w:hAnsi="Times New Roman" w:cs="Times New Roman"/>
+                <w:b/>
+                <w:bCs/>
+                <w:i/>
+                <w:iCs/>
+              </w:rPr>
+              <w:t>ds.rows</w:t>
+            </w:r>
+            <w:proofErr w:type="gramEnd"/>
+            <w:r>
+              <w:rPr>
+                <w:rFonts w:ascii="Times New Roman" w:hAnsi="Times New Roman" w:cs="Times New Roman"/>
+                <w:b/>
+                <w:bCs/>
+                <w:i/>
+                <w:iCs/>
+              </w:rPr>
+              <w:t>.Person_NationalityCode</w:t>
+            </w:r>
+            <w:proofErr w:type="spellEnd"/>
+            <w:r>
+              <w:rPr>
+                <w:rFonts w:ascii="Times New Roman" w:hAnsi="Times New Roman" w:cs="Times New Roman"/>
+                <w:b/>
+                <w:bCs/>
+                <w:i/>
+                <w:iCs/>
+              </w:rPr>
+              <w:t>}}</w:t>
+            </w:r>
+          </w:p>
+          <w:p>
+            <w:pPr>
+              <w:jc w:val="center"/>
+              <w:rPr>
+                <w:rFonts w:ascii="Times New Roman" w:hAnsi="Times New Roman" w:cs="Times New Roman"/>
+                <w:b/>
+                <w:bCs/>
+                <w:i/>
+                <w:iCs/>
+              </w:rPr>
+            </w:pPr>
           </w:p>
         </w:tc>
         <w:tc>
@@ -357,7 +448,6 @@
           </w:tcPr>
           <w:p>
             <w:pPr>
-              <w:spacing w:line="276" w:lineRule="auto"/>
               <w:rPr>
                 <w:rFonts w:ascii="Times New Roman" w:hAnsi="Times New Roman" w:cs="Times New Roman"/>
               </w:rPr>
@@ -407,7 +497,6 @@
           </w:tcPr>
           <w:p>
             <w:pPr>
-              <w:spacing w:line="276" w:lineRule="auto"/>
               <w:jc w:val="center"/>
               <w:rPr>
                 <w:rFonts w:ascii="Times New Roman" w:hAnsi="Times New Roman" w:cs="Times New Roman"/>
@@ -424,10 +513,55 @@
                 <w:bCs/>
                 <w:i/>
                 <w:iCs/>
-                <w:highlight w:val="yellow"/>
-              </w:rPr>
-              <w:t>18.01.1977</w:t>
-            </w:r>
+              </w:rPr>
+              <w:t>{{</w:t>
+            </w:r>
+            <w:proofErr w:type="spellStart"/>
+            <w:proofErr w:type="gramStart"/>
+            <w:r>
+              <w:rPr>
+                <w:rFonts w:ascii="Times New Roman" w:hAnsi="Times New Roman" w:cs="Times New Roman"/>
+                <w:b/>
+                <w:bCs/>
+                <w:i/>
+                <w:iCs/>
+              </w:rPr>
+              <w:t>ds.rows</w:t>
+            </w:r>
+            <w:proofErr w:type="gramEnd"/>
+            <w:r>
+              <w:rPr>
+                <w:rFonts w:ascii="Times New Roman" w:hAnsi="Times New Roman" w:cs="Times New Roman"/>
+                <w:b/>
+                <w:bCs/>
+                <w:i/>
+                <w:iCs/>
+              </w:rPr>
+              <w:t>.Person_DateOfBirthText</w:t>
+            </w:r>
+            <w:proofErr w:type="spellEnd"/>
+            <w:r>
+              <w:rPr>
+                <w:rFonts w:ascii="Times New Roman" w:hAnsi="Times New Roman" w:cs="Times New Roman"/>
+                <w:b/>
+                <w:bCs/>
+                <w:i/>
+                <w:iCs/>
+              </w:rPr>
+              <w:t>}}</w:t>
+            </w:r>
+          </w:p>
+          <w:p>
+            <w:pPr>
+              <w:jc w:val="center"/>
+              <w:rPr>
+                <w:rFonts w:ascii="Times New Roman" w:hAnsi="Times New Roman" w:cs="Times New Roman"/>
+                <w:b/>
+                <w:bCs/>
+                <w:i/>
+                <w:iCs/>
+              </w:rPr>
+            </w:pPr>
           </w:p>
         </w:tc>
         <w:tc>
@@ -437,7 +571,6 @@
           </w:tcPr>
           <w:p>
             <w:pPr>
-              <w:spacing w:line="276" w:lineRule="auto"/>
               <w:rPr>
                 <w:rFonts w:ascii="Times New Roman" w:hAnsi="Times New Roman" w:cs="Times New Roman"/>
               </w:rPr>
@@ -446,6 +579,9 @@
         </w:tc>
       </w:tr>
       <w:tr>
+        <w:trPr>
+          <w:trHeight w:hRule="exact" w:val="288"/>
+        </w:trPr>
         <w:tc>
           <w:tcPr>
             <w:tcW w:w="2790" w:type="dxa"/>
@@ -453,7 +589,6 @@
           </w:tcPr>
           <w:p>
             <w:pPr>
-              <w:spacing w:line="276" w:lineRule="auto"/>
               <w:rPr>
                 <w:rFonts w:ascii="Times New Roman" w:hAnsi="Times New Roman" w:cs="Times New Roman"/>
                 <w:b/>
@@ -499,7 +634,6 @@
           </w:tcPr>
           <w:p>
             <w:pPr>
-              <w:spacing w:line="276" w:lineRule="auto"/>
               <w:jc w:val="center"/>
               <w:rPr>
                 <w:rFonts w:ascii="Times New Roman" w:hAnsi="Times New Roman" w:cs="Times New Roman"/>
@@ -516,10 +650,55 @@
                 <w:bCs/>
                 <w:i/>
                 <w:iCs/>
-                <w:highlight w:val="yellow"/>
-              </w:rPr>
-              <w:t>U36556957</w:t>
-            </w:r>
+              </w:rPr>
+              <w:t>{{</w:t>
+            </w:r>
+            <w:proofErr w:type="spellStart"/>
+            <w:proofErr w:type="gramStart"/>
+            <w:r>
+              <w:rPr>
+                <w:rFonts w:ascii="Times New Roman" w:hAnsi="Times New Roman" w:cs="Times New Roman"/>
+                <w:b/>
+                <w:bCs/>
+                <w:i/>
+                <w:iCs/>
+              </w:rPr>
+              <w:t>ds.rows</w:t>
+            </w:r>
+            <w:proofErr w:type="gramEnd"/>
+            <w:r>
+              <w:rPr>
+                <w:rFonts w:ascii="Times New Roman" w:hAnsi="Times New Roman" w:cs="Times New Roman"/>
+                <w:b/>
+                <w:bCs/>
+                <w:i/>
+                <w:iCs/>
+              </w:rPr>
+              <w:t>.Passport_Number</w:t>
+            </w:r>
+            <w:proofErr w:type="spellEnd"/>
+            <w:r>
+              <w:rPr>
+                <w:rFonts w:ascii="Times New Roman" w:hAnsi="Times New Roman" w:cs="Times New Roman"/>
+                <w:b/>
+                <w:bCs/>
+                <w:i/>
+                <w:iCs/>
+              </w:rPr>
+              <w:t>}}</w:t>
+            </w:r>
+          </w:p>
+          <w:p>
+            <w:pPr>
+              <w:jc w:val="center"/>
+              <w:rPr>
+                <w:rFonts w:ascii="Times New Roman" w:hAnsi="Times New Roman" w:cs="Times New Roman"/>
+                <w:b/>
+                <w:bCs/>
+                <w:i/>
+                <w:iCs/>
+              </w:rPr>
+            </w:pPr>
           </w:p>
         </w:tc>
         <w:tc>
@@ -529,7 +708,6 @@
           </w:tcPr>
           <w:p>
             <w:pPr>
-              <w:spacing w:line="276" w:lineRule="auto"/>
               <w:jc w:val="center"/>
               <w:rPr>
                 <w:rFonts w:ascii="Times New Roman" w:hAnsi="Times New Roman" w:cs="Times New Roman"/>
@@ -546,10 +724,55 @@
                 <w:bCs/>
                 <w:i/>
                 <w:iCs/>
-                <w:highlight w:val="yellow"/>
-              </w:rPr>
-              <w:t>20.05.2034</w:t>
-            </w:r>
+              </w:rPr>
+              <w:t>{{</w:t>
+            </w:r>
+            <w:proofErr w:type="spellStart"/>
+            <w:proofErr w:type="gramStart"/>
+            <w:r>
+              <w:rPr>
+                <w:rFonts w:ascii="Times New Roman" w:hAnsi="Times New Roman" w:cs="Times New Roman"/>
+                <w:b/>
+                <w:bCs/>
+                <w:i/>
+                <w:iCs/>
+              </w:rPr>
+              <w:t>ds.rows</w:t>
+            </w:r>
+            <w:proofErr w:type="gramEnd"/>
+            <w:r>
+              <w:rPr>
+                <w:rFonts w:ascii="Times New Roman" w:hAnsi="Times New Roman" w:cs="Times New Roman"/>
+                <w:b/>
+                <w:bCs/>
+                <w:i/>
+                <w:iCs/>
+              </w:rPr>
+              <w:t>.Passport_ExpirationDateText</w:t>
+            </w:r>
+            <w:proofErr w:type="spellEnd"/>
+            <w:r>
+              <w:rPr>
+                <w:rFonts w:ascii="Times New Roman" w:hAnsi="Times New Roman" w:cs="Times New Roman"/>
+                <w:b/>
+                <w:bCs/>
+                <w:i/>
+                <w:iCs/>
+              </w:rPr>
+              <w:t>}}</w:t>
+            </w:r>
+          </w:p>
+          <w:p>
+            <w:pPr>
+              <w:jc w:val="center"/>
+              <w:rPr>
+                <w:rFonts w:ascii="Times New Roman" w:hAnsi="Times New Roman" w:cs="Times New Roman"/>
+                <w:b/>
+                <w:bCs/>
+                <w:i/>
+                <w:iCs/>
+              </w:rPr>
+            </w:pPr>
           </w:p>
         </w:tc>
         <w:tc>
@@ -559,7 +782,6 @@
           </w:tcPr>
           <w:p>
             <w:pPr>
-              <w:spacing w:line="276" w:lineRule="auto"/>
               <w:rPr>
                 <w:rFonts w:ascii="Times New Roman" w:hAnsi="Times New Roman" w:cs="Times New Roman"/>
               </w:rPr>
@@ -568,6 +790,9 @@
         </w:tc>
       </w:tr>
       <w:tr>
+        <w:trPr>
+          <w:trHeight w:hRule="exact" w:val="288"/>
+        </w:trPr>
         <w:tc>
           <w:tcPr>
             <w:tcW w:w="3060" w:type="dxa"/>
@@ -575,7 +800,6 @@
           </w:tcPr>
           <w:p>
             <w:pPr>
-              <w:spacing w:line="276" w:lineRule="auto"/>
               <w:rPr>
                 <w:rFonts w:ascii="Times New Roman" w:hAnsi="Times New Roman" w:cs="Times New Roman"/>
               </w:rPr>
@@ -631,7 +855,6 @@
           </w:tcPr>
           <w:p>
             <w:pPr>
-              <w:spacing w:line="276" w:lineRule="auto"/>
               <w:jc w:val="center"/>
               <w:rPr>
                 <w:rFonts w:ascii="Times New Roman" w:hAnsi="Times New Roman" w:cs="Times New Roman"/>
@@ -648,33 +871,140 @@
                 <w:bCs/>
                 <w:i/>
                 <w:iCs/>
-                <w:highlight w:val="yellow"/>
-              </w:rPr>
-              <w:t xml:space="preserve">TUR, </w:t>
-            </w:r>
-            <w:proofErr w:type="spellStart"/>
-            <w:r>
-              <w:rPr>
-                <w:rFonts w:ascii="Times New Roman" w:hAnsi="Times New Roman" w:cs="Times New Roman"/>
-                <w:b/>
-                <w:bCs/>
-                <w:i/>
-                <w:iCs/>
-                <w:highlight w:val="yellow"/>
-              </w:rPr>
-              <w:t>Türkiýe</w:t>
-            </w:r>
-            <w:proofErr w:type="spellEnd"/>
-            <w:r>
-              <w:rPr>
-                <w:rFonts w:ascii="Times New Roman" w:hAnsi="Times New Roman" w:cs="Times New Roman"/>
-                <w:b/>
-                <w:bCs/>
-                <w:i/>
-                <w:iCs/>
-                <w:highlight w:val="yellow"/>
-              </w:rPr>
-              <w:t>/Gaziantep</w:t>
+              </w:rPr>
+              <w:t>{{</w:t>
+            </w:r>
+            <w:proofErr w:type="spellStart"/>
+            <w:proofErr w:type="gramStart"/>
+            <w:r>
+              <w:rPr>
+                <w:rFonts w:ascii="Times New Roman" w:hAnsi="Times New Roman" w:cs="Times New Roman"/>
+                <w:b/>
+                <w:bCs/>
+                <w:i/>
+                <w:iCs/>
+              </w:rPr>
+              <w:t>ds.rows</w:t>
+            </w:r>
+            <w:proofErr w:type="gramEnd"/>
+            <w:r>
+              <w:rPr>
+                <w:rFonts w:ascii="Times New Roman" w:hAnsi="Times New Roman" w:cs="Times New Roman"/>
+                <w:b/>
+                <w:bCs/>
+                <w:i/>
+                <w:iCs/>
+              </w:rPr>
+              <w:t>.Person_</w:t>
+            </w:r>
+            <w:proofErr w:type="gramStart"/>
+            <w:r>
+              <w:rPr>
+                <w:rFonts w:ascii="Times New Roman" w:hAnsi="Times New Roman" w:cs="Times New Roman"/>
+                <w:b/>
+                <w:bCs/>
+                <w:i/>
+                <w:iCs/>
+              </w:rPr>
+              <w:t>CountryOfBirthCode</w:t>
+            </w:r>
+            <w:proofErr w:type="spellEnd"/>
+            <w:r>
+              <w:rPr>
+                <w:rFonts w:ascii="Times New Roman" w:hAnsi="Times New Roman" w:cs="Times New Roman"/>
+                <w:b/>
+                <w:bCs/>
+                <w:i/>
+                <w:iCs/>
+              </w:rPr>
+              <w:t>}}</w:t>
+            </w:r>
+            <w:r>
+              <w:rPr>
+                <w:rFonts w:ascii="Times New Roman" w:hAnsi="Times New Roman" w:cs="Times New Roman"/>
+                <w:b/>
+                <w:bCs/>
+                <w:i/>
+                <w:iCs/>
+              </w:rPr>
+              <w:t xml:space="preserve">, </w:t>
+            </w:r>
+            <w:r>
+              <w:rPr>
+                <w:rFonts w:ascii="Times New Roman" w:hAnsi="Times New Roman" w:cs="Times New Roman"/>
+                <w:b/>
+                <w:bCs/>
+                <w:i/>
+                <w:iCs/>
+              </w:rPr>
+              <w:t>{{</w:t>
+            </w:r>
+            <w:proofErr w:type="spellStart"/>
+            <w:r>
+              <w:rPr>
+                <w:rFonts w:ascii="Times New Roman" w:hAnsi="Times New Roman" w:cs="Times New Roman"/>
+                <w:b/>
+                <w:bCs/>
+                <w:i/>
+                <w:iCs/>
+              </w:rPr>
+              <w:t>ds.rows</w:t>
+            </w:r>
+            <w:proofErr w:type="gramEnd"/>
+            <w:r>
+              <w:rPr>
+                <w:rFonts w:ascii="Times New Roman" w:hAnsi="Times New Roman" w:cs="Times New Roman"/>
+                <w:b/>
+                <w:bCs/>
+                <w:i/>
+                <w:iCs/>
+              </w:rPr>
+              <w:t>.Person_BirthPlace</w:t>
+            </w:r>
+            <w:proofErr w:type="spellEnd"/>
+            <w:r>
+              <w:rPr>
+                <w:rFonts w:ascii="Times New Roman" w:hAnsi="Times New Roman" w:cs="Times New Roman"/>
+                <w:b/>
+                <w:bCs/>
+                <w:i/>
+                <w:iCs/>
+              </w:rPr>
+              <w:t>}}</w:t>
+            </w:r>
+          </w:p>
+          <w:p>
+            <w:pPr>
+              <w:jc w:val="center"/>
+              <w:rPr>
+                <w:rFonts w:ascii="Times New Roman" w:hAnsi="Times New Roman" w:cs="Times New Roman"/>
+                <w:b/>
+                <w:bCs/>
+                <w:i/>
+                <w:iCs/>
+              </w:rPr>
+            </w:pPr>
+          </w:p>
+          <w:p>
+            <w:pPr>
+              <w:jc w:val="center"/>
+              <w:rPr>
+                <w:rFonts w:ascii="Times New Roman" w:hAnsi="Times New Roman" w:cs="Times New Roman"/>
+                <w:b/>
+                <w:bCs/>
+                <w:i/>
+                <w:iCs/>
+              </w:rPr>
+            </w:pPr>
+            <w:r>
+              <w:rPr>
+                <w:rFonts w:ascii="Times New Roman" w:hAnsi="Times New Roman" w:cs="Times New Roman"/>
+                <w:b/>
+                <w:bCs/>
+                <w:i/>
+                <w:iCs/>
+              </w:rPr>
+              <w:t xml:space="preserve">, </w:t>
             </w:r>
           </w:p>
         </w:tc>
@@ -685,7 +1015,6 @@
           </w:tcPr>
           <w:p>
             <w:pPr>
-              <w:spacing w:line="276" w:lineRule="auto"/>
               <w:rPr>
                 <w:rFonts w:ascii="Times New Roman" w:hAnsi="Times New Roman" w:cs="Times New Roman"/>
               </w:rPr>
@@ -694,13 +1023,15 @@
         </w:tc>
       </w:tr>
       <w:tr>
+        <w:trPr>
+          <w:trHeight w:hRule="exact" w:val="288"/>
+        </w:trPr>
         <w:tc>
           <w:tcPr>
             <w:tcW w:w="1440" w:type="dxa"/>
           </w:tcPr>
           <w:p>
             <w:pPr>
-              <w:spacing w:line="276" w:lineRule="auto"/>
               <w:rPr>
                 <w:rFonts w:ascii="Times New Roman" w:hAnsi="Times New Roman" w:cs="Times New Roman"/>
               </w:rPr>
@@ -728,7 +1059,6 @@
           </w:tcPr>
           <w:p>
             <w:pPr>
-              <w:spacing w:line="276" w:lineRule="auto"/>
               <w:jc w:val="center"/>
               <w:rPr>
                 <w:rFonts w:ascii="Times New Roman" w:hAnsi="Times New Roman" w:cs="Times New Roman"/>
@@ -738,19 +1068,62 @@
                 <w:iCs/>
               </w:rPr>
             </w:pPr>
-            <w:proofErr w:type="spellStart"/>
-            <w:r>
-              <w:rPr>
-                <w:rFonts w:ascii="Times New Roman" w:hAnsi="Times New Roman" w:cs="Times New Roman"/>
-                <w:b/>
-                <w:bCs/>
-                <w:i/>
-                <w:iCs/>
-                <w:highlight w:val="yellow"/>
-              </w:rPr>
-              <w:t>Aýal</w:t>
-            </w:r>
-            <w:proofErr w:type="spellEnd"/>
+            <w:r>
+              <w:rPr>
+                <w:rFonts w:ascii="Times New Roman" w:hAnsi="Times New Roman" w:cs="Times New Roman"/>
+                <w:b/>
+                <w:bCs/>
+                <w:i/>
+                <w:iCs/>
+              </w:rPr>
+              <w:t>{{</w:t>
+            </w:r>
+            <w:proofErr w:type="spellStart"/>
+            <w:proofErr w:type="gramStart"/>
+            <w:r>
+              <w:rPr>
+                <w:rFonts w:ascii="Times New Roman" w:hAnsi="Times New Roman" w:cs="Times New Roman"/>
+                <w:b/>
+                <w:bCs/>
+                <w:i/>
+                <w:iCs/>
+              </w:rPr>
+              <w:t>ds.rows</w:t>
+            </w:r>
+            <w:proofErr w:type="gramEnd"/>
+            <w:r>
+              <w:rPr>
+                <w:rFonts w:ascii="Times New Roman" w:hAnsi="Times New Roman" w:cs="Times New Roman"/>
+                <w:b/>
+                <w:bCs/>
+                <w:i/>
+                <w:iCs/>
+              </w:rPr>
+              <w:t>.Person_GenderTm</w:t>
+            </w:r>
+            <w:proofErr w:type="spellEnd"/>
+            <w:r>
+              <w:rPr>
+                <w:rFonts w:ascii="Times New Roman" w:hAnsi="Times New Roman" w:cs="Times New Roman"/>
+                <w:b/>
+                <w:bCs/>
+                <w:i/>
+                <w:iCs/>
+              </w:rPr>
+              <w:t>}}</w:t>
+            </w:r>
+          </w:p>
+          <w:p>
+            <w:pPr>
+              <w:jc w:val="center"/>
+              <w:rPr>
+                <w:rFonts w:ascii="Times New Roman" w:hAnsi="Times New Roman" w:cs="Times New Roman"/>
+                <w:b/>
+                <w:bCs/>
+                <w:i/>
+                <w:iCs/>
+              </w:rPr>
+            </w:pPr>
           </w:p>
         </w:tc>
         <w:tc>
@@ -760,7 +1133,6 @@
           </w:tcPr>
           <w:p>
             <w:pPr>
-              <w:spacing w:line="276" w:lineRule="auto"/>
               <w:rPr>
                 <w:rFonts w:ascii="Times New Roman" w:hAnsi="Times New Roman" w:cs="Times New Roman"/>
               </w:rPr>
@@ -802,7 +1174,6 @@
           </w:tcPr>
           <w:p>
             <w:pPr>
-              <w:spacing w:line="276" w:lineRule="auto"/>
               <w:jc w:val="center"/>
               <w:rPr>
                 <w:rFonts w:ascii="Times New Roman" w:hAnsi="Times New Roman" w:cs="Times New Roman"/>
@@ -819,9 +1190,42 @@
                 <w:bCs/>
                 <w:i/>
                 <w:iCs/>
-                <w:highlight w:val="yellow"/>
-              </w:rPr>
-              <w:t>TUR</w:t>
+              </w:rPr>
+              <w:t>{{</w:t>
+            </w:r>
+            <w:proofErr w:type="spellStart"/>
+            <w:proofErr w:type="gramStart"/>
+            <w:r>
+              <w:rPr>
+                <w:rFonts w:ascii="Times New Roman" w:hAnsi="Times New Roman" w:cs="Times New Roman"/>
+                <w:b/>
+                <w:bCs/>
+                <w:i/>
+                <w:iCs/>
+              </w:rPr>
+              <w:t>ds.rows</w:t>
+            </w:r>
+            <w:proofErr w:type="gramEnd"/>
+            <w:r>
+              <w:rPr>
+                <w:rFonts w:ascii="Times New Roman" w:hAnsi="Times New Roman" w:cs="Times New Roman"/>
+                <w:b/>
+                <w:bCs/>
+                <w:i/>
+                <w:iCs/>
+              </w:rPr>
+              <w:t>.Person_ForeignAddressCountryCode</w:t>
+            </w:r>
+            <w:proofErr w:type="spellEnd"/>
+            <w:r>
+              <w:rPr>
+                <w:rFonts w:ascii="Times New Roman" w:hAnsi="Times New Roman" w:cs="Times New Roman"/>
+                <w:b/>
+                <w:bCs/>
+                <w:i/>
+                <w:iCs/>
+              </w:rPr>
+              <w:t>}}</w:t>
             </w:r>
           </w:p>
         </w:tc>
@@ -832,7 +1236,6 @@
           </w:tcPr>
           <w:p>
             <w:pPr>
-              <w:spacing w:line="276" w:lineRule="auto"/>
               <w:rPr>
                 <w:rFonts w:ascii="Times New Roman" w:hAnsi="Times New Roman" w:cs="Times New Roman"/>
               </w:rPr>
@@ -841,6 +1244,9 @@
         </w:tc>
       </w:tr>
       <w:tr>
+        <w:trPr>
+          <w:trHeight w:val="288"/>
+        </w:trPr>
         <w:tc>
           <w:tcPr>
             <w:tcW w:w="8730" w:type="dxa"/>
@@ -848,7 +1254,6 @@
           </w:tcPr>
           <w:p>
             <w:pPr>
-              <w:spacing w:line="276" w:lineRule="auto"/>
               <w:jc w:val="center"/>
               <w:rPr>
                 <w:rFonts w:ascii="Times New Roman" w:hAnsi="Times New Roman" w:cs="Times New Roman"/>
@@ -860,324 +1265,48 @@
             </w:pPr>
             <w:r>
               <w:rPr>
-                <w:rFonts w:ascii="Times New Roman" w:hAnsi="Times New Roman"/>
-                <w:b/>
-                <w:bCs/>
-                <w:i/>
-                <w:iCs/>
-                <w:color w:val="000000"/>
-                <w:kern w:val="0"/>
-                <w:sz w:val="22"/>
-                <w:szCs w:val="22"/>
-                <w:highlight w:val="yellow"/>
-              </w:rPr>
-              <w:t xml:space="preserve">Emek </w:t>
-            </w:r>
-            <w:proofErr w:type="spellStart"/>
-            <w:r>
-              <w:rPr>
-                <w:rFonts w:ascii="Times New Roman" w:hAnsi="Times New Roman"/>
-                <w:b/>
-                <w:bCs/>
-                <w:i/>
-                <w:iCs/>
-                <w:color w:val="000000"/>
-                <w:kern w:val="0"/>
-                <w:sz w:val="22"/>
-                <w:szCs w:val="22"/>
-                <w:highlight w:val="yellow"/>
-              </w:rPr>
-              <w:t>mahallesi</w:t>
-            </w:r>
-            <w:proofErr w:type="spellEnd"/>
-            <w:r>
-              <w:rPr>
-                <w:rFonts w:ascii="Times New Roman" w:hAnsi="Times New Roman"/>
-                <w:b/>
-                <w:bCs/>
-                <w:i/>
-                <w:iCs/>
-                <w:color w:val="000000"/>
-                <w:kern w:val="0"/>
-                <w:sz w:val="22"/>
-                <w:szCs w:val="22"/>
-                <w:highlight w:val="yellow"/>
-              </w:rPr>
-              <w:t xml:space="preserve"> </w:t>
-            </w:r>
-            <w:proofErr w:type="spellStart"/>
-            <w:r>
-              <w:rPr>
-                <w:rFonts w:ascii="Times New Roman" w:hAnsi="Times New Roman"/>
-                <w:b/>
-                <w:bCs/>
-                <w:i/>
-                <w:iCs/>
-                <w:color w:val="000000"/>
-                <w:kern w:val="0"/>
-                <w:sz w:val="22"/>
-                <w:szCs w:val="22"/>
-                <w:highlight w:val="yellow"/>
-              </w:rPr>
-              <w:t>gazi</w:t>
-            </w:r>
-            <w:proofErr w:type="spellEnd"/>
-            <w:r>
-              <w:rPr>
-                <w:rFonts w:ascii="Times New Roman" w:hAnsi="Times New Roman"/>
-                <w:b/>
-                <w:bCs/>
-                <w:i/>
-                <w:iCs/>
-                <w:color w:val="000000"/>
-                <w:kern w:val="0"/>
-                <w:sz w:val="22"/>
-                <w:szCs w:val="22"/>
-                <w:highlight w:val="yellow"/>
-              </w:rPr>
-              <w:t xml:space="preserve"> </w:t>
-            </w:r>
-            <w:proofErr w:type="spellStart"/>
-            <w:r>
-              <w:rPr>
-                <w:rFonts w:ascii="Times New Roman" w:hAnsi="Times New Roman"/>
-                <w:b/>
-                <w:bCs/>
-                <w:i/>
-                <w:iCs/>
-                <w:color w:val="000000"/>
-                <w:kern w:val="0"/>
-                <w:sz w:val="22"/>
-                <w:szCs w:val="22"/>
-                <w:highlight w:val="yellow"/>
-              </w:rPr>
-              <w:t>ali</w:t>
-            </w:r>
-            <w:proofErr w:type="spellEnd"/>
-            <w:r>
-              <w:rPr>
-                <w:rFonts w:ascii="Times New Roman" w:hAnsi="Times New Roman"/>
-                <w:b/>
-                <w:bCs/>
-                <w:i/>
-                <w:iCs/>
-                <w:color w:val="000000"/>
-                <w:kern w:val="0"/>
-                <w:sz w:val="22"/>
-                <w:szCs w:val="22"/>
-                <w:highlight w:val="yellow"/>
-              </w:rPr>
-              <w:t xml:space="preserve"> </w:t>
-            </w:r>
-            <w:proofErr w:type="spellStart"/>
-            <w:r>
-              <w:rPr>
-                <w:rFonts w:ascii="Times New Roman" w:hAnsi="Times New Roman"/>
-                <w:b/>
-                <w:bCs/>
-                <w:i/>
-                <w:iCs/>
-                <w:color w:val="000000"/>
-                <w:kern w:val="0"/>
-                <w:sz w:val="22"/>
-                <w:szCs w:val="22"/>
-                <w:highlight w:val="yellow"/>
-              </w:rPr>
-              <w:t>düşün</w:t>
-            </w:r>
-            <w:proofErr w:type="spellEnd"/>
-            <w:r>
-              <w:rPr>
-                <w:rFonts w:ascii="Times New Roman" w:hAnsi="Times New Roman"/>
-                <w:b/>
-                <w:bCs/>
-                <w:i/>
-                <w:iCs/>
-                <w:color w:val="000000"/>
-                <w:kern w:val="0"/>
-                <w:sz w:val="22"/>
-                <w:szCs w:val="22"/>
-                <w:highlight w:val="yellow"/>
-              </w:rPr>
-              <w:t xml:space="preserve"> </w:t>
-            </w:r>
-            <w:proofErr w:type="spellStart"/>
-            <w:r>
-              <w:rPr>
-                <w:rFonts w:ascii="Times New Roman" w:hAnsi="Times New Roman"/>
-                <w:b/>
-                <w:bCs/>
-                <w:i/>
-                <w:iCs/>
-                <w:color w:val="000000"/>
-                <w:kern w:val="0"/>
-                <w:sz w:val="22"/>
-                <w:szCs w:val="22"/>
-                <w:highlight w:val="yellow"/>
-              </w:rPr>
-              <w:t>caddesi</w:t>
-            </w:r>
-            <w:proofErr w:type="spellEnd"/>
-            <w:r>
-              <w:rPr>
-                <w:rFonts w:ascii="Times New Roman" w:hAnsi="Times New Roman"/>
-                <w:b/>
-                <w:bCs/>
-                <w:i/>
-                <w:iCs/>
-                <w:color w:val="000000"/>
-                <w:kern w:val="0"/>
-                <w:sz w:val="22"/>
-                <w:szCs w:val="22"/>
-                <w:highlight w:val="yellow"/>
-              </w:rPr>
-              <w:t xml:space="preserve"> </w:t>
-            </w:r>
-            <w:proofErr w:type="spellStart"/>
-            <w:r>
-              <w:rPr>
-                <w:rFonts w:ascii="Times New Roman" w:hAnsi="Times New Roman"/>
-                <w:b/>
-                <w:bCs/>
-                <w:i/>
-                <w:iCs/>
-                <w:color w:val="000000"/>
-                <w:kern w:val="0"/>
-                <w:sz w:val="22"/>
-                <w:szCs w:val="22"/>
-                <w:highlight w:val="yellow"/>
-              </w:rPr>
-              <w:t>bulvar</w:t>
-            </w:r>
-            <w:proofErr w:type="spellEnd"/>
-            <w:r>
-              <w:rPr>
-                <w:rFonts w:ascii="Times New Roman" w:hAnsi="Times New Roman"/>
-                <w:b/>
-                <w:bCs/>
-                <w:i/>
-                <w:iCs/>
-                <w:color w:val="000000"/>
-                <w:kern w:val="0"/>
-                <w:sz w:val="22"/>
-                <w:szCs w:val="22"/>
-                <w:highlight w:val="yellow"/>
-              </w:rPr>
-              <w:t xml:space="preserve"> </w:t>
-            </w:r>
-            <w:proofErr w:type="spellStart"/>
-            <w:r>
-              <w:rPr>
-                <w:rFonts w:ascii="Times New Roman" w:hAnsi="Times New Roman"/>
-                <w:b/>
-                <w:bCs/>
-                <w:i/>
-                <w:iCs/>
-                <w:color w:val="000000"/>
-                <w:kern w:val="0"/>
-                <w:sz w:val="22"/>
-                <w:szCs w:val="22"/>
-                <w:highlight w:val="yellow"/>
-              </w:rPr>
-              <w:t>sitesi</w:t>
-            </w:r>
-            <w:proofErr w:type="spellEnd"/>
-            <w:r>
-              <w:rPr>
-                <w:rFonts w:ascii="Times New Roman" w:hAnsi="Times New Roman"/>
-                <w:b/>
-                <w:bCs/>
-                <w:i/>
-                <w:iCs/>
-                <w:color w:val="000000"/>
-                <w:kern w:val="0"/>
-                <w:sz w:val="22"/>
-                <w:szCs w:val="22"/>
-                <w:highlight w:val="yellow"/>
-              </w:rPr>
-              <w:t xml:space="preserve"> a </w:t>
-            </w:r>
-            <w:proofErr w:type="spellStart"/>
-            <w:r>
-              <w:rPr>
-                <w:rFonts w:ascii="Times New Roman" w:hAnsi="Times New Roman"/>
-                <w:b/>
-                <w:bCs/>
-                <w:i/>
-                <w:iCs/>
-                <w:color w:val="000000"/>
-                <w:kern w:val="0"/>
-                <w:sz w:val="22"/>
-                <w:szCs w:val="22"/>
-                <w:highlight w:val="yellow"/>
-              </w:rPr>
-              <w:t>blok</w:t>
-            </w:r>
-            <w:proofErr w:type="spellEnd"/>
-            <w:r>
-              <w:rPr>
-                <w:rFonts w:ascii="Times New Roman" w:hAnsi="Times New Roman"/>
-                <w:b/>
-                <w:bCs/>
-                <w:i/>
-                <w:iCs/>
-                <w:color w:val="000000"/>
-                <w:kern w:val="0"/>
-                <w:sz w:val="22"/>
-                <w:szCs w:val="22"/>
-                <w:highlight w:val="yellow"/>
-              </w:rPr>
-              <w:t xml:space="preserve">, no:49, kat:3, daire:9, </w:t>
-            </w:r>
-            <w:proofErr w:type="spellStart"/>
-            <w:r>
-              <w:rPr>
-                <w:rFonts w:ascii="Times New Roman" w:hAnsi="Times New Roman"/>
-                <w:b/>
-                <w:bCs/>
-                <w:i/>
-                <w:iCs/>
-                <w:color w:val="000000"/>
-                <w:kern w:val="0"/>
-                <w:sz w:val="22"/>
-                <w:szCs w:val="22"/>
-                <w:highlight w:val="yellow"/>
-              </w:rPr>
-              <w:t>şehitkamil</w:t>
-            </w:r>
-            <w:proofErr w:type="spellEnd"/>
-            <w:r>
-              <w:rPr>
-                <w:rFonts w:ascii="Times New Roman" w:hAnsi="Times New Roman"/>
-                <w:b/>
-                <w:bCs/>
-                <w:i/>
-                <w:iCs/>
-                <w:color w:val="000000"/>
-                <w:kern w:val="0"/>
-                <w:sz w:val="22"/>
-                <w:szCs w:val="22"/>
-                <w:highlight w:val="yellow"/>
-              </w:rPr>
-              <w:t>/</w:t>
-            </w:r>
-            <w:proofErr w:type="spellStart"/>
-            <w:r>
-              <w:rPr>
-                <w:rFonts w:ascii="Times New Roman" w:hAnsi="Times New Roman"/>
-                <w:b/>
-                <w:bCs/>
-                <w:i/>
-                <w:iCs/>
-                <w:color w:val="000000"/>
-                <w:kern w:val="0"/>
-                <w:sz w:val="22"/>
-                <w:szCs w:val="22"/>
-                <w:highlight w:val="yellow"/>
-              </w:rPr>
-              <w:t>gaziantep</w:t>
-            </w:r>
-            <w:proofErr w:type="spellEnd"/>
+                <w:rFonts w:ascii="Times New Roman" w:hAnsi="Times New Roman" w:cs="Times New Roman"/>
+                <w:b/>
+                <w:bCs/>
+                <w:i/>
+                <w:iCs/>
+              </w:rPr>
+              <w:t>{{</w:t>
+            </w:r>
+            <w:proofErr w:type="spellStart"/>
+            <w:proofErr w:type="gramStart"/>
+            <w:r>
+              <w:rPr>
+                <w:rFonts w:ascii="Times New Roman" w:hAnsi="Times New Roman" w:cs="Times New Roman"/>
+                <w:b/>
+                <w:bCs/>
+                <w:i/>
+                <w:iCs/>
+              </w:rPr>
+              <w:t>ds.rows</w:t>
+            </w:r>
+            <w:proofErr w:type="gramEnd"/>
+            <w:r>
+              <w:rPr>
+                <w:rFonts w:ascii="Times New Roman" w:hAnsi="Times New Roman" w:cs="Times New Roman"/>
+                <w:b/>
+                <w:bCs/>
+                <w:i/>
+                <w:iCs/>
+              </w:rPr>
+              <w:t>.Person_ForeignAddress</w:t>
+            </w:r>
+            <w:proofErr w:type="spellEnd"/>
+            <w:r>
+              <w:rPr>
+                <w:rFonts w:ascii="Times New Roman" w:hAnsi="Times New Roman" w:cs="Times New Roman"/>
+                <w:b/>
+                <w:bCs/>
+                <w:i/>
+                <w:iCs/>
+              </w:rPr>
+              <w:t>}}</w:t>
+            </w:r>
           </w:p>
         </w:tc>
         <w:tc>
@@ -1187,7 +1316,6 @@
           </w:tcPr>
           <w:p>
             <w:pPr>
-              <w:spacing w:line="276" w:lineRule="auto"/>
               <w:rPr>
                 <w:rFonts w:ascii="Times New Roman" w:hAnsi="Times New Roman" w:cs="Times New Roman"/>
               </w:rPr>
@@ -1196,6 +1324,9 @@
         </w:tc>
       </w:tr>
       <w:tr>
+        <w:trPr>
+          <w:trHeight w:hRule="exact" w:val="288"/>
+        </w:trPr>
         <w:tc>
           <w:tcPr>
             <w:tcW w:w="8730" w:type="dxa"/>
@@ -1207,7 +1338,6 @@
               <w:autoSpaceDE w:val="0"/>
               <w:autoSpaceDN w:val="0"/>
               <w:adjustRightInd w:val="0"/>
-              <w:spacing w:line="276" w:lineRule="auto"/>
               <w:jc w:val="center"/>
               <w:rPr>
                 <w:rFonts w:ascii="Times New Roman" w:hAnsi="Times New Roman"/>
@@ -1346,7 +1476,6 @@
           </w:tcPr>
           <w:p>
             <w:pPr>
-              <w:spacing w:line="276" w:lineRule="auto"/>
               <w:rPr>
                 <w:rFonts w:ascii="Times New Roman" w:hAnsi="Times New Roman" w:cs="Times New Roman"/>
               </w:rPr>
@@ -1355,6 +1484,9 @@
         </w:tc>
       </w:tr>
       <w:tr>
+        <w:trPr>
+          <w:trHeight w:hRule="exact" w:val="288"/>
+        </w:trPr>
         <w:tc>
           <w:tcPr>
             <w:tcW w:w="2610" w:type="dxa"/>
@@ -1362,7 +1494,6 @@
           </w:tcPr>
           <w:p>
             <w:pPr>
-              <w:spacing w:line="276" w:lineRule="auto"/>
               <w:rPr>
                 <w:rFonts w:ascii="Times New Roman" w:hAnsi="Times New Roman"/>
                 <w:color w:val="000000"/>
@@ -1424,128 +1555,104 @@
           </w:tcPr>
           <w:p>
             <w:pPr>
-              <w:spacing w:line="276" w:lineRule="auto"/>
-              <w:rPr>
-                <w:rFonts w:ascii="Times New Roman" w:hAnsi="Times New Roman"/>
-                <w:color w:val="000000"/>
-                <w:kern w:val="0"/>
-                <w:sz w:val="22"/>
-                <w:szCs w:val="22"/>
-              </w:rPr>
-            </w:pPr>
-            <w:proofErr w:type="spellStart"/>
-            <w:r>
-              <w:rPr>
-                <w:rFonts w:ascii="Times New Roman" w:hAnsi="Times New Roman"/>
-                <w:b/>
-                <w:bCs/>
-                <w:i/>
-                <w:iCs/>
-                <w:color w:val="000000"/>
-                <w:kern w:val="0"/>
-                <w:sz w:val="22"/>
-                <w:szCs w:val="22"/>
-                <w:highlight w:val="yellow"/>
-              </w:rPr>
-              <w:t>Türkmenistandaky</w:t>
-            </w:r>
-            <w:proofErr w:type="spellEnd"/>
-            <w:r>
-              <w:rPr>
-                <w:rFonts w:ascii="Times New Roman" w:hAnsi="Times New Roman"/>
-                <w:b/>
-                <w:bCs/>
-                <w:i/>
-                <w:iCs/>
-                <w:color w:val="000000"/>
-                <w:kern w:val="0"/>
-                <w:sz w:val="22"/>
-                <w:szCs w:val="22"/>
-                <w:highlight w:val="yellow"/>
-              </w:rPr>
-              <w:t xml:space="preserve"> </w:t>
-            </w:r>
-            <w:proofErr w:type="spellStart"/>
-            <w:r>
-              <w:rPr>
-                <w:rFonts w:ascii="Times New Roman" w:hAnsi="Times New Roman"/>
-                <w:b/>
-                <w:bCs/>
-                <w:i/>
-                <w:iCs/>
-                <w:color w:val="000000"/>
-                <w:kern w:val="0"/>
-                <w:sz w:val="22"/>
-                <w:szCs w:val="22"/>
-                <w:highlight w:val="yellow"/>
-              </w:rPr>
-              <w:t>şahamça</w:t>
-            </w:r>
-            <w:proofErr w:type="spellEnd"/>
-            <w:r>
-              <w:rPr>
-                <w:rFonts w:ascii="Times New Roman" w:hAnsi="Times New Roman"/>
-                <w:b/>
-                <w:bCs/>
-                <w:i/>
-                <w:iCs/>
-                <w:color w:val="000000"/>
-                <w:kern w:val="0"/>
-                <w:sz w:val="22"/>
-                <w:szCs w:val="22"/>
-                <w:highlight w:val="yellow"/>
-              </w:rPr>
-              <w:t xml:space="preserve"> </w:t>
-            </w:r>
-            <w:proofErr w:type="spellStart"/>
-            <w:r>
-              <w:rPr>
-                <w:rFonts w:ascii="Times New Roman" w:hAnsi="Times New Roman"/>
-                <w:b/>
-                <w:bCs/>
-                <w:i/>
-                <w:iCs/>
-                <w:color w:val="000000"/>
-                <w:kern w:val="0"/>
-                <w:sz w:val="22"/>
-                <w:szCs w:val="22"/>
-                <w:highlight w:val="yellow"/>
-              </w:rPr>
-              <w:t>müdiriniň</w:t>
-            </w:r>
-            <w:proofErr w:type="spellEnd"/>
-            <w:r>
-              <w:rPr>
-                <w:rFonts w:ascii="Times New Roman" w:hAnsi="Times New Roman"/>
-                <w:b/>
-                <w:bCs/>
-                <w:i/>
-                <w:iCs/>
-                <w:color w:val="000000"/>
-                <w:kern w:val="0"/>
-                <w:sz w:val="22"/>
-                <w:szCs w:val="22"/>
-                <w:highlight w:val="yellow"/>
-              </w:rPr>
-              <w:t xml:space="preserve"> </w:t>
-            </w:r>
-            <w:proofErr w:type="spellStart"/>
-            <w:r>
-              <w:rPr>
-                <w:rFonts w:ascii="Times New Roman" w:hAnsi="Times New Roman"/>
-                <w:b/>
-                <w:bCs/>
-                <w:i/>
-                <w:iCs/>
-                <w:color w:val="000000"/>
-                <w:kern w:val="0"/>
-                <w:sz w:val="22"/>
-                <w:szCs w:val="22"/>
-                <w:highlight w:val="yellow"/>
-              </w:rPr>
-              <w:t>orunbasary</w:t>
-            </w:r>
-            <w:proofErr w:type="spellEnd"/>
+              <w:rPr>
+                <w:rFonts w:ascii="Times New Roman" w:hAnsi="Times New Roman"/>
+                <w:b/>
+                <w:bCs/>
+                <w:i/>
+                <w:iCs/>
+                <w:color w:val="000000"/>
+                <w:kern w:val="0"/>
+                <w:sz w:val="22"/>
+                <w:szCs w:val="22"/>
+              </w:rPr>
+            </w:pPr>
+            <w:r>
+              <w:rPr>
+                <w:rFonts w:ascii="Times New Roman" w:hAnsi="Times New Roman"/>
+                <w:b/>
+                <w:bCs/>
+                <w:i/>
+                <w:iCs/>
+                <w:color w:val="000000"/>
+                <w:kern w:val="0"/>
+                <w:sz w:val="22"/>
+                <w:szCs w:val="22"/>
+              </w:rPr>
+              <w:t>{{</w:t>
+            </w:r>
+            <w:proofErr w:type="spellStart"/>
+            <w:proofErr w:type="gramStart"/>
+            <w:r>
+              <w:rPr>
+                <w:rFonts w:ascii="Times New Roman" w:hAnsi="Times New Roman"/>
+                <w:b/>
+                <w:bCs/>
+                <w:i/>
+                <w:iCs/>
+                <w:color w:val="000000"/>
+                <w:kern w:val="0"/>
+                <w:sz w:val="22"/>
+                <w:szCs w:val="22"/>
+              </w:rPr>
+              <w:t>ds.rows</w:t>
+            </w:r>
+            <w:proofErr w:type="gramEnd"/>
+            <w:r>
+              <w:rPr>
+                <w:rFonts w:ascii="Times New Roman" w:hAnsi="Times New Roman"/>
+                <w:b/>
+                <w:bCs/>
+                <w:i/>
+                <w:iCs/>
+                <w:color w:val="000000"/>
+                <w:kern w:val="0"/>
+                <w:sz w:val="22"/>
+                <w:szCs w:val="22"/>
+              </w:rPr>
+              <w:t>.Registration_GelmeginMaksadyTm</w:t>
+            </w:r>
+            <w:proofErr w:type="spellEnd"/>
+            <w:r>
+              <w:rPr>
+                <w:rFonts w:ascii="Times New Roman" w:hAnsi="Times New Roman"/>
+                <w:b/>
+                <w:bCs/>
+                <w:i/>
+                <w:iCs/>
+                <w:color w:val="000000"/>
+                <w:kern w:val="0"/>
+                <w:sz w:val="22"/>
+                <w:szCs w:val="22"/>
+              </w:rPr>
+              <w:t>}}</w:t>
+            </w:r>
+          </w:p>
+          <w:p>
+            <w:pPr>
+              <w:rPr>
+                <w:rFonts w:ascii="Times New Roman" w:hAnsi="Times New Roman"/>
+                <w:b/>
+                <w:bCs/>
+                <w:i/>
+                <w:iCs/>
+                <w:color w:val="000000"/>
+                <w:kern w:val="0"/>
+                <w:sz w:val="22"/>
+                <w:szCs w:val="22"/>
+              </w:rPr>
+            </w:pPr>
+          </w:p>
+          <w:p>
+            <w:pPr>
+              <w:rPr>
+                <w:rFonts w:ascii="Times New Roman" w:hAnsi="Times New Roman"/>
+                <w:color w:val="000000"/>
+                <w:kern w:val="0"/>
+                <w:sz w:val="22"/>
+                <w:szCs w:val="22"/>
+              </w:rPr>
+            </w:pPr>
           </w:p>
         </w:tc>
         <w:tc>
@@ -1555,7 +1662,6 @@
           </w:tcPr>
           <w:p>
             <w:pPr>
-              <w:spacing w:line="276" w:lineRule="auto"/>
               <w:rPr>
                 <w:rFonts w:ascii="Times New Roman" w:hAnsi="Times New Roman" w:cs="Times New Roman"/>
               </w:rPr>
@@ -1564,6 +1670,9 @@
         </w:tc>
       </w:tr>
       <w:tr>
+        <w:trPr>
+          <w:trHeight w:val="288"/>
+        </w:trPr>
         <w:tc>
           <w:tcPr>
             <w:tcW w:w="2970" w:type="dxa"/>
@@ -1571,7 +1680,6 @@
           </w:tcPr>
           <w:p>
             <w:pPr>
-              <w:spacing w:line="276" w:lineRule="auto"/>
               <w:rPr>
                 <w:rFonts w:ascii="Times New Roman" w:hAnsi="Times New Roman"/>
                 <w:b/>
@@ -1659,141 +1767,65 @@
           </w:tcPr>
           <w:p>
             <w:pPr>
-              <w:spacing w:line="276" w:lineRule="auto"/>
-              <w:rPr>
-                <w:rFonts w:ascii="Times New Roman" w:hAnsi="Times New Roman" w:cs="Times New Roman"/>
-              </w:rPr>
-            </w:pPr>
-            <w:proofErr w:type="spellStart"/>
-            <w:r>
-              <w:rPr>
-                <w:rFonts w:ascii="Times New Roman" w:hAnsi="Times New Roman"/>
-                <w:b/>
-                <w:bCs/>
-                <w:color w:val="000000"/>
-                <w:kern w:val="0"/>
-                <w:sz w:val="22"/>
-                <w:szCs w:val="22"/>
-                <w:highlight w:val="yellow"/>
-              </w:rPr>
-              <w:t>Aşgabat</w:t>
-            </w:r>
-            <w:proofErr w:type="spellEnd"/>
-            <w:r>
-              <w:rPr>
-                <w:rFonts w:ascii="Times New Roman" w:hAnsi="Times New Roman"/>
-                <w:b/>
-                <w:bCs/>
-                <w:color w:val="000000"/>
-                <w:kern w:val="0"/>
-                <w:sz w:val="22"/>
-                <w:szCs w:val="22"/>
-                <w:highlight w:val="yellow"/>
-              </w:rPr>
-              <w:t xml:space="preserve"> </w:t>
-            </w:r>
-            <w:proofErr w:type="spellStart"/>
-            <w:r>
-              <w:rPr>
-                <w:rFonts w:ascii="Times New Roman" w:hAnsi="Times New Roman"/>
-                <w:b/>
-                <w:bCs/>
-                <w:color w:val="000000"/>
-                <w:kern w:val="0"/>
-                <w:sz w:val="22"/>
-                <w:szCs w:val="22"/>
-                <w:highlight w:val="yellow"/>
-              </w:rPr>
-              <w:t>şäheriniň</w:t>
-            </w:r>
-            <w:proofErr w:type="spellEnd"/>
-            <w:r>
-              <w:rPr>
-                <w:rFonts w:ascii="Times New Roman" w:hAnsi="Times New Roman"/>
-                <w:b/>
-                <w:bCs/>
-                <w:color w:val="000000"/>
-                <w:kern w:val="0"/>
-                <w:sz w:val="22"/>
-                <w:szCs w:val="22"/>
-                <w:highlight w:val="yellow"/>
-              </w:rPr>
-              <w:t xml:space="preserve"> 1958-nji (</w:t>
-            </w:r>
-            <w:proofErr w:type="spellStart"/>
-            <w:r>
-              <w:rPr>
-                <w:rFonts w:ascii="Times New Roman" w:hAnsi="Times New Roman"/>
-                <w:b/>
-                <w:bCs/>
-                <w:color w:val="000000"/>
-                <w:kern w:val="0"/>
-                <w:sz w:val="22"/>
-                <w:szCs w:val="22"/>
-                <w:highlight w:val="yellow"/>
-              </w:rPr>
-              <w:t>Andalyp</w:t>
-            </w:r>
-            <w:proofErr w:type="spellEnd"/>
-            <w:r>
-              <w:rPr>
-                <w:rFonts w:ascii="Times New Roman" w:hAnsi="Times New Roman"/>
-                <w:b/>
-                <w:bCs/>
-                <w:color w:val="000000"/>
-                <w:kern w:val="0"/>
-                <w:sz w:val="22"/>
-                <w:szCs w:val="22"/>
-                <w:highlight w:val="yellow"/>
-              </w:rPr>
-              <w:t xml:space="preserve">) </w:t>
-            </w:r>
-            <w:proofErr w:type="spellStart"/>
-            <w:r>
-              <w:rPr>
-                <w:rFonts w:ascii="Times New Roman" w:hAnsi="Times New Roman"/>
-                <w:b/>
-                <w:bCs/>
-                <w:color w:val="000000"/>
-                <w:kern w:val="0"/>
-                <w:sz w:val="22"/>
-                <w:szCs w:val="22"/>
-                <w:highlight w:val="yellow"/>
-              </w:rPr>
-              <w:t>köçesi</w:t>
-            </w:r>
-            <w:proofErr w:type="spellEnd"/>
-            <w:r>
-              <w:rPr>
-                <w:rFonts w:ascii="Times New Roman" w:hAnsi="Times New Roman"/>
-                <w:b/>
-                <w:bCs/>
-                <w:color w:val="000000"/>
-                <w:kern w:val="0"/>
-                <w:sz w:val="22"/>
-                <w:szCs w:val="22"/>
-                <w:highlight w:val="yellow"/>
-              </w:rPr>
-              <w:t xml:space="preserve"> jaý-86, </w:t>
-            </w:r>
-            <w:r>
-              <w:rPr>
-                <w:rFonts w:ascii="Times New Roman" w:hAnsi="Times New Roman"/>
-                <w:b/>
-                <w:bCs/>
-                <w:color w:val="000000"/>
-                <w:kern w:val="0"/>
-                <w:sz w:val="22"/>
-                <w:szCs w:val="22"/>
-                <w:highlight w:val="yellow"/>
-                <w:lang w:val="tk-TM"/>
-              </w:rPr>
-              <w:t>öý-114</w:t>
+              <w:rPr>
+                <w:rFonts w:ascii="Times New Roman" w:hAnsi="Times New Roman" w:cs="Times New Roman"/>
+                <w:b/>
+                <w:bCs/>
+                <w:i/>
+                <w:iCs/>
+              </w:rPr>
+            </w:pPr>
+            <w:r>
+              <w:rPr>
+                <w:rFonts w:ascii="Times New Roman" w:hAnsi="Times New Roman" w:cs="Times New Roman"/>
+                <w:b/>
+                <w:bCs/>
+                <w:i/>
+                <w:iCs/>
+              </w:rPr>
+              <w:t>{{</w:t>
+            </w:r>
+            <w:proofErr w:type="spellStart"/>
+            <w:proofErr w:type="gramStart"/>
+            <w:r>
+              <w:rPr>
+                <w:rFonts w:ascii="Times New Roman" w:hAnsi="Times New Roman" w:cs="Times New Roman"/>
+                <w:b/>
+                <w:bCs/>
+                <w:i/>
+                <w:iCs/>
+              </w:rPr>
+              <w:t>ds.rows</w:t>
+            </w:r>
+            <w:proofErr w:type="gramEnd"/>
+            <w:r>
+              <w:rPr>
+                <w:rFonts w:ascii="Times New Roman" w:hAnsi="Times New Roman" w:cs="Times New Roman"/>
+                <w:b/>
+                <w:bCs/>
+                <w:i/>
+                <w:iCs/>
+              </w:rPr>
+              <w:t>.Address_FullAddress</w:t>
+            </w:r>
+            <w:proofErr w:type="spellEnd"/>
+            <w:r>
+              <w:rPr>
+                <w:rFonts w:ascii="Times New Roman" w:hAnsi="Times New Roman" w:cs="Times New Roman"/>
+                <w:b/>
+                <w:bCs/>
+                <w:i/>
+                <w:iCs/>
+              </w:rPr>
+              <w:t>}}</w:t>
             </w:r>
           </w:p>
         </w:tc>
       </w:tr>
       <w:tr>
+        <w:trPr>
+          <w:trHeight w:hRule="exact" w:val="288"/>
+        </w:trPr>
         <w:tc>
           <w:tcPr>
             <w:tcW w:w="11070" w:type="dxa"/>
@@ -1801,7 +1833,6 @@
           </w:tcPr>
           <w:p>
             <w:pPr>
-              <w:spacing w:line="276" w:lineRule="auto"/>
               <w:rPr>
                 <w:rFonts w:ascii="Times New Roman" w:hAnsi="Times New Roman" w:cs="Times New Roman"/>
               </w:rPr>
@@ -1864,6 +1895,9 @@
         </w:tc>
       </w:tr>
       <w:tr>
+        <w:trPr>
+          <w:trHeight w:hRule="exact" w:val="288"/>
+        </w:trPr>
         <w:tc>
           <w:tcPr>
             <w:tcW w:w="3870" w:type="dxa"/>
@@ -1875,7 +1909,6 @@
               <w:autoSpaceDE w:val="0"/>
               <w:autoSpaceDN w:val="0"/>
               <w:adjustRightInd w:val="0"/>
-              <w:spacing w:line="276" w:lineRule="auto"/>
               <w:rPr>
                 <w:rFonts w:ascii="Times New Roman" w:hAnsi="Times New Roman"/>
                 <w:color w:val="000000"/>
@@ -1981,8 +2014,6 @@
           </w:tcPr>
           <w:p>
             <w:pPr>
-              <w:spacing w:line="276" w:lineRule="auto"/>
-              <w:jc w:val="center"/>
               <w:rPr>
                 <w:rFonts w:ascii="Times New Roman" w:hAnsi="Times New Roman" w:cs="Times New Roman"/>
                 <w:b/>
@@ -1999,38 +2030,17 @@
                 <w:bCs/>
                 <w:i/>
                 <w:iCs/>
-                <w:highlight w:val="yellow"/>
-              </w:rPr>
-              <w:t xml:space="preserve">WP, </w:t>
-            </w:r>
-            <w:proofErr w:type="spellStart"/>
-            <w:r>
-              <w:rPr>
-                <w:rFonts w:ascii="Times New Roman" w:hAnsi="Times New Roman" w:cs="Times New Roman"/>
-                <w:b/>
-                <w:bCs/>
-                <w:i/>
-                <w:iCs/>
-                <w:highlight w:val="yellow"/>
-              </w:rPr>
-              <w:t>köp</w:t>
-            </w:r>
-            <w:proofErr w:type="spellEnd"/>
-            <w:r>
-              <w:rPr>
-                <w:rFonts w:ascii="Times New Roman" w:hAnsi="Times New Roman" w:cs="Times New Roman"/>
-                <w:b/>
-                <w:bCs/>
-                <w:i/>
-                <w:iCs/>
-                <w:highlight w:val="yellow"/>
-              </w:rPr>
-              <w:t xml:space="preserve"> gezeklik-A1688318</w:t>
+                <w:lang w:val="tk-TM"/>
+              </w:rPr>
+              <w:t>{{ds.rows.Visa_CategoryTm}}, {{ds.rows.Visa_TypeTm}}-{{ds.rows.Visa_Number}}</w:t>
             </w:r>
           </w:p>
         </w:tc>
       </w:tr>
       <w:tr>
+        <w:trPr>
+          <w:trHeight w:hRule="exact" w:val="288"/>
+        </w:trPr>
         <w:tc>
           <w:tcPr>
             <w:tcW w:w="3870" w:type="dxa"/>
@@ -2042,7 +2052,6 @@
               <w:autoSpaceDE w:val="0"/>
               <w:autoSpaceDN w:val="0"/>
               <w:adjustRightInd w:val="0"/>
-              <w:spacing w:line="276" w:lineRule="auto"/>
               <w:rPr>
                 <w:rFonts w:ascii="Times New Roman" w:hAnsi="Times New Roman"/>
                 <w:color w:val="000000"/>
@@ -2137,144 +2146,77 @@
           </w:tcPr>
           <w:p>
             <w:pPr>
-              <w:spacing w:line="276" w:lineRule="auto"/>
               <w:jc w:val="center"/>
               <w:rPr>
                 <w:rFonts w:ascii="Times New Roman" w:hAnsi="Times New Roman" w:cs="Times New Roman"/>
-              </w:rPr>
-            </w:pPr>
-            <w:proofErr w:type="spellStart"/>
-            <w:r>
-              <w:rPr>
-                <w:rFonts w:ascii="Times New Roman" w:hAnsi="Times New Roman"/>
-                <w:b/>
-                <w:bCs/>
-                <w:i/>
-                <w:iCs/>
-                <w:color w:val="000000"/>
-                <w:kern w:val="0"/>
-                <w:sz w:val="22"/>
-                <w:szCs w:val="22"/>
-                <w:highlight w:val="yellow"/>
-              </w:rPr>
-              <w:t>Aşgabat</w:t>
-            </w:r>
-            <w:proofErr w:type="spellEnd"/>
-            <w:r>
-              <w:rPr>
-                <w:rFonts w:ascii="Times New Roman" w:hAnsi="Times New Roman"/>
-                <w:b/>
-                <w:bCs/>
-                <w:i/>
-                <w:iCs/>
-                <w:color w:val="000000"/>
-                <w:kern w:val="0"/>
-                <w:sz w:val="22"/>
-                <w:szCs w:val="22"/>
-                <w:highlight w:val="yellow"/>
-              </w:rPr>
-              <w:t xml:space="preserve"> </w:t>
-            </w:r>
-            <w:proofErr w:type="spellStart"/>
-            <w:r>
-              <w:rPr>
-                <w:rFonts w:ascii="Times New Roman" w:hAnsi="Times New Roman"/>
-                <w:b/>
-                <w:bCs/>
-                <w:i/>
-                <w:iCs/>
-                <w:color w:val="000000"/>
-                <w:kern w:val="0"/>
-                <w:sz w:val="22"/>
-                <w:szCs w:val="22"/>
-                <w:highlight w:val="yellow"/>
-              </w:rPr>
-              <w:t>şäher</w:t>
-            </w:r>
-            <w:proofErr w:type="spellEnd"/>
-            <w:r>
-              <w:rPr>
-                <w:rFonts w:ascii="Times New Roman" w:hAnsi="Times New Roman"/>
-                <w:b/>
-                <w:bCs/>
-                <w:i/>
-                <w:iCs/>
-                <w:color w:val="000000"/>
-                <w:kern w:val="0"/>
-                <w:sz w:val="22"/>
-                <w:szCs w:val="22"/>
-                <w:highlight w:val="yellow"/>
-              </w:rPr>
-              <w:t xml:space="preserve"> </w:t>
-            </w:r>
-            <w:proofErr w:type="spellStart"/>
-            <w:r>
-              <w:rPr>
-                <w:rFonts w:ascii="Times New Roman" w:hAnsi="Times New Roman"/>
-                <w:b/>
-                <w:bCs/>
-                <w:i/>
-                <w:iCs/>
-                <w:color w:val="000000"/>
-                <w:kern w:val="0"/>
-                <w:sz w:val="22"/>
-                <w:szCs w:val="22"/>
-                <w:highlight w:val="yellow"/>
-              </w:rPr>
-              <w:t>howa</w:t>
-            </w:r>
-            <w:proofErr w:type="spellEnd"/>
-            <w:r>
-              <w:rPr>
-                <w:rFonts w:ascii="Times New Roman" w:hAnsi="Times New Roman"/>
-                <w:b/>
-                <w:bCs/>
-                <w:i/>
-                <w:iCs/>
-                <w:color w:val="000000"/>
-                <w:kern w:val="0"/>
-                <w:sz w:val="22"/>
-                <w:szCs w:val="22"/>
-                <w:highlight w:val="yellow"/>
-              </w:rPr>
-              <w:t xml:space="preserve"> </w:t>
-            </w:r>
-            <w:proofErr w:type="spellStart"/>
-            <w:r>
-              <w:rPr>
-                <w:rFonts w:ascii="Times New Roman" w:hAnsi="Times New Roman"/>
-                <w:b/>
-                <w:bCs/>
-                <w:i/>
-                <w:iCs/>
-                <w:color w:val="000000"/>
-                <w:kern w:val="0"/>
-                <w:sz w:val="22"/>
-                <w:szCs w:val="22"/>
-                <w:highlight w:val="yellow"/>
-              </w:rPr>
-              <w:t>menzilindäki</w:t>
-            </w:r>
-            <w:proofErr w:type="spellEnd"/>
-            <w:r>
-              <w:rPr>
-                <w:rFonts w:ascii="Times New Roman" w:hAnsi="Times New Roman"/>
-                <w:b/>
-                <w:bCs/>
-                <w:i/>
-                <w:iCs/>
-                <w:color w:val="000000"/>
-                <w:kern w:val="0"/>
-                <w:sz w:val="22"/>
-                <w:szCs w:val="22"/>
-                <w:highlight w:val="yellow"/>
-              </w:rPr>
-              <w:t xml:space="preserve"> MGP</w:t>
-            </w:r>
+                <w:b/>
+                <w:bCs/>
+                <w:i/>
+                <w:iCs/>
+              </w:rPr>
+            </w:pPr>
+            <w:r>
+              <w:rPr>
+                <w:rFonts w:ascii="Times New Roman" w:hAnsi="Times New Roman" w:cs="Times New Roman"/>
+                <w:b/>
+                <w:bCs/>
+                <w:i/>
+                <w:iCs/>
+              </w:rPr>
+              <w:t>{{</w:t>
+            </w:r>
+            <w:proofErr w:type="spellStart"/>
+            <w:proofErr w:type="gramStart"/>
+            <w:r>
+              <w:rPr>
+                <w:rFonts w:ascii="Times New Roman" w:hAnsi="Times New Roman" w:cs="Times New Roman"/>
+                <w:b/>
+                <w:bCs/>
+                <w:i/>
+                <w:iCs/>
+              </w:rPr>
+              <w:t>ds.rows</w:t>
+            </w:r>
+            <w:proofErr w:type="gramEnd"/>
+            <w:r>
+              <w:rPr>
+                <w:rFonts w:ascii="Times New Roman" w:hAnsi="Times New Roman" w:cs="Times New Roman"/>
+                <w:b/>
+                <w:bCs/>
+                <w:i/>
+                <w:iCs/>
+              </w:rPr>
+              <w:t>.Visa_IssuedPlaceTm</w:t>
+            </w:r>
+            <w:proofErr w:type="spellEnd"/>
+            <w:r>
+              <w:rPr>
+                <w:rFonts w:ascii="Times New Roman" w:hAnsi="Times New Roman" w:cs="Times New Roman"/>
+                <w:b/>
+                <w:bCs/>
+                <w:i/>
+                <w:iCs/>
+              </w:rPr>
+              <w:t>}}</w:t>
+            </w:r>
+          </w:p>
+          <w:p>
+            <w:pPr>
+              <w:rPr>
+                <w:rFonts w:ascii="Times New Roman" w:hAnsi="Times New Roman" w:cs="Times New Roman"/>
+                <w:b/>
+                <w:bCs/>
+                <w:i/>
+                <w:iCs/>
+              </w:rPr>
+            </w:pPr>
           </w:p>
         </w:tc>
       </w:tr>
       <w:tr>
+        <w:trPr>
+          <w:trHeight w:hRule="exact" w:val="288"/>
+        </w:trPr>
         <w:tc>
           <w:tcPr>
             <w:tcW w:w="3870" w:type="dxa"/>
@@ -2286,7 +2228,6 @@
               <w:autoSpaceDE w:val="0"/>
               <w:autoSpaceDN w:val="0"/>
               <w:adjustRightInd w:val="0"/>
-              <w:spacing w:line="276" w:lineRule="auto"/>
               <w:rPr>
                 <w:rFonts w:ascii="Times New Roman" w:hAnsi="Times New Roman"/>
                 <w:color w:val="000000"/>
@@ -2384,122 +2325,113 @@
               <w:autoSpaceDE w:val="0"/>
               <w:autoSpaceDN w:val="0"/>
               <w:adjustRightInd w:val="0"/>
-              <w:spacing w:line="276" w:lineRule="auto"/>
-              <w:rPr>
-                <w:rFonts w:ascii="Times New Roman" w:hAnsi="Times New Roman"/>
-                <w:color w:val="000000"/>
-                <w:kern w:val="0"/>
-                <w:sz w:val="22"/>
-                <w:szCs w:val="22"/>
-              </w:rPr>
-            </w:pPr>
-            <w:r>
-              <w:rPr>
-                <w:rFonts w:ascii="Times New Roman" w:hAnsi="Times New Roman"/>
-                <w:b/>
-                <w:bCs/>
-                <w:i/>
-                <w:iCs/>
-                <w:color w:val="000000"/>
-                <w:kern w:val="0"/>
-                <w:sz w:val="22"/>
-                <w:szCs w:val="22"/>
-                <w:highlight w:val="yellow"/>
-              </w:rPr>
-              <w:t>20.01.2026-de</w:t>
-            </w:r>
-          </w:p>
-        </w:tc>
-        <w:tc>
-          <w:tcPr>
-            <w:tcW w:w="2160" w:type="dxa"/>
-            <w:gridSpan w:val="3"/>
-          </w:tcPr>
+              <w:rPr>
+                <w:rFonts w:ascii="Times New Roman" w:hAnsi="Times New Roman"/>
+                <w:b/>
+                <w:bCs/>
+                <w:i/>
+                <w:iCs/>
+                <w:color w:val="000000"/>
+                <w:kern w:val="0"/>
+                <w:sz w:val="22"/>
+                <w:szCs w:val="22"/>
+              </w:rPr>
+            </w:pPr>
+            <w:r>
+              <w:rPr>
+                <w:rFonts w:ascii="Times New Roman" w:hAnsi="Times New Roman"/>
+                <w:b/>
+                <w:bCs/>
+                <w:i/>
+                <w:iCs/>
+                <w:color w:val="000000"/>
+                <w:kern w:val="0"/>
+                <w:sz w:val="22"/>
+                <w:szCs w:val="22"/>
+              </w:rPr>
+              <w:t>{{</w:t>
+            </w:r>
+            <w:proofErr w:type="spellStart"/>
+            <w:proofErr w:type="gramStart"/>
+            <w:r>
+              <w:rPr>
+                <w:rFonts w:ascii="Times New Roman" w:hAnsi="Times New Roman"/>
+                <w:b/>
+                <w:bCs/>
+                <w:i/>
+                <w:iCs/>
+                <w:color w:val="000000"/>
+                <w:kern w:val="0"/>
+                <w:sz w:val="22"/>
+                <w:szCs w:val="22"/>
+              </w:rPr>
+              <w:t>ds.rows</w:t>
+            </w:r>
+            <w:proofErr w:type="gramEnd"/>
+            <w:r>
+              <w:rPr>
+                <w:rFonts w:ascii="Times New Roman" w:hAnsi="Times New Roman"/>
+                <w:b/>
+                <w:bCs/>
+                <w:i/>
+                <w:iCs/>
+                <w:color w:val="000000"/>
+                <w:kern w:val="0"/>
+                <w:sz w:val="22"/>
+                <w:szCs w:val="22"/>
+              </w:rPr>
+              <w:t>.Visa_IssueDateText</w:t>
+            </w:r>
+            <w:proofErr w:type="spellEnd"/>
+            <w:r>
+              <w:rPr>
+                <w:rFonts w:ascii="Times New Roman" w:hAnsi="Times New Roman"/>
+                <w:b/>
+                <w:bCs/>
+                <w:i/>
+                <w:iCs/>
+                <w:color w:val="000000"/>
+                <w:kern w:val="0"/>
+                <w:sz w:val="22"/>
+                <w:szCs w:val="22"/>
+              </w:rPr>
+              <w:t>}}</w:t>
+            </w:r>
+          </w:p>
           <w:p>
             <w:pPr>
               <w:widowControl w:val="0"/>
               <w:autoSpaceDE w:val="0"/>
               <w:autoSpaceDN w:val="0"/>
               <w:adjustRightInd w:val="0"/>
-              <w:spacing w:line="276" w:lineRule="auto"/>
-              <w:jc w:val="right"/>
-              <w:rPr>
-                <w:rFonts w:ascii="Times New Roman" w:hAnsi="Times New Roman"/>
-                <w:color w:val="000000"/>
-                <w:kern w:val="0"/>
-                <w:sz w:val="22"/>
-                <w:szCs w:val="22"/>
-              </w:rPr>
-            </w:pPr>
-            <w:r>
-              <w:rPr>
-                <w:rFonts w:ascii="Times New Roman" w:hAnsi="Times New Roman"/>
-                <w:b/>
-                <w:bCs/>
-                <w:i/>
-                <w:iCs/>
-                <w:color w:val="000000"/>
-                <w:kern w:val="0"/>
-                <w:sz w:val="22"/>
-                <w:szCs w:val="22"/>
-                <w:highlight w:val="yellow"/>
-              </w:rPr>
-              <w:t>20.01.2026-den</w:t>
-            </w:r>
-          </w:p>
-        </w:tc>
-        <w:tc>
-          <w:tcPr>
-            <w:tcW w:w="3240" w:type="dxa"/>
-            <w:gridSpan w:val="2"/>
-          </w:tcPr>
-          <w:p>
-            <w:pPr>
-              <w:spacing w:line="276" w:lineRule="auto"/>
-              <w:rPr>
-                <w:rFonts w:ascii="Times New Roman" w:hAnsi="Times New Roman" w:cs="Times New Roman"/>
-              </w:rPr>
-            </w:pPr>
-            <w:r>
-              <w:rPr>
-                <w:rFonts w:ascii="Times New Roman" w:hAnsi="Times New Roman"/>
-                <w:b/>
-                <w:bCs/>
-                <w:i/>
-                <w:iCs/>
-                <w:color w:val="000000"/>
-                <w:kern w:val="0"/>
-                <w:sz w:val="22"/>
-                <w:szCs w:val="22"/>
-                <w:highlight w:val="yellow"/>
-              </w:rPr>
-              <w:t xml:space="preserve">06.07.2026 </w:t>
-            </w:r>
-            <w:proofErr w:type="spellStart"/>
-            <w:r>
-              <w:rPr>
-                <w:rFonts w:ascii="Times New Roman" w:hAnsi="Times New Roman"/>
-                <w:b/>
-                <w:bCs/>
-                <w:i/>
-                <w:iCs/>
-                <w:color w:val="000000"/>
-                <w:kern w:val="0"/>
-                <w:sz w:val="22"/>
-                <w:szCs w:val="22"/>
-                <w:highlight w:val="yellow"/>
-              </w:rPr>
-              <w:t>çenli</w:t>
-            </w:r>
-            <w:proofErr w:type="spellEnd"/>
-          </w:p>
-        </w:tc>
-      </w:tr>
-      <w:tr>
-        <w:tc>
-          <w:tcPr>
-            <w:tcW w:w="1980" w:type="dxa"/>
-            <w:gridSpan w:val="2"/>
+              <w:rPr>
+                <w:rFonts w:ascii="Times New Roman" w:hAnsi="Times New Roman"/>
+                <w:color w:val="000000"/>
+                <w:kern w:val="0"/>
+                <w:sz w:val="22"/>
+                <w:szCs w:val="22"/>
+              </w:rPr>
+            </w:pPr>
+            <w:r>
+              <w:rPr>
+                <w:rFonts w:ascii="Times New Roman" w:hAnsi="Times New Roman"/>
+                <w:b/>
+                <w:bCs/>
+                <w:i/>
+                <w:iCs/>
+                <w:color w:val="000000"/>
+                <w:kern w:val="0"/>
+                <w:sz w:val="22"/>
+                <w:szCs w:val="22"/>
+              </w:rPr>
+              <w:t>-de</w:t>
+            </w:r>
+          </w:p>
+        </w:tc>
+        <w:tc>
+          <w:tcPr>
+            <w:tcW w:w="2160" w:type="dxa"/>
+            <w:gridSpan w:val="3"/>
           </w:tcPr>
           <w:p>
             <w:pPr>
@@ -2507,107 +2439,238 @@
               <w:autoSpaceDE w:val="0"/>
               <w:autoSpaceDN w:val="0"/>
               <w:adjustRightInd w:val="0"/>
-              <w:spacing w:line="276" w:lineRule="auto"/>
-              <w:rPr>
-                <w:rFonts w:ascii="Times New Roman" w:hAnsi="Times New Roman"/>
-                <w:color w:val="000000"/>
-                <w:kern w:val="0"/>
-                <w:sz w:val="22"/>
-                <w:szCs w:val="22"/>
-              </w:rPr>
-            </w:pPr>
-            <w:r>
-              <w:rPr>
-                <w:rFonts w:ascii="Times New Roman" w:hAnsi="Times New Roman"/>
-                <w:color w:val="000000"/>
-                <w:kern w:val="0"/>
-                <w:sz w:val="22"/>
-                <w:szCs w:val="22"/>
-              </w:rPr>
-              <w:t xml:space="preserve">13. </w:t>
-            </w:r>
-            <w:proofErr w:type="spellStart"/>
-            <w:r>
-              <w:rPr>
-                <w:rFonts w:ascii="Times New Roman" w:hAnsi="Times New Roman"/>
-                <w:color w:val="000000"/>
-                <w:kern w:val="0"/>
-                <w:sz w:val="22"/>
-                <w:szCs w:val="22"/>
-              </w:rPr>
-              <w:t>Giren</w:t>
-            </w:r>
-            <w:proofErr w:type="spellEnd"/>
-            <w:r>
-              <w:rPr>
-                <w:rFonts w:ascii="Times New Roman" w:hAnsi="Times New Roman"/>
-                <w:color w:val="000000"/>
-                <w:kern w:val="0"/>
-                <w:sz w:val="22"/>
-                <w:szCs w:val="22"/>
-              </w:rPr>
-              <w:t xml:space="preserve"> </w:t>
-            </w:r>
-            <w:proofErr w:type="spellStart"/>
-            <w:r>
-              <w:rPr>
-                <w:rFonts w:ascii="Times New Roman" w:hAnsi="Times New Roman"/>
-                <w:color w:val="000000"/>
-                <w:kern w:val="0"/>
-                <w:sz w:val="22"/>
-                <w:szCs w:val="22"/>
-              </w:rPr>
-              <w:t>wagty</w:t>
-            </w:r>
-            <w:proofErr w:type="spellEnd"/>
-          </w:p>
-        </w:tc>
-        <w:tc>
-          <w:tcPr>
-            <w:tcW w:w="1890" w:type="dxa"/>
-            <w:gridSpan w:val="8"/>
-          </w:tcPr>
+              <w:jc w:val="center"/>
+              <w:rPr>
+                <w:rFonts w:ascii="Times New Roman" w:hAnsi="Times New Roman"/>
+                <w:b/>
+                <w:bCs/>
+                <w:i/>
+                <w:iCs/>
+                <w:color w:val="000000"/>
+                <w:kern w:val="0"/>
+                <w:sz w:val="22"/>
+                <w:szCs w:val="22"/>
+              </w:rPr>
+            </w:pPr>
+            <w:r>
+              <w:rPr>
+                <w:rFonts w:ascii="Times New Roman" w:hAnsi="Times New Roman"/>
+                <w:b/>
+                <w:bCs/>
+                <w:i/>
+                <w:iCs/>
+                <w:color w:val="000000"/>
+                <w:kern w:val="0"/>
+                <w:sz w:val="22"/>
+                <w:szCs w:val="22"/>
+              </w:rPr>
+              <w:t>{{</w:t>
+            </w:r>
+            <w:proofErr w:type="spellStart"/>
+            <w:proofErr w:type="gramStart"/>
+            <w:r>
+              <w:rPr>
+                <w:rFonts w:ascii="Times New Roman" w:hAnsi="Times New Roman"/>
+                <w:b/>
+                <w:bCs/>
+                <w:i/>
+                <w:iCs/>
+                <w:color w:val="000000"/>
+                <w:kern w:val="0"/>
+                <w:sz w:val="22"/>
+                <w:szCs w:val="22"/>
+              </w:rPr>
+              <w:t>ds.rows</w:t>
+            </w:r>
+            <w:proofErr w:type="gramEnd"/>
+            <w:r>
+              <w:rPr>
+                <w:rFonts w:ascii="Times New Roman" w:hAnsi="Times New Roman"/>
+                <w:b/>
+                <w:bCs/>
+                <w:i/>
+                <w:iCs/>
+                <w:color w:val="000000"/>
+                <w:kern w:val="0"/>
+                <w:sz w:val="22"/>
+                <w:szCs w:val="22"/>
+              </w:rPr>
+              <w:t>.Visa_StartDateText</w:t>
+            </w:r>
+            <w:proofErr w:type="spellEnd"/>
+            <w:r>
+              <w:rPr>
+                <w:rFonts w:ascii="Times New Roman" w:hAnsi="Times New Roman"/>
+                <w:b/>
+                <w:bCs/>
+                <w:i/>
+                <w:iCs/>
+                <w:color w:val="000000"/>
+                <w:kern w:val="0"/>
+                <w:sz w:val="22"/>
+                <w:szCs w:val="22"/>
+              </w:rPr>
+              <w:t>}}</w:t>
+            </w:r>
+          </w:p>
           <w:p>
             <w:pPr>
               <w:widowControl w:val="0"/>
               <w:autoSpaceDE w:val="0"/>
               <w:autoSpaceDN w:val="0"/>
               <w:adjustRightInd w:val="0"/>
-              <w:spacing w:line="276" w:lineRule="auto"/>
               <w:jc w:val="center"/>
               <w:rPr>
                 <w:rFonts w:ascii="Times New Roman" w:hAnsi="Times New Roman"/>
-                <w:b/>
-                <w:bCs/>
-                <w:i/>
-                <w:iCs/>
-                <w:color w:val="000000"/>
-                <w:kern w:val="0"/>
-                <w:sz w:val="22"/>
-                <w:szCs w:val="22"/>
-              </w:rPr>
-            </w:pPr>
-            <w:r>
-              <w:rPr>
-                <w:rFonts w:ascii="Times New Roman" w:hAnsi="Times New Roman"/>
-                <w:b/>
-                <w:bCs/>
-                <w:i/>
-                <w:iCs/>
-                <w:color w:val="000000"/>
-                <w:kern w:val="0"/>
-                <w:sz w:val="22"/>
-                <w:szCs w:val="22"/>
-                <w:highlight w:val="yellow"/>
-              </w:rPr>
-              <w:t>20.01.2026</w:t>
-            </w:r>
-          </w:p>
-        </w:tc>
-        <w:tc>
-          <w:tcPr>
-            <w:tcW w:w="1800" w:type="dxa"/>
-            <w:gridSpan w:val="4"/>
+                <w:color w:val="000000"/>
+                <w:kern w:val="0"/>
+                <w:sz w:val="22"/>
+                <w:szCs w:val="22"/>
+              </w:rPr>
+            </w:pPr>
+            <w:r>
+              <w:rPr>
+                <w:rFonts w:ascii="Times New Roman" w:hAnsi="Times New Roman"/>
+                <w:b/>
+                <w:bCs/>
+                <w:i/>
+                <w:iCs/>
+                <w:color w:val="000000"/>
+                <w:kern w:val="0"/>
+                <w:sz w:val="22"/>
+                <w:szCs w:val="22"/>
+              </w:rPr>
+              <w:t>-den</w:t>
+            </w:r>
+          </w:p>
+        </w:tc>
+        <w:tc>
+          <w:tcPr>
+            <w:tcW w:w="3240" w:type="dxa"/>
+            <w:gridSpan w:val="2"/>
+          </w:tcPr>
+          <w:p>
+            <w:pPr>
+              <w:rPr>
+                <w:rFonts w:ascii="Times New Roman" w:hAnsi="Times New Roman"/>
+                <w:b/>
+                <w:bCs/>
+                <w:i/>
+                <w:iCs/>
+                <w:color w:val="000000"/>
+                <w:kern w:val="0"/>
+                <w:sz w:val="22"/>
+                <w:szCs w:val="22"/>
+              </w:rPr>
+            </w:pPr>
+            <w:r>
+              <w:rPr>
+                <w:rFonts w:ascii="Times New Roman" w:hAnsi="Times New Roman"/>
+                <w:b/>
+                <w:bCs/>
+                <w:i/>
+                <w:iCs/>
+                <w:color w:val="000000"/>
+                <w:kern w:val="0"/>
+                <w:sz w:val="22"/>
+                <w:szCs w:val="22"/>
+              </w:rPr>
+              <w:t>{{</w:t>
+            </w:r>
+            <w:proofErr w:type="spellStart"/>
+            <w:proofErr w:type="gramStart"/>
+            <w:r>
+              <w:rPr>
+                <w:rFonts w:ascii="Times New Roman" w:hAnsi="Times New Roman"/>
+                <w:b/>
+                <w:bCs/>
+                <w:i/>
+                <w:iCs/>
+                <w:color w:val="000000"/>
+                <w:kern w:val="0"/>
+                <w:sz w:val="22"/>
+                <w:szCs w:val="22"/>
+              </w:rPr>
+              <w:t>ds.rows</w:t>
+            </w:r>
+            <w:proofErr w:type="gramEnd"/>
+            <w:r>
+              <w:rPr>
+                <w:rFonts w:ascii="Times New Roman" w:hAnsi="Times New Roman"/>
+                <w:b/>
+                <w:bCs/>
+                <w:i/>
+                <w:iCs/>
+                <w:color w:val="000000"/>
+                <w:kern w:val="0"/>
+                <w:sz w:val="22"/>
+                <w:szCs w:val="22"/>
+              </w:rPr>
+              <w:t>.Visa_ExpirationDateText</w:t>
+            </w:r>
+            <w:proofErr w:type="spellEnd"/>
+            <w:r>
+              <w:rPr>
+                <w:rFonts w:ascii="Times New Roman" w:hAnsi="Times New Roman"/>
+                <w:b/>
+                <w:bCs/>
+                <w:i/>
+                <w:iCs/>
+                <w:color w:val="000000"/>
+                <w:kern w:val="0"/>
+                <w:sz w:val="22"/>
+                <w:szCs w:val="22"/>
+              </w:rPr>
+              <w:t>}}</w:t>
+            </w:r>
+          </w:p>
+          <w:p>
+            <w:pPr>
+              <w:rPr>
+                <w:rFonts w:ascii="Times New Roman" w:hAnsi="Times New Roman" w:cs="Times New Roman"/>
+              </w:rPr>
+            </w:pPr>
+            <w:r>
+              <w:rPr>
+                <w:rFonts w:ascii="Times New Roman" w:hAnsi="Times New Roman"/>
+                <w:b/>
+                <w:bCs/>
+                <w:i/>
+                <w:iCs/>
+                <w:color w:val="000000"/>
+                <w:kern w:val="0"/>
+                <w:sz w:val="22"/>
+                <w:szCs w:val="22"/>
+              </w:rPr>
+              <w:t xml:space="preserve"> </w:t>
+            </w:r>
+            <w:proofErr w:type="spellStart"/>
+            <w:r>
+              <w:rPr>
+                <w:rFonts w:ascii="Times New Roman" w:hAnsi="Times New Roman"/>
+                <w:b/>
+                <w:bCs/>
+                <w:i/>
+                <w:iCs/>
+                <w:color w:val="000000"/>
+                <w:kern w:val="0"/>
+                <w:sz w:val="22"/>
+                <w:szCs w:val="22"/>
+              </w:rPr>
+              <w:t>çenli</w:t>
+            </w:r>
+            <w:proofErr w:type="spellEnd"/>
+          </w:p>
+        </w:tc>
+      </w:tr>
+      <w:tr>
+        <w:trPr>
+          <w:trHeight w:hRule="exact" w:val="288"/>
+        </w:trPr>
+        <w:tc>
+          <w:tcPr>
+            <w:tcW w:w="1980" w:type="dxa"/>
+            <w:gridSpan w:val="2"/>
           </w:tcPr>
           <w:p>
             <w:pPr>
@@ -2615,24 +2678,23 @@
               <w:autoSpaceDE w:val="0"/>
               <w:autoSpaceDN w:val="0"/>
               <w:adjustRightInd w:val="0"/>
-              <w:spacing w:line="276" w:lineRule="auto"/>
-              <w:rPr>
-                <w:rFonts w:ascii="Times New Roman" w:hAnsi="Times New Roman"/>
-                <w:color w:val="000000"/>
-                <w:kern w:val="0"/>
-                <w:sz w:val="22"/>
-                <w:szCs w:val="22"/>
-              </w:rPr>
-            </w:pPr>
-            <w:r>
-              <w:rPr>
-                <w:rFonts w:ascii="Times New Roman" w:hAnsi="Times New Roman"/>
-                <w:color w:val="000000"/>
-                <w:kern w:val="0"/>
-                <w:sz w:val="22"/>
-                <w:szCs w:val="22"/>
-              </w:rPr>
-              <w:t xml:space="preserve">14. </w:t>
+              <w:rPr>
+                <w:rFonts w:ascii="Times New Roman" w:hAnsi="Times New Roman"/>
+                <w:color w:val="000000"/>
+                <w:kern w:val="0"/>
+                <w:sz w:val="22"/>
+                <w:szCs w:val="22"/>
+              </w:rPr>
+            </w:pPr>
+            <w:r>
+              <w:rPr>
+                <w:rFonts w:ascii="Times New Roman" w:hAnsi="Times New Roman"/>
+                <w:color w:val="000000"/>
+                <w:kern w:val="0"/>
+                <w:sz w:val="22"/>
+                <w:szCs w:val="22"/>
+              </w:rPr>
+              <w:t xml:space="preserve">13. </w:t>
             </w:r>
             <w:proofErr w:type="spellStart"/>
             <w:r>
@@ -2665,161 +2727,15 @@
                 <w:sz w:val="22"/>
                 <w:szCs w:val="22"/>
               </w:rPr>
-              <w:t>ýeri</w:t>
-            </w:r>
-            <w:proofErr w:type="spellEnd"/>
-          </w:p>
-        </w:tc>
-        <w:tc>
-          <w:tcPr>
-            <w:tcW w:w="5400" w:type="dxa"/>
-            <w:gridSpan w:val="5"/>
-          </w:tcPr>
-          <w:p>
-            <w:pPr>
-              <w:spacing w:line="276" w:lineRule="auto"/>
-              <w:rPr>
-                <w:rFonts w:ascii="Times New Roman" w:hAnsi="Times New Roman" w:cs="Times New Roman"/>
-                <w:i/>
-                <w:iCs/>
-              </w:rPr>
-            </w:pPr>
-            <w:proofErr w:type="spellStart"/>
-            <w:r>
-              <w:rPr>
-                <w:rFonts w:ascii="Times New Roman" w:hAnsi="Times New Roman"/>
-                <w:b/>
-                <w:bCs/>
-                <w:i/>
-                <w:iCs/>
-                <w:color w:val="000000"/>
-                <w:kern w:val="0"/>
-                <w:sz w:val="22"/>
-                <w:szCs w:val="22"/>
-                <w:highlight w:val="yellow"/>
-              </w:rPr>
-              <w:t>Aşgabat</w:t>
-            </w:r>
-            <w:proofErr w:type="spellEnd"/>
-            <w:r>
-              <w:rPr>
-                <w:rFonts w:ascii="Times New Roman" w:hAnsi="Times New Roman"/>
-                <w:b/>
-                <w:bCs/>
-                <w:i/>
-                <w:iCs/>
-                <w:color w:val="000000"/>
-                <w:kern w:val="0"/>
-                <w:sz w:val="22"/>
-                <w:szCs w:val="22"/>
-                <w:highlight w:val="yellow"/>
-              </w:rPr>
-              <w:t xml:space="preserve"> </w:t>
-            </w:r>
-            <w:proofErr w:type="spellStart"/>
-            <w:r>
-              <w:rPr>
-                <w:rFonts w:ascii="Times New Roman" w:hAnsi="Times New Roman"/>
-                <w:b/>
-                <w:bCs/>
-                <w:i/>
-                <w:iCs/>
-                <w:color w:val="000000"/>
-                <w:kern w:val="0"/>
-                <w:sz w:val="22"/>
-                <w:szCs w:val="22"/>
-                <w:highlight w:val="yellow"/>
-              </w:rPr>
-              <w:t>şäher</w:t>
-            </w:r>
-            <w:proofErr w:type="spellEnd"/>
-            <w:r>
-              <w:rPr>
-                <w:rFonts w:ascii="Times New Roman" w:hAnsi="Times New Roman"/>
-                <w:b/>
-                <w:bCs/>
-                <w:i/>
-                <w:iCs/>
-                <w:color w:val="000000"/>
-                <w:kern w:val="0"/>
-                <w:sz w:val="22"/>
-                <w:szCs w:val="22"/>
-                <w:highlight w:val="yellow"/>
-              </w:rPr>
-              <w:t xml:space="preserve"> </w:t>
-            </w:r>
-            <w:proofErr w:type="spellStart"/>
-            <w:r>
-              <w:rPr>
-                <w:rFonts w:ascii="Times New Roman" w:hAnsi="Times New Roman"/>
-                <w:b/>
-                <w:bCs/>
-                <w:i/>
-                <w:iCs/>
-                <w:color w:val="000000"/>
-                <w:kern w:val="0"/>
-                <w:sz w:val="22"/>
-                <w:szCs w:val="22"/>
-                <w:highlight w:val="yellow"/>
-              </w:rPr>
-              <w:t>howa</w:t>
-            </w:r>
-            <w:proofErr w:type="spellEnd"/>
-            <w:r>
-              <w:rPr>
-                <w:rFonts w:ascii="Times New Roman" w:hAnsi="Times New Roman"/>
-                <w:b/>
-                <w:bCs/>
-                <w:i/>
-                <w:iCs/>
-                <w:color w:val="000000"/>
-                <w:kern w:val="0"/>
-                <w:sz w:val="22"/>
-                <w:szCs w:val="22"/>
-                <w:highlight w:val="yellow"/>
-              </w:rPr>
-              <w:t xml:space="preserve"> </w:t>
-            </w:r>
-            <w:proofErr w:type="spellStart"/>
-            <w:r>
-              <w:rPr>
-                <w:rFonts w:ascii="Times New Roman" w:hAnsi="Times New Roman"/>
-                <w:b/>
-                <w:bCs/>
-                <w:i/>
-                <w:iCs/>
-                <w:color w:val="000000"/>
-                <w:kern w:val="0"/>
-                <w:sz w:val="22"/>
-                <w:szCs w:val="22"/>
-                <w:highlight w:val="yellow"/>
-              </w:rPr>
-              <w:t>menzilindäki</w:t>
-            </w:r>
-            <w:proofErr w:type="spellEnd"/>
-            <w:r>
-              <w:rPr>
-                <w:rFonts w:ascii="Times New Roman" w:hAnsi="Times New Roman"/>
-                <w:b/>
-                <w:bCs/>
-                <w:i/>
-                <w:iCs/>
-                <w:color w:val="000000"/>
-                <w:kern w:val="0"/>
-                <w:sz w:val="22"/>
-                <w:szCs w:val="22"/>
-                <w:highlight w:val="yellow"/>
-              </w:rPr>
-              <w:t xml:space="preserve"> MGP</w:t>
-            </w:r>
-          </w:p>
-        </w:tc>
-      </w:tr>
-      <w:tr>
-        <w:tc>
-          <w:tcPr>
-            <w:tcW w:w="2790" w:type="dxa"/>
-            <w:gridSpan w:val="6"/>
+              <w:t>wagty</w:t>
+            </w:r>
+            <w:proofErr w:type="spellEnd"/>
+          </w:p>
+        </w:tc>
+        <w:tc>
+          <w:tcPr>
+            <w:tcW w:w="1890" w:type="dxa"/>
+            <w:gridSpan w:val="8"/>
           </w:tcPr>
           <w:p>
             <w:pPr>
@@ -2827,359 +2743,33 @@
               <w:autoSpaceDE w:val="0"/>
               <w:autoSpaceDN w:val="0"/>
               <w:adjustRightInd w:val="0"/>
-              <w:spacing w:line="276" w:lineRule="auto"/>
-              <w:ind w:left="-13"/>
-              <w:jc w:val="center"/>
-              <w:rPr>
-                <w:rFonts w:ascii="Times New Roman" w:hAnsi="Times New Roman"/>
-                <w:color w:val="000000"/>
-                <w:kern w:val="0"/>
-                <w:sz w:val="22"/>
-                <w:szCs w:val="22"/>
-              </w:rPr>
-            </w:pPr>
-            <w:r>
-              <w:rPr>
-                <w:rFonts w:ascii="Times New Roman" w:hAnsi="Times New Roman"/>
-                <w:color w:val="000000"/>
-                <w:kern w:val="0"/>
-                <w:sz w:val="22"/>
-                <w:szCs w:val="22"/>
-              </w:rPr>
-              <w:t xml:space="preserve">15. Kabul </w:t>
-            </w:r>
-            <w:proofErr w:type="spellStart"/>
-            <w:r>
-              <w:rPr>
-                <w:rFonts w:ascii="Times New Roman" w:hAnsi="Times New Roman"/>
-                <w:color w:val="000000"/>
-                <w:kern w:val="0"/>
-                <w:sz w:val="22"/>
-                <w:szCs w:val="22"/>
-              </w:rPr>
-              <w:t>edýän</w:t>
-            </w:r>
-            <w:proofErr w:type="spellEnd"/>
-            <w:r>
-              <w:rPr>
-                <w:rFonts w:ascii="Times New Roman" w:hAnsi="Times New Roman"/>
-                <w:color w:val="000000"/>
-                <w:kern w:val="0"/>
-                <w:sz w:val="22"/>
-                <w:szCs w:val="22"/>
-              </w:rPr>
-              <w:t xml:space="preserve"> </w:t>
-            </w:r>
-            <w:proofErr w:type="spellStart"/>
-            <w:r>
-              <w:rPr>
-                <w:rFonts w:ascii="Times New Roman" w:hAnsi="Times New Roman"/>
-                <w:color w:val="000000"/>
-                <w:kern w:val="0"/>
-                <w:sz w:val="22"/>
-                <w:szCs w:val="22"/>
-              </w:rPr>
-              <w:t>edara</w:t>
-            </w:r>
-            <w:proofErr w:type="spellEnd"/>
-            <w:r>
-              <w:rPr>
-                <w:rFonts w:ascii="Times New Roman" w:hAnsi="Times New Roman"/>
-                <w:color w:val="000000"/>
-                <w:kern w:val="0"/>
-                <w:sz w:val="22"/>
-                <w:szCs w:val="22"/>
-              </w:rPr>
-              <w:t xml:space="preserve"> </w:t>
-            </w:r>
-            <w:proofErr w:type="spellStart"/>
-            <w:r>
-              <w:rPr>
-                <w:rFonts w:ascii="Times New Roman" w:hAnsi="Times New Roman"/>
-                <w:color w:val="000000"/>
-                <w:kern w:val="0"/>
-                <w:sz w:val="22"/>
-                <w:szCs w:val="22"/>
-              </w:rPr>
-              <w:t>ýa</w:t>
-            </w:r>
-            <w:proofErr w:type="spellEnd"/>
-            <w:r>
-              <w:rPr>
-                <w:rFonts w:ascii="Times New Roman" w:hAnsi="Times New Roman"/>
-                <w:color w:val="000000"/>
-                <w:kern w:val="0"/>
-                <w:sz w:val="22"/>
-                <w:szCs w:val="22"/>
-              </w:rPr>
-              <w:t xml:space="preserve">-da    </w:t>
-            </w:r>
-            <w:proofErr w:type="spellStart"/>
-            <w:r>
-              <w:rPr>
-                <w:rFonts w:ascii="Times New Roman" w:hAnsi="Times New Roman"/>
-                <w:color w:val="000000"/>
-                <w:kern w:val="0"/>
-                <w:sz w:val="22"/>
-                <w:szCs w:val="22"/>
-              </w:rPr>
-              <w:t>şahsyýet</w:t>
-            </w:r>
-            <w:proofErr w:type="spellEnd"/>
-          </w:p>
-        </w:tc>
-        <w:tc>
-          <w:tcPr>
-            <w:tcW w:w="8280" w:type="dxa"/>
-            <w:gridSpan w:val="13"/>
-          </w:tcPr>
-          <w:p>
-            <w:pPr>
-              <w:spacing w:line="276" w:lineRule="auto"/>
-              <w:jc w:val="center"/>
-              <w:rPr>
-                <w:rFonts w:ascii="Times New Roman" w:hAnsi="Times New Roman" w:cs="Times New Roman"/>
-              </w:rPr>
-            </w:pPr>
-            <w:proofErr w:type="spellStart"/>
-            <w:r>
-              <w:rPr>
-                <w:rFonts w:ascii="Times New Roman" w:hAnsi="Times New Roman"/>
-                <w:b/>
-                <w:bCs/>
-                <w:i/>
-                <w:iCs/>
-                <w:color w:val="000000"/>
-                <w:kern w:val="0"/>
-                <w:sz w:val="22"/>
-                <w:szCs w:val="22"/>
-                <w:highlight w:val="yellow"/>
-              </w:rPr>
-              <w:t>Çalyk</w:t>
-            </w:r>
-            <w:proofErr w:type="spellEnd"/>
-            <w:r>
-              <w:rPr>
-                <w:rFonts w:ascii="Times New Roman" w:hAnsi="Times New Roman"/>
-                <w:b/>
-                <w:bCs/>
-                <w:i/>
-                <w:iCs/>
-                <w:color w:val="000000"/>
-                <w:kern w:val="0"/>
-                <w:sz w:val="22"/>
-                <w:szCs w:val="22"/>
-                <w:highlight w:val="yellow"/>
-              </w:rPr>
-              <w:t xml:space="preserve"> Enerji </w:t>
-            </w:r>
-            <w:proofErr w:type="spellStart"/>
-            <w:r>
-              <w:rPr>
-                <w:rFonts w:ascii="Times New Roman" w:hAnsi="Times New Roman"/>
-                <w:b/>
-                <w:bCs/>
-                <w:i/>
-                <w:iCs/>
-                <w:color w:val="000000"/>
-                <w:kern w:val="0"/>
-                <w:sz w:val="22"/>
-                <w:szCs w:val="22"/>
-                <w:highlight w:val="yellow"/>
-              </w:rPr>
-              <w:t>Sanaýi</w:t>
-            </w:r>
-            <w:proofErr w:type="spellEnd"/>
-            <w:r>
-              <w:rPr>
-                <w:rFonts w:ascii="Times New Roman" w:hAnsi="Times New Roman"/>
-                <w:b/>
-                <w:bCs/>
-                <w:i/>
-                <w:iCs/>
-                <w:color w:val="000000"/>
-                <w:kern w:val="0"/>
-                <w:sz w:val="22"/>
-                <w:szCs w:val="22"/>
-                <w:highlight w:val="yellow"/>
-              </w:rPr>
-              <w:t xml:space="preserve"> we </w:t>
-            </w:r>
-            <w:proofErr w:type="spellStart"/>
-            <w:r>
-              <w:rPr>
-                <w:rFonts w:ascii="Times New Roman" w:hAnsi="Times New Roman"/>
-                <w:b/>
-                <w:bCs/>
-                <w:i/>
-                <w:iCs/>
-                <w:color w:val="000000"/>
-                <w:kern w:val="0"/>
-                <w:sz w:val="22"/>
-                <w:szCs w:val="22"/>
-                <w:highlight w:val="yellow"/>
-              </w:rPr>
-              <w:t>Tijaret</w:t>
-            </w:r>
-            <w:proofErr w:type="spellEnd"/>
-            <w:r>
-              <w:rPr>
-                <w:rFonts w:ascii="Times New Roman" w:hAnsi="Times New Roman"/>
-                <w:b/>
-                <w:bCs/>
-                <w:i/>
-                <w:iCs/>
-                <w:color w:val="000000"/>
-                <w:kern w:val="0"/>
-                <w:sz w:val="22"/>
-                <w:szCs w:val="22"/>
-                <w:highlight w:val="yellow"/>
-              </w:rPr>
-              <w:t xml:space="preserve"> A.Ş. Türk </w:t>
-            </w:r>
-            <w:proofErr w:type="spellStart"/>
-            <w:r>
-              <w:rPr>
-                <w:rFonts w:ascii="Times New Roman" w:hAnsi="Times New Roman"/>
-                <w:b/>
-                <w:bCs/>
-                <w:i/>
-                <w:iCs/>
-                <w:color w:val="000000"/>
-                <w:kern w:val="0"/>
-                <w:sz w:val="22"/>
-                <w:szCs w:val="22"/>
-                <w:highlight w:val="yellow"/>
-              </w:rPr>
-              <w:t>kärhanasynyň</w:t>
-            </w:r>
-            <w:proofErr w:type="spellEnd"/>
-            <w:r>
-              <w:rPr>
-                <w:rFonts w:ascii="Times New Roman" w:hAnsi="Times New Roman"/>
-                <w:b/>
-                <w:bCs/>
-                <w:i/>
-                <w:iCs/>
-                <w:color w:val="000000"/>
-                <w:kern w:val="0"/>
-                <w:sz w:val="22"/>
-                <w:szCs w:val="22"/>
-                <w:highlight w:val="yellow"/>
-              </w:rPr>
-              <w:t xml:space="preserve"> </w:t>
-            </w:r>
-            <w:proofErr w:type="spellStart"/>
-            <w:r>
-              <w:rPr>
-                <w:rFonts w:ascii="Times New Roman" w:hAnsi="Times New Roman"/>
-                <w:b/>
-                <w:bCs/>
-                <w:i/>
-                <w:iCs/>
-                <w:color w:val="000000"/>
-                <w:kern w:val="0"/>
-                <w:sz w:val="22"/>
-                <w:szCs w:val="22"/>
-                <w:highlight w:val="yellow"/>
-              </w:rPr>
-              <w:t>Türkmenistandaky</w:t>
-            </w:r>
-            <w:proofErr w:type="spellEnd"/>
-            <w:r>
-              <w:rPr>
-                <w:rFonts w:ascii="Times New Roman" w:hAnsi="Times New Roman"/>
-                <w:b/>
-                <w:bCs/>
-                <w:i/>
-                <w:iCs/>
-                <w:color w:val="000000"/>
-                <w:kern w:val="0"/>
-                <w:sz w:val="22"/>
-                <w:szCs w:val="22"/>
-                <w:highlight w:val="yellow"/>
-              </w:rPr>
-              <w:t xml:space="preserve"> </w:t>
-            </w:r>
-            <w:proofErr w:type="spellStart"/>
-            <w:r>
-              <w:rPr>
-                <w:rFonts w:ascii="Times New Roman" w:hAnsi="Times New Roman"/>
-                <w:b/>
-                <w:bCs/>
-                <w:i/>
-                <w:iCs/>
-                <w:color w:val="000000"/>
-                <w:kern w:val="0"/>
-                <w:sz w:val="22"/>
-                <w:szCs w:val="22"/>
-                <w:highlight w:val="yellow"/>
-              </w:rPr>
-              <w:t>şahamçasy</w:t>
-            </w:r>
-            <w:proofErr w:type="spellEnd"/>
-            <w:r>
-              <w:rPr>
-                <w:rFonts w:ascii="Times New Roman" w:hAnsi="Times New Roman"/>
-                <w:b/>
-                <w:bCs/>
-                <w:i/>
-                <w:iCs/>
-                <w:color w:val="000000"/>
-                <w:kern w:val="0"/>
-                <w:sz w:val="22"/>
-                <w:szCs w:val="22"/>
-                <w:highlight w:val="yellow"/>
-              </w:rPr>
-              <w:t>,</w:t>
-            </w:r>
-            <w:r>
-              <w:rPr>
-                <w:rFonts w:ascii="Times New Roman" w:hAnsi="Times New Roman"/>
-                <w:b/>
-                <w:bCs/>
-                <w:i/>
-                <w:iCs/>
-                <w:color w:val="000000"/>
-                <w:kern w:val="0"/>
-                <w:sz w:val="22"/>
-                <w:szCs w:val="22"/>
-                <w:highlight w:val="yellow"/>
-              </w:rPr>
-              <w:br/>
-            </w:r>
-            <w:proofErr w:type="spellStart"/>
-            <w:r>
-              <w:rPr>
-                <w:rFonts w:ascii="Times New Roman" w:hAnsi="Times New Roman"/>
-                <w:b/>
-                <w:bCs/>
-                <w:i/>
-                <w:iCs/>
-                <w:color w:val="000000"/>
-                <w:kern w:val="0"/>
-                <w:sz w:val="22"/>
-                <w:szCs w:val="22"/>
-                <w:highlight w:val="yellow"/>
-              </w:rPr>
-              <w:t>Aşgabat</w:t>
-            </w:r>
-            <w:proofErr w:type="spellEnd"/>
-            <w:r>
-              <w:rPr>
-                <w:rFonts w:ascii="Times New Roman" w:hAnsi="Times New Roman"/>
-                <w:b/>
-                <w:bCs/>
-                <w:i/>
-                <w:iCs/>
-                <w:color w:val="000000"/>
-                <w:kern w:val="0"/>
-                <w:sz w:val="22"/>
-                <w:szCs w:val="22"/>
-                <w:highlight w:val="yellow"/>
-              </w:rPr>
-              <w:t xml:space="preserve"> </w:t>
-            </w:r>
+              <w:rPr>
+                <w:rFonts w:ascii="Times New Roman" w:hAnsi="Times New Roman"/>
+                <w:b/>
+                <w:bCs/>
+                <w:i/>
+                <w:iCs/>
+                <w:color w:val="000000"/>
+                <w:kern w:val="0"/>
+                <w:sz w:val="22"/>
+                <w:szCs w:val="22"/>
+              </w:rPr>
+            </w:pPr>
+            <w:r>
+              <w:rPr>
+                <w:rFonts w:ascii="Times New Roman" w:hAnsi="Times New Roman"/>
+                <w:b/>
+                <w:bCs/>
+                <w:i/>
+                <w:iCs/>
+                <w:color w:val="000000"/>
+                <w:kern w:val="0"/>
+                <w:sz w:val="22"/>
+                <w:szCs w:val="22"/>
+              </w:rPr>
+              <w:t>{{</w:t>
+            </w:r>
+            <w:proofErr w:type="spellStart"/>
             <w:proofErr w:type="gramStart"/>
             <w:r>
               <w:rPr>
@@ -3192,27 +2782,9 @@
                 <w:kern w:val="0"/>
                 <w:sz w:val="22"/>
                 <w:szCs w:val="22"/>
-                <w:highlight w:val="yellow"/>
-              </w:rPr>
-              <w:t>ş.,</w:t>
-            </w:r>
-            <w:proofErr w:type="spellStart"/>
-            <w:r>
-              <w:rPr>
-                <w:rFonts w:ascii="Times New Roman" w:hAnsi="Times New Roman"/>
-                <w:b/>
-                <w:bCs/>
-                <w:i/>
-                <w:iCs/>
-                <w:color w:val="000000"/>
-                <w:kern w:val="0"/>
-                <w:sz w:val="22"/>
-                <w:szCs w:val="22"/>
-                <w:highlight w:val="yellow"/>
-              </w:rPr>
-              <w:t>Bitarap</w:t>
-            </w:r>
-            <w:proofErr w:type="spellEnd"/>
+              </w:rPr>
+              <w:t>ds.rows</w:t>
+            </w:r>
             <w:proofErr w:type="gramEnd"/>
             <w:r>
               <w:rPr>
@@ -3225,346 +2797,49 @@
                 <w:kern w:val="0"/>
                 <w:sz w:val="22"/>
                 <w:szCs w:val="22"/>
-                <w:highlight w:val="yellow"/>
-              </w:rPr>
-              <w:t xml:space="preserve"> Türkmenistan şaýoly 538</w:t>
-            </w:r>
-          </w:p>
-        </w:tc>
-      </w:tr>
-      <w:tr>
-        <w:trPr>
-          <w:trHeight w:val="404"/>
-        </w:trPr>
-        <w:tc>
-          <w:tcPr>
-            <w:tcW w:w="11070" w:type="dxa"/>
-            <w:gridSpan w:val="19"/>
-          </w:tcPr>
+              </w:rPr>
+              <w:t>.Travel_DateText</w:t>
+            </w:r>
+            <w:proofErr w:type="spellEnd"/>
+            <w:r>
+              <w:rPr>
+                <w:rFonts w:ascii="Times New Roman" w:hAnsi="Times New Roman"/>
+                <w:b/>
+                <w:bCs/>
+                <w:i/>
+                <w:iCs/>
+                <w:color w:val="000000"/>
+                <w:kern w:val="0"/>
+                <w:sz w:val="22"/>
+                <w:szCs w:val="22"/>
+              </w:rPr>
+              <w:t>}}</w:t>
+            </w:r>
+          </w:p>
           <w:p>
             <w:pPr>
               <w:widowControl w:val="0"/>
               <w:autoSpaceDE w:val="0"/>
               <w:autoSpaceDN w:val="0"/>
               <w:adjustRightInd w:val="0"/>
-              <w:spacing w:line="276" w:lineRule="auto"/>
-              <w:jc w:val="center"/>
-              <w:rPr>
-                <w:rFonts w:ascii="Times New Roman" w:hAnsi="Times New Roman"/>
-                <w:color w:val="000000"/>
-                <w:kern w:val="0"/>
-                <w:sz w:val="22"/>
-                <w:szCs w:val="22"/>
-              </w:rPr>
-            </w:pPr>
-            <w:r>
-              <w:rPr>
-                <w:rFonts w:ascii="Times New Roman" w:hAnsi="Times New Roman"/>
-                <w:color w:val="000000"/>
-                <w:kern w:val="0"/>
-                <w:sz w:val="22"/>
-                <w:szCs w:val="22"/>
-              </w:rPr>
-              <w:t xml:space="preserve">                                                    (</w:t>
-            </w:r>
-            <w:proofErr w:type="spellStart"/>
-            <w:r>
-              <w:rPr>
-                <w:rFonts w:ascii="Times New Roman" w:hAnsi="Times New Roman"/>
-                <w:color w:val="000000"/>
-                <w:kern w:val="0"/>
-                <w:sz w:val="22"/>
-                <w:szCs w:val="22"/>
-              </w:rPr>
-              <w:t>familiýasy</w:t>
-            </w:r>
-            <w:proofErr w:type="spellEnd"/>
-            <w:r>
-              <w:rPr>
-                <w:rFonts w:ascii="Times New Roman" w:hAnsi="Times New Roman"/>
-                <w:color w:val="000000"/>
-                <w:kern w:val="0"/>
-                <w:sz w:val="22"/>
-                <w:szCs w:val="22"/>
-              </w:rPr>
-              <w:t xml:space="preserve">, </w:t>
-            </w:r>
-            <w:proofErr w:type="spellStart"/>
-            <w:r>
-              <w:rPr>
-                <w:rFonts w:ascii="Times New Roman" w:hAnsi="Times New Roman"/>
-                <w:color w:val="000000"/>
-                <w:kern w:val="0"/>
-                <w:sz w:val="22"/>
-                <w:szCs w:val="22"/>
-              </w:rPr>
-              <w:t>ady</w:t>
-            </w:r>
-            <w:proofErr w:type="spellEnd"/>
-            <w:r>
-              <w:rPr>
-                <w:rFonts w:ascii="Times New Roman" w:hAnsi="Times New Roman"/>
-                <w:color w:val="000000"/>
-                <w:kern w:val="0"/>
-                <w:sz w:val="22"/>
-                <w:szCs w:val="22"/>
-              </w:rPr>
-              <w:t xml:space="preserve">, </w:t>
-            </w:r>
-            <w:proofErr w:type="spellStart"/>
-            <w:r>
-              <w:rPr>
-                <w:rFonts w:ascii="Times New Roman" w:hAnsi="Times New Roman"/>
-                <w:color w:val="000000"/>
-                <w:kern w:val="0"/>
-                <w:sz w:val="22"/>
-                <w:szCs w:val="22"/>
-              </w:rPr>
-              <w:t>doglan</w:t>
-            </w:r>
-            <w:proofErr w:type="spellEnd"/>
-            <w:r>
-              <w:rPr>
-                <w:rFonts w:ascii="Times New Roman" w:hAnsi="Times New Roman"/>
-                <w:color w:val="000000"/>
-                <w:kern w:val="0"/>
-                <w:sz w:val="22"/>
-                <w:szCs w:val="22"/>
-              </w:rPr>
-              <w:t xml:space="preserve"> </w:t>
-            </w:r>
-            <w:proofErr w:type="spellStart"/>
-            <w:r>
-              <w:rPr>
-                <w:rFonts w:ascii="Times New Roman" w:hAnsi="Times New Roman"/>
-                <w:color w:val="000000"/>
-                <w:kern w:val="0"/>
-                <w:sz w:val="22"/>
-                <w:szCs w:val="22"/>
-              </w:rPr>
-              <w:t>ýyly</w:t>
-            </w:r>
-            <w:proofErr w:type="spellEnd"/>
-            <w:r>
-              <w:rPr>
-                <w:rFonts w:ascii="Times New Roman" w:hAnsi="Times New Roman"/>
-                <w:color w:val="000000"/>
-                <w:kern w:val="0"/>
-                <w:sz w:val="22"/>
-                <w:szCs w:val="22"/>
-              </w:rPr>
-              <w:t xml:space="preserve">, </w:t>
-            </w:r>
-            <w:proofErr w:type="spellStart"/>
-            <w:r>
-              <w:rPr>
-                <w:rFonts w:ascii="Times New Roman" w:hAnsi="Times New Roman"/>
-                <w:color w:val="000000"/>
-                <w:kern w:val="0"/>
-                <w:sz w:val="22"/>
-                <w:szCs w:val="22"/>
-              </w:rPr>
-              <w:t>öý</w:t>
-            </w:r>
-            <w:proofErr w:type="spellEnd"/>
-            <w:r>
-              <w:rPr>
-                <w:rFonts w:ascii="Times New Roman" w:hAnsi="Times New Roman"/>
-                <w:color w:val="000000"/>
-                <w:kern w:val="0"/>
-                <w:sz w:val="22"/>
-                <w:szCs w:val="22"/>
-              </w:rPr>
-              <w:t xml:space="preserve"> </w:t>
-            </w:r>
-            <w:proofErr w:type="spellStart"/>
-            <w:r>
-              <w:rPr>
-                <w:rFonts w:ascii="Times New Roman" w:hAnsi="Times New Roman"/>
-                <w:color w:val="000000"/>
-                <w:kern w:val="0"/>
-                <w:sz w:val="22"/>
-                <w:szCs w:val="22"/>
-              </w:rPr>
-              <w:t>salgysy</w:t>
-            </w:r>
-            <w:proofErr w:type="spellEnd"/>
-            <w:r>
-              <w:rPr>
-                <w:rFonts w:ascii="Times New Roman" w:hAnsi="Times New Roman"/>
-                <w:color w:val="000000"/>
-                <w:kern w:val="0"/>
-                <w:sz w:val="22"/>
-                <w:szCs w:val="22"/>
-              </w:rPr>
-              <w:t>)</w:t>
-            </w:r>
-          </w:p>
-        </w:tc>
-      </w:tr>
-      <w:tr>
-        <w:tc>
-          <w:tcPr>
-            <w:tcW w:w="2767" w:type="dxa"/>
-            <w:gridSpan w:val="5"/>
-          </w:tcPr>
-          <w:p>
-            <w:pPr>
-              <w:spacing w:line="276" w:lineRule="auto"/>
-              <w:rPr>
-                <w:rFonts w:ascii="Times New Roman" w:hAnsi="Times New Roman" w:cs="Times New Roman"/>
-              </w:rPr>
-            </w:pPr>
-            <w:proofErr w:type="spellStart"/>
-            <w:r>
-              <w:rPr>
-                <w:rFonts w:ascii="Times New Roman" w:hAnsi="Times New Roman" w:cs="Times New Roman"/>
-              </w:rPr>
-              <w:t>Dolduran</w:t>
-            </w:r>
-            <w:proofErr w:type="spellEnd"/>
-            <w:r>
-              <w:rPr>
-                <w:rFonts w:ascii="Times New Roman" w:hAnsi="Times New Roman" w:cs="Times New Roman"/>
-              </w:rPr>
-              <w:t xml:space="preserve"> </w:t>
-            </w:r>
-            <w:proofErr w:type="spellStart"/>
-            <w:r>
-              <w:rPr>
-                <w:rFonts w:ascii="Times New Roman" w:hAnsi="Times New Roman" w:cs="Times New Roman"/>
-              </w:rPr>
-              <w:t>edara</w:t>
-            </w:r>
-            <w:proofErr w:type="spellEnd"/>
-          </w:p>
-        </w:tc>
-        <w:tc>
-          <w:tcPr>
-            <w:tcW w:w="2768" w:type="dxa"/>
-            <w:gridSpan w:val="8"/>
-          </w:tcPr>
-          <w:p>
-            <w:pPr>
-              <w:spacing w:line="276" w:lineRule="auto"/>
-              <w:jc w:val="center"/>
-              <w:rPr>
-                <w:rFonts w:ascii="Times New Roman" w:hAnsi="Times New Roman" w:cs="Times New Roman"/>
-                <w:b/>
-                <w:bCs/>
-                <w:i/>
-                <w:iCs/>
-              </w:rPr>
-            </w:pPr>
-            <w:r>
-              <w:rPr>
-                <w:rFonts w:ascii="Times New Roman" w:hAnsi="Times New Roman" w:cs="Times New Roman"/>
-                <w:b/>
-                <w:bCs/>
-                <w:i/>
-                <w:iCs/>
-                <w:highlight w:val="yellow"/>
-              </w:rPr>
-              <w:t>TDMG</w:t>
-            </w:r>
-          </w:p>
-        </w:tc>
-        <w:tc>
-          <w:tcPr>
-            <w:tcW w:w="1395" w:type="dxa"/>
-            <w:gridSpan w:val="3"/>
-          </w:tcPr>
-          <w:p>
-            <w:pPr>
-              <w:spacing w:line="276" w:lineRule="auto"/>
-              <w:rPr>
-                <w:rFonts w:ascii="Times New Roman" w:hAnsi="Times New Roman" w:cs="Times New Roman"/>
-              </w:rPr>
-            </w:pPr>
-            <w:proofErr w:type="spellStart"/>
-            <w:r>
-              <w:rPr>
-                <w:rFonts w:ascii="Times New Roman" w:hAnsi="Times New Roman" w:cs="Times New Roman"/>
-              </w:rPr>
-              <w:t>wagty</w:t>
-            </w:r>
-            <w:proofErr w:type="spellEnd"/>
-          </w:p>
-        </w:tc>
-        <w:tc>
-          <w:tcPr>
-            <w:tcW w:w="4140" w:type="dxa"/>
-            <w:gridSpan w:val="3"/>
-          </w:tcPr>
-          <w:p>
-            <w:pPr>
-              <w:spacing w:line="276" w:lineRule="auto"/>
-              <w:jc w:val="center"/>
-              <w:rPr>
-                <w:rFonts w:ascii="Times New Roman" w:hAnsi="Times New Roman" w:cs="Times New Roman"/>
-                <w:b/>
-                <w:bCs/>
-                <w:i/>
-                <w:iCs/>
-              </w:rPr>
-            </w:pPr>
-            <w:r>
-              <w:rPr>
-                <w:rFonts w:ascii="Times New Roman" w:hAnsi="Times New Roman" w:cs="Times New Roman"/>
-                <w:b/>
-                <w:bCs/>
-                <w:i/>
-                <w:iCs/>
-                <w:highlight w:val="yellow"/>
-              </w:rPr>
-              <w:t>20.01.2026</w:t>
-            </w:r>
-          </w:p>
-        </w:tc>
-      </w:tr>
-      <w:tr>
-        <w:tc>
-          <w:tcPr>
-            <w:tcW w:w="11070" w:type="dxa"/>
-            <w:gridSpan w:val="19"/>
-          </w:tcPr>
-          <w:p>
-            <w:pPr>
-              <w:spacing w:line="276" w:lineRule="auto"/>
-              <w:rPr>
-                <w:rFonts w:ascii="Times New Roman" w:hAnsi="Times New Roman" w:cs="Times New Roman"/>
-              </w:rPr>
-            </w:pPr>
-            <w:proofErr w:type="spellStart"/>
-            <w:r>
-              <w:rPr>
-                <w:rFonts w:ascii="Times New Roman" w:hAnsi="Times New Roman" w:cs="Times New Roman"/>
-              </w:rPr>
-              <w:t>Barlan</w:t>
-            </w:r>
-            <w:proofErr w:type="spellEnd"/>
-            <w:r>
-              <w:rPr>
-                <w:rFonts w:ascii="Times New Roman" w:hAnsi="Times New Roman" w:cs="Times New Roman"/>
-              </w:rPr>
-              <w:t xml:space="preserve"> </w:t>
-            </w:r>
-            <w:proofErr w:type="spellStart"/>
-            <w:r>
-              <w:rPr>
-                <w:rFonts w:ascii="Times New Roman" w:hAnsi="Times New Roman" w:cs="Times New Roman"/>
-              </w:rPr>
-              <w:t>gözegçi</w:t>
-            </w:r>
-            <w:proofErr w:type="spellEnd"/>
-          </w:p>
-        </w:tc>
-      </w:tr>
-      <w:tr>
-        <w:tc>
-          <w:tcPr>
-            <w:tcW w:w="11070" w:type="dxa"/>
-            <w:gridSpan w:val="19"/>
+              <w:rPr>
+                <w:rFonts w:ascii="Times New Roman" w:hAnsi="Times New Roman"/>
+                <w:b/>
+                <w:bCs/>
+                <w:i/>
+                <w:iCs/>
+                <w:color w:val="000000"/>
+                <w:kern w:val="0"/>
+                <w:sz w:val="22"/>
+                <w:szCs w:val="22"/>
+              </w:rPr>
+            </w:pPr>
+          </w:p>
+        </w:tc>
+        <w:tc>
+          <w:tcPr>
+            <w:tcW w:w="1800" w:type="dxa"/>
+            <w:gridSpan w:val="4"/>
           </w:tcPr>
           <w:p>
             <w:pPr>
@@ -3572,7 +2847,785 @@
               <w:autoSpaceDE w:val="0"/>
               <w:autoSpaceDN w:val="0"/>
               <w:adjustRightInd w:val="0"/>
-              <w:spacing w:line="276" w:lineRule="auto"/>
+              <w:rPr>
+                <w:rFonts w:ascii="Times New Roman" w:hAnsi="Times New Roman"/>
+                <w:color w:val="000000"/>
+                <w:kern w:val="0"/>
+                <w:sz w:val="22"/>
+                <w:szCs w:val="22"/>
+              </w:rPr>
+            </w:pPr>
+            <w:r>
+              <w:rPr>
+                <w:rFonts w:ascii="Times New Roman" w:hAnsi="Times New Roman"/>
+                <w:color w:val="000000"/>
+                <w:kern w:val="0"/>
+                <w:sz w:val="22"/>
+                <w:szCs w:val="22"/>
+              </w:rPr>
+              <w:t xml:space="preserve">14. </w:t>
+            </w:r>
+            <w:proofErr w:type="spellStart"/>
+            <w:r>
+              <w:rPr>
+                <w:rFonts w:ascii="Times New Roman" w:hAnsi="Times New Roman"/>
+                <w:color w:val="000000"/>
+                <w:kern w:val="0"/>
+                <w:sz w:val="22"/>
+                <w:szCs w:val="22"/>
+              </w:rPr>
+              <w:t>Giren</w:t>
+            </w:r>
+            <w:proofErr w:type="spellEnd"/>
+            <w:r>
+              <w:rPr>
+                <w:rFonts w:ascii="Times New Roman" w:hAnsi="Times New Roman"/>
+                <w:color w:val="000000"/>
+                <w:kern w:val="0"/>
+                <w:sz w:val="22"/>
+                <w:szCs w:val="22"/>
+              </w:rPr>
+              <w:t xml:space="preserve"> </w:t>
+            </w:r>
+            <w:proofErr w:type="spellStart"/>
+            <w:r>
+              <w:rPr>
+                <w:rFonts w:ascii="Times New Roman" w:hAnsi="Times New Roman"/>
+                <w:color w:val="000000"/>
+                <w:kern w:val="0"/>
+                <w:sz w:val="22"/>
+                <w:szCs w:val="22"/>
+              </w:rPr>
+              <w:t>ýeri</w:t>
+            </w:r>
+            <w:proofErr w:type="spellEnd"/>
+          </w:p>
+        </w:tc>
+        <w:tc>
+          <w:tcPr>
+            <w:tcW w:w="5400" w:type="dxa"/>
+            <w:gridSpan w:val="5"/>
+          </w:tcPr>
+          <w:p>
+            <w:pPr>
+              <w:rPr>
+                <w:rFonts w:ascii="Times New Roman" w:hAnsi="Times New Roman" w:cs="Times New Roman"/>
+                <w:b/>
+                <w:bCs/>
+                <w:i/>
+                <w:iCs/>
+              </w:rPr>
+            </w:pPr>
+            <w:r>
+              <w:rPr>
+                <w:rFonts w:ascii="Times New Roman" w:hAnsi="Times New Roman" w:cs="Times New Roman"/>
+                <w:b/>
+                <w:bCs/>
+                <w:i/>
+                <w:iCs/>
+              </w:rPr>
+              <w:t>{{</w:t>
+            </w:r>
+            <w:proofErr w:type="spellStart"/>
+            <w:proofErr w:type="gramStart"/>
+            <w:r>
+              <w:rPr>
+                <w:rFonts w:ascii="Times New Roman" w:hAnsi="Times New Roman" w:cs="Times New Roman"/>
+                <w:b/>
+                <w:bCs/>
+                <w:i/>
+                <w:iCs/>
+              </w:rPr>
+              <w:t>ds.rows</w:t>
+            </w:r>
+            <w:proofErr w:type="gramEnd"/>
+            <w:r>
+              <w:rPr>
+                <w:rFonts w:ascii="Times New Roman" w:hAnsi="Times New Roman" w:cs="Times New Roman"/>
+                <w:b/>
+                <w:bCs/>
+                <w:i/>
+                <w:iCs/>
+              </w:rPr>
+              <w:t>.Travel_CheckPointTm</w:t>
+            </w:r>
+            <w:proofErr w:type="spellEnd"/>
+            <w:r>
+              <w:rPr>
+                <w:rFonts w:ascii="Times New Roman" w:hAnsi="Times New Roman" w:cs="Times New Roman"/>
+                <w:b/>
+                <w:bCs/>
+                <w:i/>
+                <w:iCs/>
+              </w:rPr>
+              <w:t>}}</w:t>
+            </w:r>
+          </w:p>
+          <w:p>
+            <w:pPr>
+              <w:rPr>
+                <w:rFonts w:ascii="Times New Roman" w:hAnsi="Times New Roman" w:cs="Times New Roman"/>
+                <w:i/>
+                <w:iCs/>
+              </w:rPr>
+            </w:pPr>
+          </w:p>
+        </w:tc>
+      </w:tr>
+      <w:tr>
+        <w:trPr>
+          <w:trHeight w:val="288"/>
+        </w:trPr>
+        <w:tc>
+          <w:tcPr>
+            <w:tcW w:w="2790" w:type="dxa"/>
+            <w:gridSpan w:val="6"/>
+          </w:tcPr>
+          <w:p>
+            <w:pPr>
+              <w:widowControl w:val="0"/>
+              <w:autoSpaceDE w:val="0"/>
+              <w:autoSpaceDN w:val="0"/>
+              <w:adjustRightInd w:val="0"/>
+              <w:ind w:left="-13"/>
+              <w:jc w:val="center"/>
+              <w:rPr>
+                <w:rFonts w:ascii="Times New Roman" w:hAnsi="Times New Roman"/>
+                <w:color w:val="000000"/>
+                <w:kern w:val="0"/>
+                <w:sz w:val="22"/>
+                <w:szCs w:val="22"/>
+              </w:rPr>
+            </w:pPr>
+            <w:r>
+              <w:rPr>
+                <w:rFonts w:ascii="Times New Roman" w:hAnsi="Times New Roman"/>
+                <w:color w:val="000000"/>
+                <w:kern w:val="0"/>
+                <w:sz w:val="22"/>
+                <w:szCs w:val="22"/>
+              </w:rPr>
+              <w:t xml:space="preserve">15. Kabul </w:t>
+            </w:r>
+            <w:proofErr w:type="spellStart"/>
+            <w:r>
+              <w:rPr>
+                <w:rFonts w:ascii="Times New Roman" w:hAnsi="Times New Roman"/>
+                <w:color w:val="000000"/>
+                <w:kern w:val="0"/>
+                <w:sz w:val="22"/>
+                <w:szCs w:val="22"/>
+              </w:rPr>
+              <w:t>edýän</w:t>
+            </w:r>
+            <w:proofErr w:type="spellEnd"/>
+            <w:r>
+              <w:rPr>
+                <w:rFonts w:ascii="Times New Roman" w:hAnsi="Times New Roman"/>
+                <w:color w:val="000000"/>
+                <w:kern w:val="0"/>
+                <w:sz w:val="22"/>
+                <w:szCs w:val="22"/>
+              </w:rPr>
+              <w:t xml:space="preserve"> </w:t>
+            </w:r>
+            <w:proofErr w:type="spellStart"/>
+            <w:r>
+              <w:rPr>
+                <w:rFonts w:ascii="Times New Roman" w:hAnsi="Times New Roman"/>
+                <w:color w:val="000000"/>
+                <w:kern w:val="0"/>
+                <w:sz w:val="22"/>
+                <w:szCs w:val="22"/>
+              </w:rPr>
+              <w:t>edara</w:t>
+            </w:r>
+            <w:proofErr w:type="spellEnd"/>
+            <w:r>
+              <w:rPr>
+                <w:rFonts w:ascii="Times New Roman" w:hAnsi="Times New Roman"/>
+                <w:color w:val="000000"/>
+                <w:kern w:val="0"/>
+                <w:sz w:val="22"/>
+                <w:szCs w:val="22"/>
+              </w:rPr>
+              <w:t xml:space="preserve"> </w:t>
+            </w:r>
+            <w:proofErr w:type="spellStart"/>
+            <w:r>
+              <w:rPr>
+                <w:rFonts w:ascii="Times New Roman" w:hAnsi="Times New Roman"/>
+                <w:color w:val="000000"/>
+                <w:kern w:val="0"/>
+                <w:sz w:val="22"/>
+                <w:szCs w:val="22"/>
+              </w:rPr>
+              <w:t>ýa</w:t>
+            </w:r>
+            <w:proofErr w:type="spellEnd"/>
+            <w:r>
+              <w:rPr>
+                <w:rFonts w:ascii="Times New Roman" w:hAnsi="Times New Roman"/>
+                <w:color w:val="000000"/>
+                <w:kern w:val="0"/>
+                <w:sz w:val="22"/>
+                <w:szCs w:val="22"/>
+              </w:rPr>
+              <w:t xml:space="preserve">-da    </w:t>
+            </w:r>
+            <w:proofErr w:type="spellStart"/>
+            <w:r>
+              <w:rPr>
+                <w:rFonts w:ascii="Times New Roman" w:hAnsi="Times New Roman"/>
+                <w:color w:val="000000"/>
+                <w:kern w:val="0"/>
+                <w:sz w:val="22"/>
+                <w:szCs w:val="22"/>
+              </w:rPr>
+              <w:t>şahsyýet</w:t>
+            </w:r>
+            <w:proofErr w:type="spellEnd"/>
+          </w:p>
+        </w:tc>
+        <w:tc>
+          <w:tcPr>
+            <w:tcW w:w="8280" w:type="dxa"/>
+            <w:gridSpan w:val="13"/>
+          </w:tcPr>
+          <w:p>
+            <w:pPr>
+              <w:rPr>
+                <w:rFonts w:ascii="Times New Roman" w:hAnsi="Times New Roman" w:cs="Times New Roman"/>
+                <w:b/>
+                <w:bCs/>
+                <w:i/>
+                <w:iCs/>
+              </w:rPr>
+            </w:pPr>
+            <w:r>
+              <w:rPr>
+                <w:rFonts w:ascii="Times New Roman" w:hAnsi="Times New Roman" w:cs="Times New Roman"/>
+                <w:b/>
+                <w:bCs/>
+                <w:i/>
+                <w:iCs/>
+              </w:rPr>
+              <w:t>{{</w:t>
+            </w:r>
+            <w:proofErr w:type="spellStart"/>
+            <w:proofErr w:type="gramStart"/>
+            <w:r>
+              <w:rPr>
+                <w:rFonts w:ascii="Times New Roman" w:hAnsi="Times New Roman" w:cs="Times New Roman"/>
+                <w:b/>
+                <w:bCs/>
+                <w:i/>
+                <w:iCs/>
+              </w:rPr>
+              <w:t>ds.rows</w:t>
+            </w:r>
+            <w:proofErr w:type="gramEnd"/>
+            <w:r>
+              <w:rPr>
+                <w:rFonts w:ascii="Times New Roman" w:hAnsi="Times New Roman" w:cs="Times New Roman"/>
+                <w:b/>
+                <w:bCs/>
+                <w:i/>
+                <w:iCs/>
+              </w:rPr>
+              <w:t>.Application_</w:t>
+            </w:r>
+            <w:proofErr w:type="gramStart"/>
+            <w:r>
+              <w:rPr>
+                <w:rFonts w:ascii="Times New Roman" w:hAnsi="Times New Roman" w:cs="Times New Roman"/>
+                <w:b/>
+                <w:bCs/>
+                <w:i/>
+                <w:iCs/>
+              </w:rPr>
+              <w:t>SponsorName</w:t>
+            </w:r>
+            <w:proofErr w:type="spellEnd"/>
+            <w:r>
+              <w:rPr>
+                <w:rFonts w:ascii="Times New Roman" w:hAnsi="Times New Roman" w:cs="Times New Roman"/>
+                <w:b/>
+                <w:bCs/>
+                <w:i/>
+                <w:iCs/>
+              </w:rPr>
+              <w:t>}}, {{</w:t>
+            </w:r>
+            <w:proofErr w:type="spellStart"/>
+            <w:r>
+              <w:rPr>
+                <w:rFonts w:ascii="Times New Roman" w:hAnsi="Times New Roman" w:cs="Times New Roman"/>
+                <w:b/>
+                <w:bCs/>
+                <w:i/>
+                <w:iCs/>
+              </w:rPr>
+              <w:t>ds.rows</w:t>
+            </w:r>
+            <w:proofErr w:type="gramEnd"/>
+            <w:r>
+              <w:rPr>
+                <w:rFonts w:ascii="Times New Roman" w:hAnsi="Times New Roman" w:cs="Times New Roman"/>
+                <w:b/>
+                <w:bCs/>
+                <w:i/>
+                <w:iCs/>
+              </w:rPr>
+              <w:t>.Application_CompanyAddress</w:t>
+            </w:r>
+            <w:proofErr w:type="spellEnd"/>
+            <w:r>
+              <w:rPr>
+                <w:rFonts w:ascii="Times New Roman" w:hAnsi="Times New Roman" w:cs="Times New Roman"/>
+                <w:b/>
+                <w:bCs/>
+                <w:i/>
+                <w:iCs/>
+              </w:rPr>
+              <w:t>}}</w:t>
+            </w:r>
+          </w:p>
+        </w:tc>
+      </w:tr>
+      <w:tr>
+        <w:trPr>
+          <w:trHeight w:hRule="exact" w:val="288"/>
+        </w:trPr>
+        <w:tc>
+          <w:tcPr>
+            <w:tcW w:w="11070" w:type="dxa"/>
+            <w:gridSpan w:val="19"/>
+          </w:tcPr>
+          <w:p>
+            <w:pPr>
+              <w:widowControl w:val="0"/>
+              <w:autoSpaceDE w:val="0"/>
+              <w:autoSpaceDN w:val="0"/>
+              <w:adjustRightInd w:val="0"/>
+              <w:jc w:val="center"/>
+              <w:rPr>
+                <w:rFonts w:ascii="Times New Roman" w:hAnsi="Times New Roman"/>
+                <w:color w:val="000000"/>
+                <w:kern w:val="0"/>
+                <w:sz w:val="22"/>
+                <w:szCs w:val="22"/>
+              </w:rPr>
+            </w:pPr>
+            <w:r>
+              <w:rPr>
+                <w:rFonts w:ascii="Times New Roman" w:hAnsi="Times New Roman"/>
+                <w:color w:val="000000"/>
+                <w:kern w:val="0"/>
+                <w:sz w:val="22"/>
+                <w:szCs w:val="22"/>
+              </w:rPr>
+              <w:t xml:space="preserve">                                                    (</w:t>
+            </w:r>
+            <w:proofErr w:type="spellStart"/>
+            <w:r>
+              <w:rPr>
+                <w:rFonts w:ascii="Times New Roman" w:hAnsi="Times New Roman"/>
+                <w:color w:val="000000"/>
+                <w:kern w:val="0"/>
+                <w:sz w:val="22"/>
+                <w:szCs w:val="22"/>
+              </w:rPr>
+              <w:t>familiýasy</w:t>
+            </w:r>
+            <w:proofErr w:type="spellEnd"/>
+            <w:r>
+              <w:rPr>
+                <w:rFonts w:ascii="Times New Roman" w:hAnsi="Times New Roman"/>
+                <w:color w:val="000000"/>
+                <w:kern w:val="0"/>
+                <w:sz w:val="22"/>
+                <w:szCs w:val="22"/>
+              </w:rPr>
+              <w:t xml:space="preserve">, </w:t>
+            </w:r>
+            <w:proofErr w:type="spellStart"/>
+            <w:r>
+              <w:rPr>
+                <w:rFonts w:ascii="Times New Roman" w:hAnsi="Times New Roman"/>
+                <w:color w:val="000000"/>
+                <w:kern w:val="0"/>
+                <w:sz w:val="22"/>
+                <w:szCs w:val="22"/>
+              </w:rPr>
+              <w:t>ady</w:t>
+            </w:r>
+            <w:proofErr w:type="spellEnd"/>
+            <w:r>
+              <w:rPr>
+                <w:rFonts w:ascii="Times New Roman" w:hAnsi="Times New Roman"/>
+                <w:color w:val="000000"/>
+                <w:kern w:val="0"/>
+                <w:sz w:val="22"/>
+                <w:szCs w:val="22"/>
+              </w:rPr>
+              <w:t xml:space="preserve">, </w:t>
+            </w:r>
+            <w:proofErr w:type="spellStart"/>
+            <w:r>
+              <w:rPr>
+                <w:rFonts w:ascii="Times New Roman" w:hAnsi="Times New Roman"/>
+                <w:color w:val="000000"/>
+                <w:kern w:val="0"/>
+                <w:sz w:val="22"/>
+                <w:szCs w:val="22"/>
+              </w:rPr>
+              <w:t>doglan</w:t>
+            </w:r>
+            <w:proofErr w:type="spellEnd"/>
+            <w:r>
+              <w:rPr>
+                <w:rFonts w:ascii="Times New Roman" w:hAnsi="Times New Roman"/>
+                <w:color w:val="000000"/>
+                <w:kern w:val="0"/>
+                <w:sz w:val="22"/>
+                <w:szCs w:val="22"/>
+              </w:rPr>
+              <w:t xml:space="preserve"> </w:t>
+            </w:r>
+            <w:proofErr w:type="spellStart"/>
+            <w:r>
+              <w:rPr>
+                <w:rFonts w:ascii="Times New Roman" w:hAnsi="Times New Roman"/>
+                <w:color w:val="000000"/>
+                <w:kern w:val="0"/>
+                <w:sz w:val="22"/>
+                <w:szCs w:val="22"/>
+              </w:rPr>
+              <w:t>ýyly</w:t>
+            </w:r>
+            <w:proofErr w:type="spellEnd"/>
+            <w:r>
+              <w:rPr>
+                <w:rFonts w:ascii="Times New Roman" w:hAnsi="Times New Roman"/>
+                <w:color w:val="000000"/>
+                <w:kern w:val="0"/>
+                <w:sz w:val="22"/>
+                <w:szCs w:val="22"/>
+              </w:rPr>
+              <w:t xml:space="preserve">, </w:t>
+            </w:r>
+            <w:proofErr w:type="spellStart"/>
+            <w:r>
+              <w:rPr>
+                <w:rFonts w:ascii="Times New Roman" w:hAnsi="Times New Roman"/>
+                <w:color w:val="000000"/>
+                <w:kern w:val="0"/>
+                <w:sz w:val="22"/>
+                <w:szCs w:val="22"/>
+              </w:rPr>
+              <w:t>öý</w:t>
+            </w:r>
+            <w:proofErr w:type="spellEnd"/>
+            <w:r>
+              <w:rPr>
+                <w:rFonts w:ascii="Times New Roman" w:hAnsi="Times New Roman"/>
+                <w:color w:val="000000"/>
+                <w:kern w:val="0"/>
+                <w:sz w:val="22"/>
+                <w:szCs w:val="22"/>
+              </w:rPr>
+              <w:t xml:space="preserve"> </w:t>
+            </w:r>
+            <w:proofErr w:type="spellStart"/>
+            <w:r>
+              <w:rPr>
+                <w:rFonts w:ascii="Times New Roman" w:hAnsi="Times New Roman"/>
+                <w:color w:val="000000"/>
+                <w:kern w:val="0"/>
+                <w:sz w:val="22"/>
+                <w:szCs w:val="22"/>
+              </w:rPr>
+              <w:t>salgysy</w:t>
+            </w:r>
+            <w:proofErr w:type="spellEnd"/>
+            <w:r>
+              <w:rPr>
+                <w:rFonts w:ascii="Times New Roman" w:hAnsi="Times New Roman"/>
+                <w:color w:val="000000"/>
+                <w:kern w:val="0"/>
+                <w:sz w:val="22"/>
+                <w:szCs w:val="22"/>
+              </w:rPr>
+              <w:t>)</w:t>
+            </w:r>
+          </w:p>
+        </w:tc>
+      </w:tr>
+      <w:tr>
+        <w:trPr>
+          <w:trHeight w:hRule="exact" w:val="288"/>
+        </w:trPr>
+        <w:tc>
+          <w:tcPr>
+            <w:tcW w:w="2767" w:type="dxa"/>
+            <w:gridSpan w:val="5"/>
+          </w:tcPr>
+          <w:p>
+            <w:pPr>
+              <w:rPr>
+                <w:rFonts w:ascii="Times New Roman" w:hAnsi="Times New Roman" w:cs="Times New Roman"/>
+              </w:rPr>
+            </w:pPr>
+            <w:proofErr w:type="spellStart"/>
+            <w:r>
+              <w:rPr>
+                <w:rFonts w:ascii="Times New Roman" w:hAnsi="Times New Roman" w:cs="Times New Roman"/>
+              </w:rPr>
+              <w:t>Dolduran</w:t>
+            </w:r>
+            <w:proofErr w:type="spellEnd"/>
+            <w:r>
+              <w:rPr>
+                <w:rFonts w:ascii="Times New Roman" w:hAnsi="Times New Roman" w:cs="Times New Roman"/>
+              </w:rPr>
+              <w:t xml:space="preserve"> </w:t>
+            </w:r>
+            <w:proofErr w:type="spellStart"/>
+            <w:r>
+              <w:rPr>
+                <w:rFonts w:ascii="Times New Roman" w:hAnsi="Times New Roman" w:cs="Times New Roman"/>
+              </w:rPr>
+              <w:t>edara</w:t>
+            </w:r>
+            <w:proofErr w:type="spellEnd"/>
+          </w:p>
+        </w:tc>
+        <w:tc>
+          <w:tcPr>
+            <w:tcW w:w="2768" w:type="dxa"/>
+            <w:gridSpan w:val="8"/>
+          </w:tcPr>
+          <w:p>
+            <w:pPr>
+              <w:jc w:val="center"/>
+              <w:rPr>
+                <w:rFonts w:ascii="Times New Roman" w:hAnsi="Times New Roman" w:cs="Times New Roman"/>
+                <w:b/>
+                <w:bCs/>
+                <w:i/>
+                <w:iCs/>
+              </w:rPr>
+            </w:pPr>
+            <w:r>
+              <w:rPr>
+                <w:rFonts w:ascii="Times New Roman" w:hAnsi="Times New Roman" w:cs="Times New Roman"/>
+                <w:b/>
+                <w:bCs/>
+                <w:i/>
+                <w:iCs/>
+              </w:rPr>
+              <w:t>{{</w:t>
+            </w:r>
+            <w:proofErr w:type="spellStart"/>
+            <w:proofErr w:type="gramStart"/>
+            <w:r>
+              <w:rPr>
+                <w:rFonts w:ascii="Times New Roman" w:hAnsi="Times New Roman" w:cs="Times New Roman"/>
+                <w:b/>
+                <w:bCs/>
+                <w:i/>
+                <w:iCs/>
+              </w:rPr>
+              <w:t>ds.rows</w:t>
+            </w:r>
+            <w:proofErr w:type="gramEnd"/>
+            <w:r>
+              <w:rPr>
+                <w:rFonts w:ascii="Times New Roman" w:hAnsi="Times New Roman" w:cs="Times New Roman"/>
+                <w:b/>
+                <w:bCs/>
+                <w:i/>
+                <w:iCs/>
+              </w:rPr>
+              <w:t>.Application_MigrationServiceCode</w:t>
+            </w:r>
+            <w:proofErr w:type="spellEnd"/>
+            <w:r>
+              <w:rPr>
+                <w:rFonts w:ascii="Times New Roman" w:hAnsi="Times New Roman" w:cs="Times New Roman"/>
+                <w:b/>
+                <w:bCs/>
+                <w:i/>
+                <w:iCs/>
+              </w:rPr>
+              <w:t>}}</w:t>
+            </w:r>
+          </w:p>
+          <w:p>
+            <w:pPr>
+              <w:jc w:val="center"/>
+              <w:rPr>
+                <w:rFonts w:ascii="Times New Roman" w:hAnsi="Times New Roman" w:cs="Times New Roman"/>
+                <w:b/>
+                <w:bCs/>
+                <w:i/>
+                <w:iCs/>
+              </w:rPr>
+            </w:pPr>
+          </w:p>
+        </w:tc>
+        <w:tc>
+          <w:tcPr>
+            <w:tcW w:w="1395" w:type="dxa"/>
+            <w:gridSpan w:val="3"/>
+          </w:tcPr>
+          <w:p>
+            <w:pPr>
+              <w:rPr>
+                <w:rFonts w:ascii="Times New Roman" w:hAnsi="Times New Roman" w:cs="Times New Roman"/>
+              </w:rPr>
+            </w:pPr>
+            <w:proofErr w:type="spellStart"/>
+            <w:r>
+              <w:rPr>
+                <w:rFonts w:ascii="Times New Roman" w:hAnsi="Times New Roman" w:cs="Times New Roman"/>
+              </w:rPr>
+              <w:t>wagty</w:t>
+            </w:r>
+            <w:proofErr w:type="spellEnd"/>
+          </w:p>
+        </w:tc>
+        <w:tc>
+          <w:tcPr>
+            <w:tcW w:w="4140" w:type="dxa"/>
+            <w:gridSpan w:val="3"/>
+          </w:tcPr>
+          <w:p>
+            <w:pPr>
+              <w:jc w:val="center"/>
+              <w:rPr>
+                <w:rFonts w:ascii="Times New Roman" w:hAnsi="Times New Roman" w:cs="Times New Roman"/>
+                <w:b/>
+                <w:bCs/>
+                <w:i/>
+                <w:iCs/>
+              </w:rPr>
+            </w:pPr>
+            <w:r>
+              <w:rPr>
+                <w:rFonts w:ascii="Times New Roman" w:hAnsi="Times New Roman" w:cs="Times New Roman"/>
+                <w:b/>
+                <w:bCs/>
+                <w:i/>
+                <w:iCs/>
+              </w:rPr>
+              <w:t>{{</w:t>
+            </w:r>
+            <w:proofErr w:type="spellStart"/>
+            <w:proofErr w:type="gramStart"/>
+            <w:r>
+              <w:rPr>
+                <w:rFonts w:ascii="Times New Roman" w:hAnsi="Times New Roman" w:cs="Times New Roman"/>
+                <w:b/>
+                <w:bCs/>
+                <w:i/>
+                <w:iCs/>
+              </w:rPr>
+              <w:t>ds.rows</w:t>
+            </w:r>
+            <w:proofErr w:type="gramEnd"/>
+            <w:r>
+              <w:rPr>
+                <w:rFonts w:ascii="Times New Roman" w:hAnsi="Times New Roman" w:cs="Times New Roman"/>
+                <w:b/>
+                <w:bCs/>
+                <w:i/>
+                <w:iCs/>
+              </w:rPr>
+              <w:t>.Application_RegistrationDateText</w:t>
+            </w:r>
+            <w:proofErr w:type="spellEnd"/>
+            <w:r>
+              <w:rPr>
+                <w:rFonts w:ascii="Times New Roman" w:hAnsi="Times New Roman" w:cs="Times New Roman"/>
+                <w:b/>
+                <w:bCs/>
+                <w:i/>
+                <w:iCs/>
+              </w:rPr>
+              <w:t>}}</w:t>
+            </w:r>
+          </w:p>
+          <w:p>
+            <w:pPr>
+              <w:jc w:val="center"/>
+              <w:rPr>
+                <w:rFonts w:ascii="Times New Roman" w:hAnsi="Times New Roman" w:cs="Times New Roman"/>
+                <w:b/>
+                <w:bCs/>
+                <w:i/>
+                <w:iCs/>
+              </w:rPr>
+            </w:pPr>
+          </w:p>
+        </w:tc>
+      </w:tr>
+      <w:tr>
+        <w:trPr>
+          <w:trHeight w:hRule="exact" w:val="288"/>
+        </w:trPr>
+        <w:tc>
+          <w:tcPr>
+            <w:tcW w:w="11070" w:type="dxa"/>
+            <w:gridSpan w:val="19"/>
+          </w:tcPr>
+          <w:p>
+            <w:pPr>
+              <w:rPr>
+                <w:rFonts w:ascii="Times New Roman" w:hAnsi="Times New Roman" w:cs="Times New Roman"/>
+              </w:rPr>
+            </w:pPr>
+            <w:proofErr w:type="spellStart"/>
+            <w:r>
+              <w:rPr>
+                <w:rFonts w:ascii="Times New Roman" w:hAnsi="Times New Roman" w:cs="Times New Roman"/>
+              </w:rPr>
+              <w:t>Barlan</w:t>
+            </w:r>
+            <w:proofErr w:type="spellEnd"/>
+            <w:r>
+              <w:rPr>
+                <w:rFonts w:ascii="Times New Roman" w:hAnsi="Times New Roman" w:cs="Times New Roman"/>
+              </w:rPr>
+              <w:t xml:space="preserve"> </w:t>
+            </w:r>
+            <w:proofErr w:type="spellStart"/>
+            <w:r>
+              <w:rPr>
+                <w:rFonts w:ascii="Times New Roman" w:hAnsi="Times New Roman" w:cs="Times New Roman"/>
+              </w:rPr>
+              <w:t>gözegçi</w:t>
+            </w:r>
+            <w:proofErr w:type="spellEnd"/>
+          </w:p>
+        </w:tc>
+      </w:tr>
+      <w:tr>
+        <w:trPr>
+          <w:trHeight w:hRule="exact" w:val="288"/>
+        </w:trPr>
+        <w:tc>
+          <w:tcPr>
+            <w:tcW w:w="11070" w:type="dxa"/>
+            <w:gridSpan w:val="19"/>
+          </w:tcPr>
+          <w:p>
+            <w:pPr>
+              <w:widowControl w:val="0"/>
+              <w:autoSpaceDE w:val="0"/>
+              <w:autoSpaceDN w:val="0"/>
+              <w:adjustRightInd w:val="0"/>
               <w:jc w:val="center"/>
               <w:rPr>
                 <w:rFonts w:ascii="Times New Roman" w:hAnsi="Times New Roman"/>
@@ -3676,13 +3729,13 @@
         <mc:AlternateContent>
           <mc:Choice Requires="wps">
             <w:drawing>
-              <wp:anchor distT="0" distB="0" distL="114300" distR="114300" simplePos="0" relativeHeight="251659264" behindDoc="0" locked="0" layoutInCell="1" allowOverlap="1" wp14:anchorId="06F1E38F" wp14:editId="02A9184F">
+              <wp:anchor distT="0" distB="0" distL="114300" distR="114300" simplePos="0" relativeHeight="251659264" behindDoc="0" locked="0" layoutInCell="1" allowOverlap="1" wp14:anchorId="2F292526" wp14:editId="4C87B7C4">
                 <wp:simplePos x="0" y="0"/>
                 <wp:positionH relativeFrom="column">
-                  <wp:posOffset>-577049</wp:posOffset>
+                  <wp:posOffset>-581025</wp:posOffset>
                 </wp:positionH>
                 <wp:positionV relativeFrom="paragraph">
-                  <wp:posOffset>151057</wp:posOffset>
+                  <wp:posOffset>75565</wp:posOffset>
                 </wp:positionV>
                 <wp:extent cx="7022237" cy="0"/>
                 <wp:effectExtent l="0" t="0" r="0" b="0"/>
@@ -3740,18 +3793,12 @@
           </mc:Choice>
           <mc:Fallback>
             <w:pict>
-              <v:line w14:anchorId="0B057901" id="Straight Connector 4" o:spid="_x0000_s1026" style="position:absolute;z-index:251659264;visibility:visible;mso-wrap-style:square;mso-width-percent:0;mso-height-percent:0;mso-wrap-distance-left:9pt;mso-wrap-distance-top:0;mso-wrap-distance-right:9pt;mso-wrap-distance-bottom:0;mso-position-horizontal:absolute;mso-position-horizontal-relative:text;mso-position-vertical:absolute;mso-position-vertical-relative:text;mso-width-percent:0;mso-height-percent:0;mso-width-relative:margin;mso-height-relative:margin" from="-45.45pt,11.9pt" to="507.5pt,11.9pt" o:gfxdata="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" strokecolor="black [3200]" strokeweight="1.5pt">
+              <v:line w14:anchorId="45249E10" id="Straight Connector 4" o:spid="_x0000_s1026" style="position:absolute;z-index:251659264;visibility:visible;mso-wrap-style:square;mso-width-percent:0;mso-height-percent:0;mso-wrap-distance-left:9pt;mso-wrap-distance-top:0;mso-wrap-distance-right:9pt;mso-wrap-distance-bottom:0;mso-position-horizontal:absolute;mso-position-horizontal-relative:text;mso-position-vertical:absolute;mso-position-vertical-relative:text;mso-width-percent:0;mso-height-percent:0;mso-width-relative:margin;mso-height-relative:margin" from="-45.75pt,5.95pt" to="507.2pt,5.95pt" o:gfxdata="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" strokecolor="black [3200]" strokeweight="1.5pt">
                 <v:stroke dashstyle="dash"/>
               </v:line>
             </w:pict>
           </mc:Fallback>
         </mc:AlternateContent>
-      </w:r>
-      <w:r>
-        <w:rPr>
-          <w:rFonts w:ascii="Times New Roman" w:hAnsi="Times New Roman" w:cs="Times New Roman"/>
-        </w:rPr>
-        <w:tab/>
       </w:r>
       <w:r>
         <w:rPr>
@@ -3777,6 +3824,7 @@
         <w:tblStyle w:val="TableGrid"/>
         <w:tblW w:w="11070" w:type="dxa"/>
         <w:tblInd w:w="-905" w:type="dxa"/>
+        <w:tblLayout w:type="fixed"/>
         <w:tblLook w:val="04A0" w:firstRow="1" w:lastRow="0" w:firstColumn="1" w:lastColumn="0" w:noHBand="0" w:noVBand="1"/>
       </w:tblPr>
       <w:tblGrid>
@@ -3788,6 +3836,9 @@
         <w:gridCol w:w="1890"/>
       </w:tblGrid>
       <w:tr>
+        <w:trPr>
+          <w:trHeight w:hRule="exact" w:val="288"/>
+        </w:trPr>
         <w:tc>
           <w:tcPr>
             <w:tcW w:w="1980" w:type="dxa"/>
@@ -4085,9 +4136,85 @@
         </w:tc>
       </w:tr>
       <w:tr>
+        <w:trPr>
+          <w:trHeight w:hRule="exact" w:val="288"/>
+        </w:trPr>
         <w:tc>
           <w:tcPr>
             <w:tcW w:w="1980" w:type="dxa"/>
+          </w:tcPr>
+          <w:p>
+            <w:pPr>
+              <w:spacing w:line="276" w:lineRule="auto"/>
+              <w:rPr>
+                <w:rFonts w:ascii="Times New Roman" w:hAnsi="Times New Roman" w:cs="Times New Roman"/>
+                <w:b/>
+                <w:bCs/>
+                <w:i/>
+                <w:iCs/>
+              </w:rPr>
+            </w:pPr>
+            <w:r>
+              <w:rPr>
+                <w:rFonts w:ascii="Times New Roman" w:hAnsi="Times New Roman" w:cs="Times New Roman"/>
+                <w:b/>
+                <w:bCs/>
+                <w:i/>
+                <w:iCs/>
+              </w:rPr>
+              <w:t>{{</w:t>
+            </w:r>
+            <w:proofErr w:type="spellStart"/>
+            <w:proofErr w:type="gramStart"/>
+            <w:r>
+              <w:rPr>
+                <w:rFonts w:ascii="Times New Roman" w:hAnsi="Times New Roman" w:cs="Times New Roman"/>
+                <w:b/>
+                <w:bCs/>
+                <w:i/>
+                <w:iCs/>
+              </w:rPr>
+              <w:t>ds.rows</w:t>
+            </w:r>
+            <w:proofErr w:type="gramEnd"/>
+            <w:r>
+              <w:rPr>
+                <w:rFonts w:ascii="Times New Roman" w:hAnsi="Times New Roman" w:cs="Times New Roman"/>
+                <w:b/>
+                <w:bCs/>
+                <w:i/>
+                <w:iCs/>
+              </w:rPr>
+              <w:t>.Application_MigrationServiceCode</w:t>
+            </w:r>
+            <w:proofErr w:type="spellEnd"/>
+            <w:r>
+              <w:rPr>
+                <w:rFonts w:ascii="Times New Roman" w:hAnsi="Times New Roman" w:cs="Times New Roman"/>
+                <w:b/>
+                <w:bCs/>
+                <w:i/>
+                <w:iCs/>
+              </w:rPr>
+              <w:t>}}</w:t>
+            </w:r>
+          </w:p>
+          <w:p>
+            <w:pPr>
+              <w:spacing w:line="276" w:lineRule="auto"/>
+              <w:rPr>
+                <w:rFonts w:ascii="Times New Roman" w:hAnsi="Times New Roman" w:cs="Times New Roman"/>
+                <w:b/>
+                <w:bCs/>
+                <w:i/>
+                <w:iCs/>
+              </w:rPr>
+            </w:pPr>
+          </w:p>
+        </w:tc>
+        <w:tc>
+          <w:tcPr>
+            <w:tcW w:w="1800" w:type="dxa"/>
           </w:tcPr>
           <w:p>
             <w:pPr>
@@ -4101,22 +4228,252 @@
                 <w:iCs/>
               </w:rPr>
             </w:pPr>
-            <w:r>
-              <w:rPr>
-                <w:rFonts w:ascii="Times New Roman" w:hAnsi="Times New Roman" w:cs="Times New Roman"/>
-                <w:b/>
-                <w:bCs/>
-                <w:i/>
-                <w:iCs/>
-                <w:highlight w:val="yellow"/>
-              </w:rPr>
-              <w:t>TDMGAS</w:t>
-            </w:r>
           </w:p>
         </w:tc>
         <w:tc>
           <w:tcPr>
             <w:tcW w:w="1800" w:type="dxa"/>
+          </w:tcPr>
+          <w:p>
+            <w:pPr>
+              <w:spacing w:line="276" w:lineRule="auto"/>
+              <w:rPr>
+                <w:rFonts w:ascii="Times New Roman" w:hAnsi="Times New Roman" w:cs="Times New Roman"/>
+                <w:b/>
+                <w:bCs/>
+                <w:i/>
+                <w:iCs/>
+              </w:rPr>
+            </w:pPr>
+            <w:r>
+              <w:rPr>
+                <w:rFonts w:ascii="Times New Roman" w:hAnsi="Times New Roman" w:cs="Times New Roman"/>
+                <w:b/>
+                <w:bCs/>
+                <w:i/>
+                <w:iCs/>
+              </w:rPr>
+              <w:t>{{</w:t>
+            </w:r>
+            <w:proofErr w:type="spellStart"/>
+            <w:proofErr w:type="gramStart"/>
+            <w:r>
+              <w:rPr>
+                <w:rFonts w:ascii="Times New Roman" w:hAnsi="Times New Roman" w:cs="Times New Roman"/>
+                <w:b/>
+                <w:bCs/>
+                <w:i/>
+                <w:iCs/>
+              </w:rPr>
+              <w:t>ds.rows</w:t>
+            </w:r>
+            <w:proofErr w:type="gramEnd"/>
+            <w:r>
+              <w:rPr>
+                <w:rFonts w:ascii="Times New Roman" w:hAnsi="Times New Roman" w:cs="Times New Roman"/>
+                <w:b/>
+                <w:bCs/>
+                <w:i/>
+                <w:iCs/>
+              </w:rPr>
+              <w:t>.Application_RegistrationDateText</w:t>
+            </w:r>
+            <w:proofErr w:type="spellEnd"/>
+            <w:r>
+              <w:rPr>
+                <w:rFonts w:ascii="Times New Roman" w:hAnsi="Times New Roman" w:cs="Times New Roman"/>
+                <w:b/>
+                <w:bCs/>
+                <w:i/>
+                <w:iCs/>
+              </w:rPr>
+              <w:t>}}</w:t>
+            </w:r>
+          </w:p>
+          <w:p>
+            <w:pPr>
+              <w:spacing w:line="276" w:lineRule="auto"/>
+              <w:rPr>
+                <w:rFonts w:ascii="Times New Roman" w:hAnsi="Times New Roman" w:cs="Times New Roman"/>
+                <w:b/>
+                <w:bCs/>
+                <w:i/>
+                <w:iCs/>
+              </w:rPr>
+            </w:pPr>
+          </w:p>
+        </w:tc>
+        <w:tc>
+          <w:tcPr>
+            <w:tcW w:w="1530" w:type="dxa"/>
+          </w:tcPr>
+          <w:p>
+            <w:pPr>
+              <w:spacing w:line="276" w:lineRule="auto"/>
+              <w:rPr>
+                <w:rFonts w:ascii="Times New Roman" w:hAnsi="Times New Roman" w:cs="Times New Roman"/>
+                <w:b/>
+                <w:bCs/>
+                <w:i/>
+                <w:iCs/>
+              </w:rPr>
+            </w:pPr>
+            <w:r>
+              <w:rPr>
+                <w:rFonts w:ascii="Times New Roman" w:hAnsi="Times New Roman" w:cs="Times New Roman"/>
+                <w:b/>
+                <w:bCs/>
+                <w:i/>
+                <w:iCs/>
+              </w:rPr>
+              <w:t>{{</w:t>
+            </w:r>
+            <w:proofErr w:type="spellStart"/>
+            <w:proofErr w:type="gramStart"/>
+            <w:r>
+              <w:rPr>
+                <w:rFonts w:ascii="Times New Roman" w:hAnsi="Times New Roman" w:cs="Times New Roman"/>
+                <w:b/>
+                <w:bCs/>
+                <w:i/>
+                <w:iCs/>
+              </w:rPr>
+              <w:t>ds.rows</w:t>
+            </w:r>
+            <w:proofErr w:type="gramEnd"/>
+            <w:r>
+              <w:rPr>
+                <w:rFonts w:ascii="Times New Roman" w:hAnsi="Times New Roman" w:cs="Times New Roman"/>
+                <w:b/>
+                <w:bCs/>
+                <w:i/>
+                <w:iCs/>
+              </w:rPr>
+              <w:t>.Visa_ExpirationDateText</w:t>
+            </w:r>
+            <w:proofErr w:type="spellEnd"/>
+            <w:r>
+              <w:rPr>
+                <w:rFonts w:ascii="Times New Roman" w:hAnsi="Times New Roman" w:cs="Times New Roman"/>
+                <w:b/>
+                <w:bCs/>
+                <w:i/>
+                <w:iCs/>
+              </w:rPr>
+              <w:t>}}</w:t>
+            </w:r>
+          </w:p>
+          <w:p>
+            <w:pPr>
+              <w:spacing w:line="276" w:lineRule="auto"/>
+              <w:rPr>
+                <w:rFonts w:ascii="Times New Roman" w:hAnsi="Times New Roman" w:cs="Times New Roman"/>
+                <w:b/>
+                <w:bCs/>
+                <w:i/>
+                <w:iCs/>
+              </w:rPr>
+            </w:pPr>
+          </w:p>
+        </w:tc>
+        <w:tc>
+          <w:tcPr>
+            <w:tcW w:w="2070" w:type="dxa"/>
+          </w:tcPr>
+          <w:p>
+            <w:pPr>
+              <w:spacing w:line="276" w:lineRule="auto"/>
+              <w:rPr>
+                <w:rFonts w:ascii="Times New Roman" w:hAnsi="Times New Roman" w:cs="Times New Roman"/>
+                <w:b/>
+                <w:bCs/>
+                <w:i/>
+                <w:iCs/>
+              </w:rPr>
+            </w:pPr>
+            <w:r>
+              <w:rPr>
+                <w:rFonts w:ascii="Times New Roman" w:hAnsi="Times New Roman" w:cs="Times New Roman"/>
+                <w:b/>
+                <w:bCs/>
+                <w:i/>
+                <w:iCs/>
+              </w:rPr>
+              <w:t>{{</w:t>
+            </w:r>
+            <w:proofErr w:type="spellStart"/>
+            <w:proofErr w:type="gramStart"/>
+            <w:r>
+              <w:rPr>
+                <w:rFonts w:ascii="Times New Roman" w:hAnsi="Times New Roman" w:cs="Times New Roman"/>
+                <w:b/>
+                <w:bCs/>
+                <w:i/>
+                <w:iCs/>
+              </w:rPr>
+              <w:t>ds.rows</w:t>
+            </w:r>
+            <w:proofErr w:type="gramEnd"/>
+            <w:r>
+              <w:rPr>
+                <w:rFonts w:ascii="Times New Roman" w:hAnsi="Times New Roman" w:cs="Times New Roman"/>
+                <w:b/>
+                <w:bCs/>
+                <w:i/>
+                <w:iCs/>
+              </w:rPr>
+              <w:t>.Application_DateText</w:t>
+            </w:r>
+            <w:proofErr w:type="spellEnd"/>
+            <w:r>
+              <w:rPr>
+                <w:rFonts w:ascii="Times New Roman" w:hAnsi="Times New Roman" w:cs="Times New Roman"/>
+                <w:b/>
+                <w:bCs/>
+                <w:i/>
+                <w:iCs/>
+              </w:rPr>
+              <w:t>}} {{</w:t>
+            </w:r>
+            <w:proofErr w:type="spellStart"/>
+            <w:proofErr w:type="gramStart"/>
+            <w:r>
+              <w:rPr>
+                <w:rFonts w:ascii="Times New Roman" w:hAnsi="Times New Roman" w:cs="Times New Roman"/>
+                <w:b/>
+                <w:bCs/>
+                <w:i/>
+                <w:iCs/>
+              </w:rPr>
+              <w:t>ds.rows</w:t>
+            </w:r>
+            <w:proofErr w:type="gramEnd"/>
+            <w:r>
+              <w:rPr>
+                <w:rFonts w:ascii="Times New Roman" w:hAnsi="Times New Roman" w:cs="Times New Roman"/>
+                <w:b/>
+                <w:bCs/>
+                <w:i/>
+                <w:iCs/>
+              </w:rPr>
+              <w:t>.Application_FullNumber</w:t>
+            </w:r>
+            <w:proofErr w:type="spellEnd"/>
+            <w:r>
+              <w:rPr>
+                <w:rFonts w:ascii="Times New Roman" w:hAnsi="Times New Roman" w:cs="Times New Roman"/>
+                <w:b/>
+                <w:bCs/>
+                <w:i/>
+                <w:iCs/>
+              </w:rPr>
+              <w:t>}}</w:t>
+            </w:r>
+          </w:p>
+        </w:tc>
+        <w:tc>
+          <w:tcPr>
+            <w:tcW w:w="1890" w:type="dxa"/>
           </w:tcPr>
           <w:p>
             <w:pPr>
@@ -4132,113 +4489,11 @@
             </w:pPr>
           </w:p>
         </w:tc>
-        <w:tc>
-          <w:tcPr>
-            <w:tcW w:w="1800" w:type="dxa"/>
-          </w:tcPr>
-          <w:p>
-            <w:pPr>
-              <w:spacing w:line="276" w:lineRule="auto"/>
-              <w:jc w:val="center"/>
-              <w:rPr>
-                <w:rFonts w:ascii="Times New Roman" w:hAnsi="Times New Roman" w:cs="Times New Roman"/>
-                <w:b/>
-                <w:bCs/>
-                <w:i/>
-                <w:iCs/>
-              </w:rPr>
-            </w:pPr>
-            <w:r>
-              <w:rPr>
-                <w:rFonts w:ascii="Times New Roman" w:hAnsi="Times New Roman" w:cs="Times New Roman"/>
-                <w:b/>
-                <w:bCs/>
-                <w:i/>
-                <w:iCs/>
-                <w:highlight w:val="yellow"/>
-              </w:rPr>
-              <w:t>20.01.2026</w:t>
-            </w:r>
-          </w:p>
-        </w:tc>
-        <w:tc>
-          <w:tcPr>
-            <w:tcW w:w="1530" w:type="dxa"/>
-          </w:tcPr>
-          <w:p>
-            <w:pPr>
-              <w:spacing w:line="276" w:lineRule="auto"/>
-              <w:jc w:val="center"/>
-              <w:rPr>
-                <w:rFonts w:ascii="Times New Roman" w:hAnsi="Times New Roman" w:cs="Times New Roman"/>
-                <w:b/>
-                <w:bCs/>
-                <w:i/>
-                <w:iCs/>
-              </w:rPr>
-            </w:pPr>
-            <w:r>
-              <w:rPr>
-                <w:rFonts w:ascii="Times New Roman" w:hAnsi="Times New Roman" w:cs="Times New Roman"/>
-                <w:b/>
-                <w:bCs/>
-                <w:i/>
-                <w:iCs/>
-                <w:highlight w:val="yellow"/>
-              </w:rPr>
-              <w:t>06.07.2026</w:t>
-            </w:r>
-          </w:p>
-        </w:tc>
-        <w:tc>
-          <w:tcPr>
-            <w:tcW w:w="2070" w:type="dxa"/>
-          </w:tcPr>
-          <w:p>
-            <w:pPr>
-              <w:spacing w:line="276" w:lineRule="auto"/>
-              <w:jc w:val="center"/>
-              <w:rPr>
-                <w:rFonts w:ascii="Times New Roman" w:hAnsi="Times New Roman" w:cs="Times New Roman"/>
-                <w:b/>
-                <w:bCs/>
-                <w:i/>
-                <w:iCs/>
-              </w:rPr>
-            </w:pPr>
-            <w:r>
-              <w:rPr>
-                <w:rFonts w:ascii="Times New Roman" w:hAnsi="Times New Roman" w:cs="Times New Roman"/>
-                <w:b/>
-                <w:bCs/>
-                <w:i/>
-                <w:iCs/>
-                <w:highlight w:val="yellow"/>
-              </w:rPr>
-              <w:t>20.01.2026 1/-120</w:t>
-            </w:r>
-          </w:p>
-        </w:tc>
-        <w:tc>
-          <w:tcPr>
-            <w:tcW w:w="1890" w:type="dxa"/>
-          </w:tcPr>
-          <w:p>
-            <w:pPr>
-              <w:spacing w:line="276" w:lineRule="auto"/>
-              <w:jc w:val="center"/>
-              <w:rPr>
-                <w:rFonts w:ascii="Times New Roman" w:hAnsi="Times New Roman" w:cs="Times New Roman"/>
-                <w:b/>
-                <w:bCs/>
-                <w:i/>
-                <w:iCs/>
-              </w:rPr>
-            </w:pPr>
-          </w:p>
-        </w:tc>
       </w:tr>
       <w:tr>
+        <w:trPr>
+          <w:trHeight w:hRule="exact" w:val="288"/>
+        </w:trPr>
         <w:tc>
           <w:tcPr>
             <w:tcW w:w="1980" w:type="dxa"/>
@@ -4369,6 +4624,7 @@
         <w:tblStyle w:val="TableGrid"/>
         <w:tblW w:w="11070" w:type="dxa"/>
         <w:tblInd w:w="-905" w:type="dxa"/>
+        <w:tblLayout w:type="fixed"/>
         <w:tblLook w:val="04A0" w:firstRow="1" w:lastRow="0" w:firstColumn="1" w:lastColumn="0" w:noHBand="0" w:noVBand="1"/>
       </w:tblPr>
       <w:tblGrid>
@@ -4581,134 +4837,62 @@
                 <w:iCs/>
               </w:rPr>
             </w:pPr>
-            <w:proofErr w:type="spellStart"/>
-            <w:r>
-              <w:rPr>
-                <w:rFonts w:ascii="Times New Roman" w:hAnsi="Times New Roman"/>
-                <w:b/>
-                <w:bCs/>
-                <w:i/>
-                <w:iCs/>
-                <w:color w:val="000000"/>
-                <w:kern w:val="0"/>
-                <w:sz w:val="26"/>
-                <w:szCs w:val="26"/>
-                <w:highlight w:val="yellow"/>
-              </w:rPr>
-              <w:t>Aşgabat</w:t>
-            </w:r>
-            <w:proofErr w:type="spellEnd"/>
-            <w:r>
-              <w:rPr>
-                <w:rFonts w:ascii="Times New Roman" w:hAnsi="Times New Roman"/>
-                <w:b/>
-                <w:bCs/>
-                <w:i/>
-                <w:iCs/>
-                <w:color w:val="000000"/>
-                <w:kern w:val="0"/>
-                <w:sz w:val="26"/>
-                <w:szCs w:val="26"/>
-                <w:highlight w:val="yellow"/>
-              </w:rPr>
-              <w:t xml:space="preserve"> </w:t>
-            </w:r>
-            <w:proofErr w:type="spellStart"/>
-            <w:r>
-              <w:rPr>
-                <w:rFonts w:ascii="Times New Roman" w:hAnsi="Times New Roman"/>
-                <w:b/>
-                <w:bCs/>
-                <w:i/>
-                <w:iCs/>
-                <w:color w:val="000000"/>
-                <w:kern w:val="0"/>
-                <w:sz w:val="26"/>
-                <w:szCs w:val="26"/>
-                <w:highlight w:val="yellow"/>
-              </w:rPr>
-              <w:t>şäheriniň</w:t>
-            </w:r>
-            <w:proofErr w:type="spellEnd"/>
-            <w:r>
-              <w:rPr>
-                <w:rFonts w:ascii="Times New Roman" w:hAnsi="Times New Roman"/>
-                <w:b/>
-                <w:bCs/>
-                <w:i/>
-                <w:iCs/>
-                <w:color w:val="000000"/>
-                <w:kern w:val="0"/>
-                <w:sz w:val="26"/>
-                <w:szCs w:val="26"/>
-                <w:highlight w:val="yellow"/>
-              </w:rPr>
-              <w:t xml:space="preserve"> 1958-nji (</w:t>
-            </w:r>
-            <w:proofErr w:type="spellStart"/>
-            <w:r>
-              <w:rPr>
-                <w:rFonts w:ascii="Times New Roman" w:hAnsi="Times New Roman"/>
-                <w:b/>
-                <w:bCs/>
-                <w:i/>
-                <w:iCs/>
-                <w:color w:val="000000"/>
-                <w:kern w:val="0"/>
-                <w:sz w:val="26"/>
-                <w:szCs w:val="26"/>
-                <w:highlight w:val="yellow"/>
-              </w:rPr>
-              <w:t>Andalyp</w:t>
-            </w:r>
-            <w:proofErr w:type="spellEnd"/>
-            <w:r>
-              <w:rPr>
-                <w:rFonts w:ascii="Times New Roman" w:hAnsi="Times New Roman"/>
-                <w:b/>
-                <w:bCs/>
-                <w:i/>
-                <w:iCs/>
-                <w:color w:val="000000"/>
-                <w:kern w:val="0"/>
-                <w:sz w:val="26"/>
-                <w:szCs w:val="26"/>
-                <w:highlight w:val="yellow"/>
-              </w:rPr>
-              <w:t xml:space="preserve">) </w:t>
-            </w:r>
-            <w:proofErr w:type="spellStart"/>
-            <w:r>
-              <w:rPr>
-                <w:rFonts w:ascii="Times New Roman" w:hAnsi="Times New Roman"/>
-                <w:b/>
-                <w:bCs/>
-                <w:i/>
-                <w:iCs/>
-                <w:color w:val="000000"/>
-                <w:kern w:val="0"/>
-                <w:sz w:val="26"/>
-                <w:szCs w:val="26"/>
-                <w:highlight w:val="yellow"/>
-              </w:rPr>
-              <w:t>köçesi</w:t>
-            </w:r>
-            <w:proofErr w:type="spellEnd"/>
-            <w:r>
-              <w:rPr>
-                <w:rFonts w:ascii="Times New Roman" w:hAnsi="Times New Roman"/>
-                <w:b/>
-                <w:bCs/>
-                <w:i/>
-                <w:iCs/>
-                <w:color w:val="000000"/>
-                <w:kern w:val="0"/>
-                <w:sz w:val="26"/>
-                <w:szCs w:val="26"/>
-                <w:highlight w:val="yellow"/>
-              </w:rPr>
-              <w:t xml:space="preserve"> jaý-86, öý-115</w:t>
-            </w:r>
+            <w:r>
+              <w:rPr>
+                <w:rFonts w:ascii="Times New Roman" w:hAnsi="Times New Roman" w:cs="Times New Roman"/>
+                <w:b/>
+                <w:bCs/>
+                <w:i/>
+                <w:iCs/>
+              </w:rPr>
+              <w:t>{{</w:t>
+            </w:r>
+            <w:proofErr w:type="spellStart"/>
+            <w:proofErr w:type="gramStart"/>
+            <w:r>
+              <w:rPr>
+                <w:rFonts w:ascii="Times New Roman" w:hAnsi="Times New Roman" w:cs="Times New Roman"/>
+                <w:b/>
+                <w:bCs/>
+                <w:i/>
+                <w:iCs/>
+              </w:rPr>
+              <w:t>ds.rows</w:t>
+            </w:r>
+            <w:proofErr w:type="gramEnd"/>
+            <w:r>
+              <w:rPr>
+                <w:rFonts w:ascii="Times New Roman" w:hAnsi="Times New Roman" w:cs="Times New Roman"/>
+                <w:b/>
+                <w:bCs/>
+                <w:i/>
+                <w:iCs/>
+              </w:rPr>
+              <w:t>.Address_FullAddress</w:t>
+            </w:r>
+            <w:proofErr w:type="spellEnd"/>
+            <w:r>
+              <w:rPr>
+                <w:rFonts w:ascii="Times New Roman" w:hAnsi="Times New Roman" w:cs="Times New Roman"/>
+                <w:b/>
+                <w:bCs/>
+                <w:i/>
+                <w:iCs/>
+              </w:rPr>
+              <w:t>}}</w:t>
+            </w:r>
+          </w:p>
+          <w:p>
+            <w:pPr>
+              <w:spacing w:line="276" w:lineRule="auto"/>
+              <w:rPr>
+                <w:rFonts w:ascii="Times New Roman" w:hAnsi="Times New Roman" w:cs="Times New Roman"/>
+                <w:b/>
+                <w:bCs/>
+                <w:i/>
+                <w:iCs/>
+              </w:rPr>
+            </w:pPr>
           </w:p>
         </w:tc>
         <w:tc>
@@ -4726,134 +4910,62 @@
                 <w:iCs/>
               </w:rPr>
             </w:pPr>
-            <w:proofErr w:type="spellStart"/>
-            <w:r>
-              <w:rPr>
-                <w:rFonts w:ascii="Times New Roman" w:hAnsi="Times New Roman"/>
-                <w:b/>
-                <w:bCs/>
-                <w:i/>
-                <w:iCs/>
-                <w:color w:val="000000"/>
-                <w:kern w:val="0"/>
-                <w:sz w:val="26"/>
-                <w:szCs w:val="26"/>
-                <w:highlight w:val="yellow"/>
-              </w:rPr>
-              <w:t>Aşgabat</w:t>
-            </w:r>
-            <w:proofErr w:type="spellEnd"/>
-            <w:r>
-              <w:rPr>
-                <w:rFonts w:ascii="Times New Roman" w:hAnsi="Times New Roman"/>
-                <w:b/>
-                <w:bCs/>
-                <w:i/>
-                <w:iCs/>
-                <w:color w:val="000000"/>
-                <w:kern w:val="0"/>
-                <w:sz w:val="26"/>
-                <w:szCs w:val="26"/>
-                <w:highlight w:val="yellow"/>
-              </w:rPr>
-              <w:t xml:space="preserve"> </w:t>
-            </w:r>
-            <w:proofErr w:type="spellStart"/>
-            <w:r>
-              <w:rPr>
-                <w:rFonts w:ascii="Times New Roman" w:hAnsi="Times New Roman"/>
-                <w:b/>
-                <w:bCs/>
-                <w:i/>
-                <w:iCs/>
-                <w:color w:val="000000"/>
-                <w:kern w:val="0"/>
-                <w:sz w:val="26"/>
-                <w:szCs w:val="26"/>
-                <w:highlight w:val="yellow"/>
-              </w:rPr>
-              <w:t>şäher</w:t>
-            </w:r>
-            <w:proofErr w:type="spellEnd"/>
-            <w:r>
-              <w:rPr>
-                <w:rFonts w:ascii="Times New Roman" w:hAnsi="Times New Roman"/>
-                <w:b/>
-                <w:bCs/>
-                <w:i/>
-                <w:iCs/>
-                <w:color w:val="000000"/>
-                <w:kern w:val="0"/>
-                <w:sz w:val="26"/>
-                <w:szCs w:val="26"/>
-                <w:highlight w:val="yellow"/>
-              </w:rPr>
-              <w:t xml:space="preserve"> </w:t>
-            </w:r>
-            <w:proofErr w:type="spellStart"/>
-            <w:r>
-              <w:rPr>
-                <w:rFonts w:ascii="Times New Roman" w:hAnsi="Times New Roman"/>
-                <w:b/>
-                <w:bCs/>
-                <w:i/>
-                <w:iCs/>
-                <w:color w:val="000000"/>
-                <w:kern w:val="0"/>
-                <w:sz w:val="26"/>
-                <w:szCs w:val="26"/>
-                <w:highlight w:val="yellow"/>
-              </w:rPr>
-              <w:t>howa</w:t>
-            </w:r>
-            <w:proofErr w:type="spellEnd"/>
-            <w:r>
-              <w:rPr>
-                <w:rFonts w:ascii="Times New Roman" w:hAnsi="Times New Roman"/>
-                <w:b/>
-                <w:bCs/>
-                <w:i/>
-                <w:iCs/>
-                <w:color w:val="000000"/>
-                <w:kern w:val="0"/>
-                <w:sz w:val="26"/>
-                <w:szCs w:val="26"/>
-                <w:highlight w:val="yellow"/>
-              </w:rPr>
-              <w:t xml:space="preserve"> </w:t>
-            </w:r>
-            <w:proofErr w:type="spellStart"/>
-            <w:r>
-              <w:rPr>
-                <w:rFonts w:ascii="Times New Roman" w:hAnsi="Times New Roman"/>
-                <w:b/>
-                <w:bCs/>
-                <w:i/>
-                <w:iCs/>
-                <w:color w:val="000000"/>
-                <w:kern w:val="0"/>
-                <w:sz w:val="26"/>
-                <w:szCs w:val="26"/>
-                <w:highlight w:val="yellow"/>
-              </w:rPr>
-              <w:t>menzilindäki</w:t>
-            </w:r>
-            <w:proofErr w:type="spellEnd"/>
-            <w:r>
-              <w:rPr>
-                <w:rFonts w:ascii="Times New Roman" w:hAnsi="Times New Roman"/>
-                <w:b/>
-                <w:bCs/>
-                <w:i/>
-                <w:iCs/>
-                <w:color w:val="000000"/>
-                <w:kern w:val="0"/>
-                <w:sz w:val="26"/>
-                <w:szCs w:val="26"/>
-                <w:highlight w:val="yellow"/>
-              </w:rPr>
-              <w:t xml:space="preserve"> MGP</w:t>
-            </w:r>
+            <w:r>
+              <w:rPr>
+                <w:rFonts w:ascii="Times New Roman" w:hAnsi="Times New Roman" w:cs="Times New Roman"/>
+                <w:b/>
+                <w:bCs/>
+                <w:i/>
+                <w:iCs/>
+              </w:rPr>
+              <w:t>{{</w:t>
+            </w:r>
+            <w:proofErr w:type="spellStart"/>
+            <w:proofErr w:type="gramStart"/>
+            <w:r>
+              <w:rPr>
+                <w:rFonts w:ascii="Times New Roman" w:hAnsi="Times New Roman" w:cs="Times New Roman"/>
+                <w:b/>
+                <w:bCs/>
+                <w:i/>
+                <w:iCs/>
+              </w:rPr>
+              <w:t>ds.rows</w:t>
+            </w:r>
+            <w:proofErr w:type="gramEnd"/>
+            <w:r>
+              <w:rPr>
+                <w:rFonts w:ascii="Times New Roman" w:hAnsi="Times New Roman" w:cs="Times New Roman"/>
+                <w:b/>
+                <w:bCs/>
+                <w:i/>
+                <w:iCs/>
+              </w:rPr>
+              <w:t>.Travel_CheckPointTm</w:t>
+            </w:r>
+            <w:proofErr w:type="spellEnd"/>
+            <w:r>
+              <w:rPr>
+                <w:rFonts w:ascii="Times New Roman" w:hAnsi="Times New Roman" w:cs="Times New Roman"/>
+                <w:b/>
+                <w:bCs/>
+                <w:i/>
+                <w:iCs/>
+              </w:rPr>
+              <w:t>}}</w:t>
+            </w:r>
+          </w:p>
+          <w:p>
+            <w:pPr>
+              <w:spacing w:line="276" w:lineRule="auto"/>
+              <w:rPr>
+                <w:rFonts w:ascii="Times New Roman" w:hAnsi="Times New Roman" w:cs="Times New Roman"/>
+                <w:b/>
+                <w:bCs/>
+                <w:i/>
+                <w:iCs/>
+              </w:rPr>
+            </w:pPr>
           </w:p>
         </w:tc>
         <w:tc>
@@ -4871,183 +4983,62 @@
                 <w:iCs/>
               </w:rPr>
             </w:pPr>
-            <w:proofErr w:type="spellStart"/>
-            <w:r>
-              <w:rPr>
-                <w:rFonts w:ascii="Times New Roman" w:hAnsi="Times New Roman"/>
-                <w:b/>
-                <w:bCs/>
-                <w:i/>
-                <w:iCs/>
-                <w:color w:val="000000"/>
-                <w:kern w:val="0"/>
-                <w:sz w:val="22"/>
-                <w:szCs w:val="22"/>
-                <w:highlight w:val="yellow"/>
-              </w:rPr>
-              <w:t>Çalyk</w:t>
-            </w:r>
-            <w:proofErr w:type="spellEnd"/>
-            <w:r>
-              <w:rPr>
-                <w:rFonts w:ascii="Times New Roman" w:hAnsi="Times New Roman"/>
-                <w:b/>
-                <w:bCs/>
-                <w:i/>
-                <w:iCs/>
-                <w:color w:val="000000"/>
-                <w:kern w:val="0"/>
-                <w:sz w:val="22"/>
-                <w:szCs w:val="22"/>
-                <w:highlight w:val="yellow"/>
-              </w:rPr>
-              <w:t xml:space="preserve"> Enerji </w:t>
-            </w:r>
-            <w:proofErr w:type="spellStart"/>
-            <w:r>
-              <w:rPr>
-                <w:rFonts w:ascii="Times New Roman" w:hAnsi="Times New Roman"/>
-                <w:b/>
-                <w:bCs/>
-                <w:i/>
-                <w:iCs/>
-                <w:color w:val="000000"/>
-                <w:kern w:val="0"/>
-                <w:sz w:val="22"/>
-                <w:szCs w:val="22"/>
-                <w:highlight w:val="yellow"/>
-              </w:rPr>
-              <w:t>Sanaýi</w:t>
-            </w:r>
-            <w:proofErr w:type="spellEnd"/>
-            <w:r>
-              <w:rPr>
-                <w:rFonts w:ascii="Times New Roman" w:hAnsi="Times New Roman"/>
-                <w:b/>
-                <w:bCs/>
-                <w:i/>
-                <w:iCs/>
-                <w:color w:val="000000"/>
-                <w:kern w:val="0"/>
-                <w:sz w:val="22"/>
-                <w:szCs w:val="22"/>
-                <w:highlight w:val="yellow"/>
-              </w:rPr>
-              <w:t xml:space="preserve"> we </w:t>
-            </w:r>
-            <w:proofErr w:type="spellStart"/>
-            <w:r>
-              <w:rPr>
-                <w:rFonts w:ascii="Times New Roman" w:hAnsi="Times New Roman"/>
-                <w:b/>
-                <w:bCs/>
-                <w:i/>
-                <w:iCs/>
-                <w:color w:val="000000"/>
-                <w:kern w:val="0"/>
-                <w:sz w:val="22"/>
-                <w:szCs w:val="22"/>
-                <w:highlight w:val="yellow"/>
-              </w:rPr>
-              <w:t>Tijaret</w:t>
-            </w:r>
-            <w:proofErr w:type="spellEnd"/>
-            <w:r>
-              <w:rPr>
-                <w:rFonts w:ascii="Times New Roman" w:hAnsi="Times New Roman"/>
-                <w:b/>
-                <w:bCs/>
-                <w:i/>
-                <w:iCs/>
-                <w:color w:val="000000"/>
-                <w:kern w:val="0"/>
-                <w:sz w:val="22"/>
-                <w:szCs w:val="22"/>
-                <w:highlight w:val="yellow"/>
-              </w:rPr>
-              <w:t xml:space="preserve"> A.Ş. Türk </w:t>
-            </w:r>
-            <w:proofErr w:type="spellStart"/>
-            <w:r>
-              <w:rPr>
-                <w:rFonts w:ascii="Times New Roman" w:hAnsi="Times New Roman"/>
-                <w:b/>
-                <w:bCs/>
-                <w:i/>
-                <w:iCs/>
-                <w:color w:val="000000"/>
-                <w:kern w:val="0"/>
-                <w:sz w:val="22"/>
-                <w:szCs w:val="22"/>
-                <w:highlight w:val="yellow"/>
-              </w:rPr>
-              <w:t>kärhanasynyň</w:t>
-            </w:r>
-            <w:proofErr w:type="spellEnd"/>
-            <w:r>
-              <w:rPr>
-                <w:rFonts w:ascii="Times New Roman" w:hAnsi="Times New Roman"/>
-                <w:b/>
-                <w:bCs/>
-                <w:i/>
-                <w:iCs/>
-                <w:color w:val="000000"/>
-                <w:kern w:val="0"/>
-                <w:sz w:val="22"/>
-                <w:szCs w:val="22"/>
-                <w:highlight w:val="yellow"/>
-              </w:rPr>
-              <w:t xml:space="preserve"> </w:t>
-            </w:r>
-            <w:proofErr w:type="spellStart"/>
-            <w:r>
-              <w:rPr>
-                <w:rFonts w:ascii="Times New Roman" w:hAnsi="Times New Roman"/>
-                <w:b/>
-                <w:bCs/>
-                <w:i/>
-                <w:iCs/>
-                <w:color w:val="000000"/>
-                <w:kern w:val="0"/>
-                <w:sz w:val="22"/>
-                <w:szCs w:val="22"/>
-                <w:highlight w:val="yellow"/>
-              </w:rPr>
-              <w:t>Türkmenistandaky</w:t>
-            </w:r>
-            <w:proofErr w:type="spellEnd"/>
-            <w:r>
-              <w:rPr>
-                <w:rFonts w:ascii="Times New Roman" w:hAnsi="Times New Roman"/>
-                <w:b/>
-                <w:bCs/>
-                <w:i/>
-                <w:iCs/>
-                <w:color w:val="000000"/>
-                <w:kern w:val="0"/>
-                <w:sz w:val="22"/>
-                <w:szCs w:val="22"/>
-                <w:highlight w:val="yellow"/>
-              </w:rPr>
-              <w:t xml:space="preserve"> </w:t>
-            </w:r>
-            <w:proofErr w:type="spellStart"/>
-            <w:r>
-              <w:rPr>
-                <w:rFonts w:ascii="Times New Roman" w:hAnsi="Times New Roman"/>
-                <w:b/>
-                <w:bCs/>
-                <w:i/>
-                <w:iCs/>
-                <w:color w:val="000000"/>
-                <w:kern w:val="0"/>
-                <w:sz w:val="22"/>
-                <w:szCs w:val="22"/>
-                <w:highlight w:val="yellow"/>
-              </w:rPr>
-              <w:t>şahamçasy</w:t>
-            </w:r>
-            <w:proofErr w:type="spellEnd"/>
+            <w:r>
+              <w:rPr>
+                <w:rFonts w:ascii="Times New Roman" w:hAnsi="Times New Roman" w:cs="Times New Roman"/>
+                <w:b/>
+                <w:bCs/>
+                <w:i/>
+                <w:iCs/>
+              </w:rPr>
+              <w:t>{{</w:t>
+            </w:r>
+            <w:proofErr w:type="spellStart"/>
+            <w:proofErr w:type="gramStart"/>
+            <w:r>
+              <w:rPr>
+                <w:rFonts w:ascii="Times New Roman" w:hAnsi="Times New Roman" w:cs="Times New Roman"/>
+                <w:b/>
+                <w:bCs/>
+                <w:i/>
+                <w:iCs/>
+              </w:rPr>
+              <w:t>ds.rows</w:t>
+            </w:r>
+            <w:proofErr w:type="gramEnd"/>
+            <w:r>
+              <w:rPr>
+                <w:rFonts w:ascii="Times New Roman" w:hAnsi="Times New Roman" w:cs="Times New Roman"/>
+                <w:b/>
+                <w:bCs/>
+                <w:i/>
+                <w:iCs/>
+              </w:rPr>
+              <w:t>.Application_SponsorName</w:t>
+            </w:r>
+            <w:proofErr w:type="spellEnd"/>
+            <w:r>
+              <w:rPr>
+                <w:rFonts w:ascii="Times New Roman" w:hAnsi="Times New Roman" w:cs="Times New Roman"/>
+                <w:b/>
+                <w:bCs/>
+                <w:i/>
+                <w:iCs/>
+              </w:rPr>
+              <w:t>}}</w:t>
+            </w:r>
+          </w:p>
+          <w:p>
+            <w:pPr>
+              <w:spacing w:line="276" w:lineRule="auto"/>
+              <w:rPr>
+                <w:rFonts w:ascii="Times New Roman" w:hAnsi="Times New Roman" w:cs="Times New Roman"/>
+                <w:b/>
+                <w:bCs/>
+                <w:i/>
+                <w:iCs/>
+              </w:rPr>
+            </w:pPr>
           </w:p>
         </w:tc>
       </w:tr>
@@ -5056,6 +5047,8 @@
       <w:pPr>
         <w:rPr>
           <w:rFonts w:ascii="Times New Roman" w:hAnsi="Times New Roman" w:cs="Times New Roman"/>
+          <w:sz w:val="10"/>
+          <w:szCs w:val="10"/>
         </w:rPr>
       </w:pPr>
     </w:p>
@@ -5064,6 +5057,7 @@
         <w:tblStyle w:val="TableGrid"/>
         <w:tblW w:w="11070" w:type="dxa"/>
         <w:tblInd w:w="-905" w:type="dxa"/>
+        <w:tblLayout w:type="fixed"/>
         <w:tblLook w:val="04A0" w:firstRow="1" w:lastRow="0" w:firstColumn="1" w:lastColumn="0" w:noHBand="0" w:noVBand="1"/>
       </w:tblPr>
       <w:tblGrid>
@@ -5260,10 +5254,55 @@
                 <w:bCs/>
                 <w:i/>
                 <w:iCs/>
-                <w:highlight w:val="yellow"/>
-              </w:rPr>
-              <w:t>20.05.2024</w:t>
-            </w:r>
+              </w:rPr>
+              <w:t>{{</w:t>
+            </w:r>
+            <w:proofErr w:type="spellStart"/>
+            <w:proofErr w:type="gramStart"/>
+            <w:r>
+              <w:rPr>
+                <w:rFonts w:ascii="Times New Roman" w:hAnsi="Times New Roman" w:cs="Times New Roman"/>
+                <w:b/>
+                <w:bCs/>
+                <w:i/>
+                <w:iCs/>
+              </w:rPr>
+              <w:t>ds.rows</w:t>
+            </w:r>
+            <w:proofErr w:type="gramEnd"/>
+            <w:r>
+              <w:rPr>
+                <w:rFonts w:ascii="Times New Roman" w:hAnsi="Times New Roman" w:cs="Times New Roman"/>
+                <w:b/>
+                <w:bCs/>
+                <w:i/>
+                <w:iCs/>
+              </w:rPr>
+              <w:t>.Passport_IssueDateText</w:t>
+            </w:r>
+            <w:proofErr w:type="spellEnd"/>
+            <w:r>
+              <w:rPr>
+                <w:rFonts w:ascii="Times New Roman" w:hAnsi="Times New Roman" w:cs="Times New Roman"/>
+                <w:b/>
+                <w:bCs/>
+                <w:i/>
+                <w:iCs/>
+              </w:rPr>
+              <w:t>}}</w:t>
+            </w:r>
+          </w:p>
+          <w:p>
+            <w:pPr>
+              <w:spacing w:line="276" w:lineRule="auto"/>
+              <w:rPr>
+                <w:rFonts w:ascii="Times New Roman" w:hAnsi="Times New Roman" w:cs="Times New Roman"/>
+                <w:b/>
+                <w:bCs/>
+                <w:i/>
+                <w:iCs/>
+              </w:rPr>
+            </w:pPr>
           </w:p>
         </w:tc>
         <w:tc>
@@ -5288,9 +5327,42 @@
                 <w:bCs/>
                 <w:i/>
                 <w:iCs/>
-                <w:highlight w:val="yellow"/>
-              </w:rPr>
-              <w:t>20.05.2034</w:t>
+              </w:rPr>
+              <w:t>{{</w:t>
+            </w:r>
+            <w:proofErr w:type="spellStart"/>
+            <w:proofErr w:type="gramStart"/>
+            <w:r>
+              <w:rPr>
+                <w:rFonts w:ascii="Times New Roman" w:hAnsi="Times New Roman" w:cs="Times New Roman"/>
+                <w:b/>
+                <w:bCs/>
+                <w:i/>
+                <w:iCs/>
+              </w:rPr>
+              <w:t>ds.rows</w:t>
+            </w:r>
+            <w:proofErr w:type="gramEnd"/>
+            <w:r>
+              <w:rPr>
+                <w:rFonts w:ascii="Times New Roman" w:hAnsi="Times New Roman" w:cs="Times New Roman"/>
+                <w:b/>
+                <w:bCs/>
+                <w:i/>
+                <w:iCs/>
+              </w:rPr>
+              <w:t>.Passport_ExpirationDateText</w:t>
+            </w:r>
+            <w:proofErr w:type="spellEnd"/>
+            <w:r>
+              <w:rPr>
+                <w:rFonts w:ascii="Times New Roman" w:hAnsi="Times New Roman" w:cs="Times New Roman"/>
+                <w:b/>
+                <w:bCs/>
+                <w:i/>
+                <w:iCs/>
+              </w:rPr>
+              <w:t>}}</w:t>
             </w:r>
           </w:p>
         </w:tc>
@@ -5354,9 +5426,42 @@
                 <w:bCs/>
                 <w:i/>
                 <w:iCs/>
-                <w:highlight w:val="yellow"/>
-              </w:rPr>
-              <w:t>TUR</w:t>
+              </w:rPr>
+              <w:t>{{</w:t>
+            </w:r>
+            <w:proofErr w:type="spellStart"/>
+            <w:proofErr w:type="gramStart"/>
+            <w:r>
+              <w:rPr>
+                <w:rFonts w:ascii="Times New Roman" w:hAnsi="Times New Roman" w:cs="Times New Roman"/>
+                <w:b/>
+                <w:bCs/>
+                <w:i/>
+                <w:iCs/>
+              </w:rPr>
+              <w:t>ds.rows</w:t>
+            </w:r>
+            <w:proofErr w:type="gramEnd"/>
+            <w:r>
+              <w:rPr>
+                <w:rFonts w:ascii="Times New Roman" w:hAnsi="Times New Roman" w:cs="Times New Roman"/>
+                <w:b/>
+                <w:bCs/>
+                <w:i/>
+                <w:iCs/>
+              </w:rPr>
+              <w:t>.Person_NationalityCode</w:t>
+            </w:r>
+            <w:proofErr w:type="spellEnd"/>
+            <w:r>
+              <w:rPr>
+                <w:rFonts w:ascii="Times New Roman" w:hAnsi="Times New Roman" w:cs="Times New Roman"/>
+                <w:b/>
+                <w:bCs/>
+                <w:i/>
+                <w:iCs/>
+              </w:rPr>
+              <w:t>}}</w:t>
             </w:r>
           </w:p>
         </w:tc>
@@ -5404,6 +5509,94 @@
         </w:tc>
       </w:tr>
     </w:tbl>
+    <w:p>
+      <w:pPr>
+        <w:spacing w:after="0"/>
+        <w:ind w:left="-450" w:hanging="450"/>
+        <w:rPr>
+          <w:rFonts w:ascii="Times New Roman" w:hAnsi="Times New Roman" w:cs="Times New Roman"/>
+        </w:rPr>
+      </w:pPr>
+      <w:r>
+        <w:rPr>
+          <w:rFonts w:ascii="Times New Roman" w:hAnsi="Times New Roman" w:cs="Times New Roman"/>
+        </w:rPr>
+        <w:t>{</w:t>
+      </w:r>
+      <w:proofErr w:type="gramStart"/>
+      <w:r>
+        <w:rPr>
+          <w:rFonts w:ascii="Times New Roman" w:hAnsi="Times New Roman" w:cs="Times New Roman"/>
+        </w:rPr>
+        <w:t>{:s</w:t>
+      </w:r>
+      <w:proofErr w:type="gramEnd"/>
+      <w:r>
+        <w:rPr>
+          <w:rFonts w:ascii="Times New Roman" w:hAnsi="Times New Roman" w:cs="Times New Roman"/>
+        </w:rPr>
+        <w:t>:</w:t>
+      </w:r>
+      <w:proofErr w:type="gramStart"/>
+      <w:r>
+        <w:rPr>
+          <w:rFonts w:ascii="Times New Roman" w:hAnsi="Times New Roman" w:cs="Times New Roman"/>
+        </w:rPr>
+        <w:t>}}{{:</w:t>
+      </w:r>
+      <w:proofErr w:type="spellStart"/>
+      <w:r>
+        <w:rPr>
+          <w:rFonts w:ascii="Times New Roman" w:hAnsi="Times New Roman" w:cs="Times New Roman"/>
+        </w:rPr>
+        <w:t>PageBreak</w:t>
+      </w:r>
+      <w:proofErr w:type="spellEnd"/>
+      <w:proofErr w:type="gramEnd"/>
+      <w:r>
+        <w:rPr>
+          <w:rFonts w:ascii="Times New Roman" w:hAnsi="Times New Roman" w:cs="Times New Roman"/>
+        </w:rPr>
+        <w:t>}}</w:t>
+      </w:r>
+    </w:p>
+    <w:p>
+      <w:pPr>
+        <w:spacing w:after="0"/>
+        <w:ind w:left="-450" w:hanging="450"/>
+        <w:rPr>
+          <w:rFonts w:ascii="Times New Roman" w:hAnsi="Times New Roman" w:cs="Times New Roman"/>
+        </w:rPr>
+      </w:pPr>
+      <w:r>
+        <w:rPr>
+          <w:rFonts w:ascii="Times New Roman" w:hAnsi="Times New Roman" w:cs="Times New Roman"/>
+        </w:rPr>
+        <w:t xml:space="preserve"> </w:t>
+      </w:r>
+      <w:r>
+        <w:rPr>
+          <w:rFonts w:ascii="Times New Roman" w:hAnsi="Times New Roman" w:cs="Times New Roman"/>
+        </w:rPr>
+        <w:t>{{/</w:t>
+      </w:r>
+      <w:proofErr w:type="spellStart"/>
+      <w:proofErr w:type="gramStart"/>
+      <w:r>
+        <w:rPr>
+          <w:rFonts w:ascii="Times New Roman" w:hAnsi="Times New Roman" w:cs="Times New Roman"/>
+        </w:rPr>
+        <w:t>ds.rows</w:t>
+      </w:r>
+      <w:proofErr w:type="spellEnd"/>
+      <w:proofErr w:type="gramEnd"/>
+      <w:r>
+        <w:rPr>
+          <w:rFonts w:ascii="Times New Roman" w:hAnsi="Times New Roman" w:cs="Times New Roman"/>
+        </w:rPr>
+        <w:t>}}</w:t>
+      </w:r>
+    </w:p>
     <w:p>
       <w:pPr>
         <w:rPr>
@@ -5412,10 +5605,10 @@
       </w:pPr>
     </w:p>
     <w:sectPr>
-      <w:headerReference w:type="even" r:id="rId8"/>
-      <w:headerReference w:type="first" r:id="rId9"/>
+      <w:headerReference w:type="even" r:id="rId7"/>
+      <w:headerReference w:type="first" r:id="rId8"/>
       <w:pgSz w:w="12240" w:h="15840"/>
-      <w:pgMar w:top="900" w:right="1440" w:bottom="1440" w:left="1440" w:header="720" w:footer="720" w:gutter="0"/>
+      <w:pgMar w:top="450" w:right="1440" w:bottom="270" w:left="1350" w:header="720" w:footer="720" w:gutter="0"/>
       <w:cols w:space="720"/>
       <w:docGrid w:linePitch="360"/>
     </w:sectPr>
@@ -5567,7 +5760,6 @@
               <v:path gradientshapeok="t" o:connecttype="rect"/>
             </v:shapetype>
             <v:shape id="Text Box 2" o:spid="_x0000_s1026" type="#_x0000_t202" alt="Şirket İçi" style="position:absolute;margin-left:0;margin-top:0;width:53.15pt;height:27.75pt;z-index:251659264;visibility:visible;mso-wrap-style:none;mso-wrap-distance-left:0;mso-wrap-distance-top:0;mso-wrap-distance-right:0;mso-wrap-distance-bottom:0;mso-position-horizontal:left;mso-position-horizontal-relative:page;mso-position-vertical:top;mso-position-vertical-relative:page;v-text-anchor:top" o:gfxdata="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" filled="f" stroked="f">
-              <v:fill o:detectmouseclick="t"/>
               <v:textbox style="mso-fit-shape-to-text:t" inset="20pt,15pt,0,0">
                 <w:txbxContent>
                   <w:p>
@@ -5698,7 +5890,6 @@
               <v:path gradientshapeok="t" o:connecttype="rect"/>
             </v:shapetype>
             <v:shape id="Text Box 1" o:spid="_x0000_s1027" type="#_x0000_t202" alt="Şirket İçi" style="position:absolute;margin-left:0;margin-top:0;width:53.15pt;height:27.75pt;z-index:251658240;visibility:visible;mso-wrap-style:none;mso-wrap-distance-left:0;mso-wrap-distance-top:0;mso-wrap-distance-right:0;mso-wrap-distance-bottom:0;mso-position-horizontal:left;mso-position-horizontal-relative:page;mso-position-vertical:top;mso-position-vertical-relative:page;v-text-anchor:top" o:gfxdata="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" filled="f" stroked="f">
-              <v:fill o:detectmouseclick="t"/>
               <v:textbox style="mso-fit-shape-to-text:t" inset="20pt,15pt,0,0">
                 <w:txbxContent>
                   <w:p>
@@ -6527,7 +6718,6 @@
   <w:style w:type="character" w:default="1" w:styleId="DefaultParagraphFont">
     <w:name w:val="Default Paragraph Font"/>
     <w:uiPriority w:val="1"/>
-    <w:semiHidden/>
     <w:unhideWhenUsed/>
   </w:style>
   <w:style w:type="table" w:default="1" w:styleId="TableNormal">

--- a/Visa2026.Module/Resources/Templates/Forma_16.docx
+++ b/Visa2026.Module/Resources/Templates/Forma_16.docx
@@ -1485,7 +1485,7 @@
       </w:tr>
       <w:tr>
         <w:trPr>
-          <w:trHeight w:hRule="exact" w:val="288"/>
+          <w:trHeight w:val="288"/>
         </w:trPr>
         <w:tc>
           <w:tcPr>
@@ -1627,21 +1627,6 @@
               </w:rPr>
               <w:t>}}</w:t>
             </w:r>
-          </w:p>
-          <w:p>
-            <w:pPr>
-              <w:rPr>
-                <w:rFonts w:ascii="Times New Roman" w:hAnsi="Times New Roman"/>
-                <w:b/>
-                <w:bCs/>
-                <w:i/>
-                <w:iCs/>
-                <w:color w:val="000000"/>
-                <w:kern w:val="0"/>
-                <w:sz w:val="22"/>
-                <w:szCs w:val="22"/>
-              </w:rPr>
-            </w:pPr>
           </w:p>
           <w:p>
             <w:pPr>
@@ -2069,18 +2054,18 @@
                 <w:sz w:val="22"/>
                 <w:szCs w:val="22"/>
               </w:rPr>
-              <w:t xml:space="preserve">11. </w:t>
-            </w:r>
-            <w:proofErr w:type="spellStart"/>
-            <w:r>
-              <w:rPr>
-                <w:rFonts w:ascii="Times New Roman" w:hAnsi="Times New Roman"/>
-                <w:color w:val="000000"/>
-                <w:kern w:val="0"/>
-                <w:sz w:val="22"/>
-                <w:szCs w:val="22"/>
-              </w:rPr>
-              <w:t>Wizanyň</w:t>
+              <w:t>11. W</w:t>
+            </w:r>
+            <w:proofErr w:type="spellStart"/>
+            <w:r>
+              <w:rPr>
+                <w:rFonts w:ascii="Times New Roman" w:hAnsi="Times New Roman"/>
+                <w:color w:val="000000"/>
+                <w:kern w:val="0"/>
+                <w:sz w:val="22"/>
+                <w:szCs w:val="22"/>
+              </w:rPr>
+              <w:t>izanyň</w:t>
             </w:r>
             <w:proofErr w:type="spellEnd"/>
             <w:r>
@@ -6718,6 +6703,7 @@
   <w:style w:type="character" w:default="1" w:styleId="DefaultParagraphFont">
     <w:name w:val="Default Paragraph Font"/>
     <w:uiPriority w:val="1"/>
+    <w:semiHidden/>
     <w:unhideWhenUsed/>
   </w:style>
   <w:style w:type="table" w:default="1" w:styleId="TableNormal">
